--- a/docs/Выдержки-обвин.закл.-из-архивных-формуляров.docx
+++ b/docs/Выдержки-обвин.закл.-из-архивных-формуляров.docx
@@ -7,35 +7,6 @@
         <w:spacing w:after="0" w:line="240" w:lineRule="auto"/>
         <w:rPr>
           <w:rFonts w:ascii="Arial" w:hAnsi="Arial" w:cs="Arial"/>
-          <w:b/>
-          <w:bCs/>
-          <w:lang w:val="ru-RU"/>
-        </w:rPr>
-      </w:pPr>
-      <w:r>
-        <w:rPr>
-          <w:rFonts w:ascii="Arial" w:hAnsi="Arial" w:cs="Arial"/>
-          <w:b/>
-          <w:bCs/>
-          <w:lang w:val="ru-RU"/>
-        </w:rPr>
-        <w:t>В</w:t>
-      </w:r>
-      <w:r>
-        <w:rPr>
-          <w:rFonts w:ascii="Arial" w:hAnsi="Arial" w:cs="Arial"/>
-          <w:b/>
-          <w:bCs/>
-          <w:lang w:val="ru-RU"/>
-        </w:rPr>
-        <w:t>ыдержки из архивных формуляров</w:t>
-      </w:r>
-    </w:p>
-    <w:p>
-      <w:pPr>
-        <w:spacing w:after="0" w:line="240" w:lineRule="auto"/>
-        <w:rPr>
-          <w:rFonts w:ascii="Arial" w:hAnsi="Arial" w:cs="Arial"/>
           <w:sz w:val="16"/>
           <w:szCs w:val="16"/>
           <w:lang w:val="ru-RU"/>
@@ -421,27 +392,7 @@
           <w:szCs w:val="16"/>
           <w:lang w:val="ru-RU"/>
         </w:rPr>
-        <w:t xml:space="preserve">Обвинение: "агитация за открытие церкви, клевета на политику </w:t>
-      </w:r>
-      <w:proofErr w:type="spellStart"/>
-      <w:r>
-        <w:rPr>
-          <w:rFonts w:ascii="Arial" w:hAnsi="Arial" w:cs="Arial"/>
-          <w:sz w:val="16"/>
-          <w:szCs w:val="16"/>
-          <w:lang w:val="ru-RU"/>
-        </w:rPr>
-        <w:t>Сов.власти</w:t>
-      </w:r>
-      <w:proofErr w:type="spellEnd"/>
-      <w:r>
-        <w:rPr>
-          <w:rFonts w:ascii="Arial" w:hAnsi="Arial" w:cs="Arial"/>
-          <w:sz w:val="16"/>
-          <w:szCs w:val="16"/>
-          <w:lang w:val="ru-RU"/>
-        </w:rPr>
-        <w:t xml:space="preserve"> о притеснении верующих, организатор крестного хода".</w:t>
+        <w:t>Обвинение: "агитация за открытие церкви, клевета на политику Сов.власти о притеснении верующих, организатор крестного хода".</w:t>
       </w:r>
     </w:p>
     <w:p>
@@ -647,19 +598,8 @@
           <w:szCs w:val="16"/>
           <w:lang w:val="ru-RU"/>
         </w:rPr>
-        <w:t xml:space="preserve">г. в Ужуре расстреляны как заложницы за убийство </w:t>
-      </w:r>
-      <w:proofErr w:type="spellStart"/>
-      <w:r>
-        <w:rPr>
-          <w:rFonts w:ascii="Arial" w:hAnsi="Arial" w:cs="Arial"/>
-          <w:sz w:val="16"/>
-          <w:szCs w:val="16"/>
-          <w:lang w:val="ru-RU"/>
-        </w:rPr>
-        <w:t>зампродкомиссара</w:t>
-      </w:r>
-      <w:proofErr w:type="spellEnd"/>
+        <w:t>г. в Ужуре расстреляны как заложницы за убийство зампродкомиссара</w:t>
+      </w:r>
     </w:p>
     <w:p>
       <w:pPr>
@@ -895,27 +835,7 @@
           <w:szCs w:val="16"/>
           <w:lang w:val="ru-RU"/>
         </w:rPr>
-        <w:t xml:space="preserve">являлась одной из руководительниц "бабского бунта" в марте 1930г. в </w:t>
-      </w:r>
-      <w:proofErr w:type="spellStart"/>
-      <w:r>
-        <w:rPr>
-          <w:rFonts w:ascii="Arial" w:hAnsi="Arial" w:cs="Arial"/>
-          <w:sz w:val="16"/>
-          <w:szCs w:val="16"/>
-          <w:lang w:val="ru-RU"/>
-        </w:rPr>
-        <w:t>ст-це</w:t>
-      </w:r>
-      <w:proofErr w:type="spellEnd"/>
-      <w:r>
-        <w:rPr>
-          <w:rFonts w:ascii="Arial" w:hAnsi="Arial" w:cs="Arial"/>
-          <w:sz w:val="16"/>
-          <w:szCs w:val="16"/>
-          <w:lang w:val="ru-RU"/>
-        </w:rPr>
-        <w:t xml:space="preserve"> Полтавской, направленного к разгрому колхоза</w:t>
+        <w:t>являлась одной из руководительниц "бабского бунта" в марте 1930г. в ст-це Полтавской, направленного к разгрому колхоза</w:t>
       </w:r>
       <w:r>
         <w:rPr>
@@ -1197,27 +1117,7 @@
           <w:szCs w:val="16"/>
           <w:lang w:val="ru-RU"/>
         </w:rPr>
-        <w:t xml:space="preserve">"участница к/р церковной </w:t>
-      </w:r>
-      <w:proofErr w:type="spellStart"/>
-      <w:r>
-        <w:rPr>
-          <w:rFonts w:ascii="Arial" w:hAnsi="Arial" w:cs="Arial"/>
-          <w:sz w:val="16"/>
-          <w:szCs w:val="16"/>
-          <w:lang w:val="ru-RU"/>
-        </w:rPr>
-        <w:t>дивер</w:t>
-      </w:r>
-      <w:proofErr w:type="spellEnd"/>
-      <w:r>
-        <w:rPr>
-          <w:rFonts w:ascii="Arial" w:hAnsi="Arial" w:cs="Arial"/>
-          <w:sz w:val="16"/>
-          <w:szCs w:val="16"/>
-          <w:lang w:val="ru-RU"/>
-        </w:rPr>
-        <w:t>.-террористической организации и создательница подпольного женского монастыря". Тройкой УНКВД Горьковской области 20 ноября 1937 г. приговорена к высшей мере наказания. Расстреляна в г. Горький 28 ноября 1937 г.</w:t>
+        <w:t>"участница к/р церковной дивер.-террористической организации и создательница подпольного женского монастыря". Тройкой УНКВД Горьковской области 20 ноября 1937 г. приговорена к высшей мере наказания. Расстреляна в г. Горький 28 ноября 1937 г.</w:t>
       </w:r>
     </w:p>
     <w:p>
@@ -1282,7 +1182,1994 @@
           <w:szCs w:val="16"/>
           <w:lang w:val="ru-RU"/>
         </w:rPr>
-        <w:t xml:space="preserve">Приговор: Постановлением оперативно-чекистского партизанского отряда </w:t>
+        <w:t>Приговор: Постановлением оперативно-чекистского партизанского отряда им.Чапаева, 16.07.1942 — ВМН.</w:t>
+      </w:r>
+    </w:p>
+    <w:p>
+      <w:pPr>
+        <w:spacing w:after="0" w:line="240" w:lineRule="auto"/>
+        <w:rPr>
+          <w:rFonts w:ascii="Arial" w:hAnsi="Arial" w:cs="Arial"/>
+          <w:sz w:val="16"/>
+          <w:szCs w:val="16"/>
+          <w:lang w:val="ru-RU"/>
+        </w:rPr>
+      </w:pPr>
+      <w:r>
+        <w:rPr>
+          <w:rFonts w:ascii="Arial" w:hAnsi="Arial" w:cs="Arial"/>
+          <w:sz w:val="16"/>
+          <w:szCs w:val="16"/>
+          <w:lang w:val="ru-RU"/>
+        </w:rPr>
+        <w:t>---------------------------------------------------------------</w:t>
+      </w:r>
+    </w:p>
+    <w:p>
+      <w:pPr>
+        <w:spacing w:after="0" w:line="240" w:lineRule="auto"/>
+        <w:rPr>
+          <w:rFonts w:ascii="Arial" w:hAnsi="Arial" w:cs="Arial"/>
+          <w:sz w:val="16"/>
+          <w:szCs w:val="16"/>
+          <w:lang w:val="ru-RU"/>
+        </w:rPr>
+      </w:pPr>
+      <w:r>
+        <w:rPr>
+          <w:rFonts w:ascii="Arial" w:hAnsi="Arial" w:cs="Arial"/>
+          <w:sz w:val="16"/>
+          <w:szCs w:val="16"/>
+          <w:lang w:val="ru-RU"/>
+        </w:rPr>
+        <w:t xml:space="preserve">Обвинение: </w:t>
+      </w:r>
+      <w:r>
+        <w:rPr>
+          <w:rFonts w:ascii="Arial" w:hAnsi="Arial" w:cs="Arial"/>
+          <w:sz w:val="16"/>
+          <w:szCs w:val="16"/>
+          <w:lang w:val="ru-RU"/>
+        </w:rPr>
+        <w:t>проводила а/с агитацию в общежитии ИТК-2, клеветала на Сов. власть, восхваляла одного из руководителей капиталистического государства.  Приговор: расстрел</w:t>
+      </w:r>
+    </w:p>
+    <w:p>
+      <w:pPr>
+        <w:spacing w:after="0" w:line="240" w:lineRule="auto"/>
+        <w:rPr>
+          <w:rFonts w:ascii="Arial" w:hAnsi="Arial" w:cs="Arial"/>
+          <w:sz w:val="16"/>
+          <w:szCs w:val="16"/>
+          <w:lang w:val="ru-RU"/>
+        </w:rPr>
+      </w:pPr>
+      <w:r>
+        <w:rPr>
+          <w:rFonts w:ascii="Arial" w:hAnsi="Arial" w:cs="Arial"/>
+          <w:sz w:val="16"/>
+          <w:szCs w:val="16"/>
+          <w:lang w:val="ru-RU"/>
+        </w:rPr>
+        <w:t>-----------------------------------------------</w:t>
+      </w:r>
+    </w:p>
+    <w:p>
+      <w:pPr>
+        <w:spacing w:after="0" w:line="240" w:lineRule="auto"/>
+        <w:rPr>
+          <w:rFonts w:ascii="Arial" w:hAnsi="Arial" w:cs="Arial"/>
+          <w:sz w:val="16"/>
+          <w:szCs w:val="16"/>
+          <w:lang w:val="ru-RU"/>
+        </w:rPr>
+      </w:pPr>
+      <w:r>
+        <w:rPr>
+          <w:rFonts w:ascii="Arial" w:hAnsi="Arial" w:cs="Arial"/>
+          <w:sz w:val="16"/>
+          <w:szCs w:val="16"/>
+          <w:lang w:val="ru-RU"/>
+        </w:rPr>
+        <w:t xml:space="preserve">Обвинение: </w:t>
+      </w:r>
+      <w:r>
+        <w:rPr>
+          <w:rFonts w:ascii="Arial" w:hAnsi="Arial" w:cs="Arial"/>
+          <w:sz w:val="16"/>
+          <w:szCs w:val="16"/>
+          <w:lang w:val="ru-RU"/>
+        </w:rPr>
+        <w:t>антисоветская агитация, распр-ие клеветнич.измышлений о мероприятиях ВКП(б) и сов. Правительства).  Приговор: ВМН Расстреляна 11 сентября 1941 г.</w:t>
+      </w:r>
+    </w:p>
+    <w:p>
+      <w:pPr>
+        <w:spacing w:after="0" w:line="240" w:lineRule="auto"/>
+        <w:rPr>
+          <w:rFonts w:ascii="Arial" w:hAnsi="Arial" w:cs="Arial"/>
+          <w:sz w:val="16"/>
+          <w:szCs w:val="16"/>
+          <w:lang w:val="ru-RU"/>
+        </w:rPr>
+      </w:pPr>
+      <w:r>
+        <w:rPr>
+          <w:rFonts w:ascii="Arial" w:hAnsi="Arial" w:cs="Arial"/>
+          <w:sz w:val="16"/>
+          <w:szCs w:val="16"/>
+          <w:lang w:val="ru-RU"/>
+        </w:rPr>
+        <w:t>-----------------------------------------------------------</w:t>
+      </w:r>
+    </w:p>
+    <w:p>
+      <w:pPr>
+        <w:spacing w:after="0" w:line="240" w:lineRule="auto"/>
+        <w:rPr>
+          <w:rFonts w:ascii="Arial" w:hAnsi="Arial" w:cs="Arial"/>
+          <w:sz w:val="16"/>
+          <w:szCs w:val="16"/>
+          <w:lang w:val="ru-RU"/>
+        </w:rPr>
+      </w:pPr>
+      <w:r>
+        <w:rPr>
+          <w:rFonts w:ascii="Arial" w:hAnsi="Arial" w:cs="Arial"/>
+          <w:sz w:val="16"/>
+          <w:szCs w:val="16"/>
+          <w:lang w:val="ru-RU"/>
+        </w:rPr>
+        <w:t>О</w:t>
+      </w:r>
+      <w:r>
+        <w:rPr>
+          <w:rFonts w:ascii="Arial" w:hAnsi="Arial" w:cs="Arial"/>
+          <w:sz w:val="16"/>
+          <w:szCs w:val="16"/>
+          <w:lang w:val="ru-RU"/>
+        </w:rPr>
+        <w:t>бв</w:t>
+      </w:r>
+      <w:r>
+        <w:rPr>
+          <w:rFonts w:ascii="Arial" w:hAnsi="Arial" w:cs="Arial"/>
+          <w:sz w:val="16"/>
+          <w:szCs w:val="16"/>
+          <w:lang w:val="ru-RU"/>
+        </w:rPr>
+        <w:t>инение</w:t>
+      </w:r>
+      <w:r>
+        <w:rPr>
+          <w:rFonts w:ascii="Arial" w:hAnsi="Arial" w:cs="Arial"/>
+          <w:sz w:val="16"/>
+          <w:szCs w:val="16"/>
+          <w:lang w:val="ru-RU"/>
+        </w:rPr>
+        <w:t>:</w:t>
+      </w:r>
+      <w:r>
+        <w:rPr>
+          <w:rFonts w:ascii="Arial" w:hAnsi="Arial" w:cs="Arial"/>
+          <w:sz w:val="16"/>
+          <w:szCs w:val="16"/>
+        </w:rPr>
+        <w:t> </w:t>
+      </w:r>
+      <w:r>
+        <w:rPr>
+          <w:rFonts w:ascii="Arial" w:hAnsi="Arial" w:cs="Arial"/>
+          <w:sz w:val="16"/>
+          <w:szCs w:val="16"/>
+          <w:lang w:val="ru-RU"/>
+        </w:rPr>
+        <w:t>была враждебно настроена к Сов. власти, открыто среди жильцов выражала свое недовольствие. Расстреляна 14 марта 1938 г.</w:t>
+      </w:r>
+    </w:p>
+    <w:p>
+      <w:pPr>
+        <w:spacing w:after="0" w:line="240" w:lineRule="auto"/>
+        <w:rPr>
+          <w:rFonts w:ascii="Arial" w:hAnsi="Arial" w:cs="Arial"/>
+          <w:sz w:val="16"/>
+          <w:szCs w:val="16"/>
+          <w:lang w:val="ru-RU"/>
+        </w:rPr>
+      </w:pPr>
+      <w:r>
+        <w:rPr>
+          <w:rFonts w:ascii="Arial" w:hAnsi="Arial" w:cs="Arial"/>
+          <w:sz w:val="16"/>
+          <w:szCs w:val="16"/>
+          <w:lang w:val="ru-RU"/>
+        </w:rPr>
+        <w:t>-----------------------------------------------</w:t>
+      </w:r>
+    </w:p>
+    <w:p>
+      <w:pPr>
+        <w:spacing w:after="0" w:line="240" w:lineRule="auto"/>
+        <w:rPr>
+          <w:rFonts w:ascii="Arial" w:hAnsi="Arial" w:cs="Arial"/>
+          <w:sz w:val="16"/>
+          <w:szCs w:val="16"/>
+          <w:lang w:val="ru-RU"/>
+        </w:rPr>
+      </w:pPr>
+      <w:r>
+        <w:rPr>
+          <w:rFonts w:ascii="Arial" w:hAnsi="Arial" w:cs="Arial"/>
+          <w:sz w:val="16"/>
+          <w:szCs w:val="16"/>
+          <w:lang w:val="ru-RU"/>
+        </w:rPr>
+        <w:t>О</w:t>
+      </w:r>
+      <w:r>
+        <w:rPr>
+          <w:rFonts w:ascii="Arial" w:hAnsi="Arial" w:cs="Arial"/>
+          <w:sz w:val="16"/>
+          <w:szCs w:val="16"/>
+          <w:lang w:val="ru-RU"/>
+        </w:rPr>
+        <w:t>бв</w:t>
+      </w:r>
+      <w:r>
+        <w:rPr>
+          <w:rFonts w:ascii="Arial" w:hAnsi="Arial" w:cs="Arial"/>
+          <w:sz w:val="16"/>
+          <w:szCs w:val="16"/>
+          <w:lang w:val="ru-RU"/>
+        </w:rPr>
+        <w:t>инение</w:t>
+      </w:r>
+      <w:r>
+        <w:rPr>
+          <w:rFonts w:ascii="Arial" w:hAnsi="Arial" w:cs="Arial"/>
+          <w:sz w:val="16"/>
+          <w:szCs w:val="16"/>
+          <w:lang w:val="ru-RU"/>
+        </w:rPr>
+        <w:t>:</w:t>
+      </w:r>
+      <w:r>
+        <w:rPr>
+          <w:rFonts w:ascii="Arial" w:hAnsi="Arial" w:cs="Arial"/>
+          <w:sz w:val="16"/>
+          <w:szCs w:val="16"/>
+        </w:rPr>
+        <w:t> </w:t>
+      </w:r>
+      <w:r>
+        <w:rPr>
+          <w:rFonts w:ascii="Arial" w:hAnsi="Arial" w:cs="Arial"/>
+          <w:sz w:val="16"/>
+          <w:szCs w:val="16"/>
+          <w:lang w:val="ru-RU"/>
+        </w:rPr>
+        <w:t>проводил</w:t>
+      </w:r>
+      <w:r>
+        <w:rPr>
+          <w:rFonts w:ascii="Arial" w:hAnsi="Arial" w:cs="Arial"/>
+          <w:sz w:val="16"/>
+          <w:szCs w:val="16"/>
+          <w:lang w:val="ru-RU"/>
+        </w:rPr>
+        <w:t>а</w:t>
+      </w:r>
+      <w:r>
+        <w:rPr>
+          <w:rFonts w:ascii="Arial" w:hAnsi="Arial" w:cs="Arial"/>
+          <w:sz w:val="16"/>
+          <w:szCs w:val="16"/>
+          <w:lang w:val="ru-RU"/>
+        </w:rPr>
+        <w:t xml:space="preserve"> к</w:t>
+      </w:r>
+      <w:r>
+        <w:rPr>
+          <w:rFonts w:ascii="Arial" w:hAnsi="Arial" w:cs="Arial"/>
+          <w:sz w:val="16"/>
+          <w:szCs w:val="16"/>
+          <w:lang w:val="ru-RU"/>
+        </w:rPr>
+        <w:t>онтр-революционную</w:t>
+      </w:r>
+      <w:r>
+        <w:rPr>
+          <w:rFonts w:ascii="Arial" w:hAnsi="Arial" w:cs="Arial"/>
+          <w:sz w:val="16"/>
+          <w:szCs w:val="16"/>
+          <w:lang w:val="ru-RU"/>
+        </w:rPr>
+        <w:t xml:space="preserve"> шпионскую работу в пользу</w:t>
+      </w:r>
+      <w:r>
+        <w:rPr>
+          <w:rFonts w:ascii="Arial" w:hAnsi="Arial" w:cs="Arial"/>
+          <w:sz w:val="16"/>
+          <w:szCs w:val="16"/>
+          <w:lang w:val="ru-RU"/>
+        </w:rPr>
+        <w:t xml:space="preserve"> Японии</w:t>
+      </w:r>
+    </w:p>
+    <w:p>
+      <w:pPr>
+        <w:spacing w:after="0" w:line="240" w:lineRule="auto"/>
+        <w:rPr>
+          <w:rFonts w:ascii="Arial" w:hAnsi="Arial" w:cs="Arial"/>
+          <w:sz w:val="16"/>
+          <w:szCs w:val="16"/>
+          <w:lang w:val="ru-RU"/>
+        </w:rPr>
+      </w:pPr>
+      <w:r>
+        <w:rPr>
+          <w:rFonts w:ascii="Arial" w:hAnsi="Arial" w:cs="Arial"/>
+          <w:sz w:val="16"/>
+          <w:szCs w:val="16"/>
+          <w:lang w:val="ru-RU"/>
+        </w:rPr>
+        <w:t>--------------------------------------------------</w:t>
+      </w:r>
+    </w:p>
+    <w:p>
+      <w:pPr>
+        <w:spacing w:after="0" w:line="240" w:lineRule="auto"/>
+        <w:rPr>
+          <w:rFonts w:ascii="Arial" w:hAnsi="Arial" w:cs="Arial"/>
+          <w:sz w:val="16"/>
+          <w:szCs w:val="16"/>
+          <w:lang w:val="ru-RU"/>
+        </w:rPr>
+      </w:pPr>
+      <w:r>
+        <w:rPr>
+          <w:rFonts w:ascii="Arial" w:hAnsi="Arial" w:cs="Arial"/>
+          <w:sz w:val="16"/>
+          <w:szCs w:val="16"/>
+          <w:lang w:val="ru-RU"/>
+        </w:rPr>
+        <w:t>О</w:t>
+      </w:r>
+      <w:r>
+        <w:rPr>
+          <w:rFonts w:ascii="Arial" w:hAnsi="Arial" w:cs="Arial"/>
+          <w:sz w:val="16"/>
+          <w:szCs w:val="16"/>
+          <w:lang w:val="ru-RU"/>
+        </w:rPr>
+        <w:t>бв</w:t>
+      </w:r>
+      <w:r>
+        <w:rPr>
+          <w:rFonts w:ascii="Arial" w:hAnsi="Arial" w:cs="Arial"/>
+          <w:sz w:val="16"/>
+          <w:szCs w:val="16"/>
+          <w:lang w:val="ru-RU"/>
+        </w:rPr>
+        <w:t>инена</w:t>
+      </w:r>
+      <w:r>
+        <w:rPr>
+          <w:rFonts w:ascii="Arial" w:hAnsi="Arial" w:cs="Arial"/>
+          <w:sz w:val="16"/>
+          <w:szCs w:val="16"/>
+          <w:lang w:val="ru-RU"/>
+        </w:rPr>
+        <w:t>:</w:t>
+      </w:r>
+      <w:r>
+        <w:rPr>
+          <w:rFonts w:ascii="Arial" w:hAnsi="Arial" w:cs="Arial"/>
+          <w:sz w:val="16"/>
+          <w:szCs w:val="16"/>
+        </w:rPr>
+        <w:t> </w:t>
+      </w:r>
+      <w:r>
+        <w:rPr>
+          <w:rFonts w:ascii="Arial" w:hAnsi="Arial" w:cs="Arial"/>
+          <w:sz w:val="16"/>
+          <w:szCs w:val="16"/>
+          <w:lang w:val="ru-RU"/>
+        </w:rPr>
+        <w:t xml:space="preserve">в </w:t>
+      </w:r>
+      <w:r>
+        <w:rPr>
+          <w:rFonts w:ascii="Arial" w:hAnsi="Arial" w:cs="Arial"/>
+          <w:sz w:val="16"/>
+          <w:szCs w:val="16"/>
+          <w:lang w:val="ru-RU"/>
+        </w:rPr>
+        <w:t>активном участии в а/с террористической шпион</w:t>
+      </w:r>
+      <w:r>
+        <w:rPr>
+          <w:rFonts w:ascii="Arial" w:hAnsi="Arial" w:cs="Arial"/>
+          <w:sz w:val="16"/>
+          <w:szCs w:val="16"/>
+          <w:lang w:val="ru-RU"/>
+        </w:rPr>
+        <w:t>ско</w:t>
+      </w:r>
+      <w:r>
+        <w:rPr>
+          <w:rFonts w:ascii="Arial" w:hAnsi="Arial" w:cs="Arial"/>
+          <w:sz w:val="16"/>
+          <w:szCs w:val="16"/>
+          <w:lang w:val="ru-RU"/>
+        </w:rPr>
+        <w:t>-диверс</w:t>
+      </w:r>
+      <w:r>
+        <w:rPr>
+          <w:rFonts w:ascii="Arial" w:hAnsi="Arial" w:cs="Arial"/>
+          <w:sz w:val="16"/>
+          <w:szCs w:val="16"/>
+          <w:lang w:val="ru-RU"/>
+        </w:rPr>
+        <w:t>ионной</w:t>
+      </w:r>
+      <w:r>
+        <w:rPr>
+          <w:rFonts w:ascii="Arial" w:hAnsi="Arial" w:cs="Arial"/>
+          <w:sz w:val="16"/>
+          <w:szCs w:val="16"/>
+          <w:lang w:val="ru-RU"/>
+        </w:rPr>
+        <w:t xml:space="preserve"> орг</w:t>
+      </w:r>
+      <w:r>
+        <w:rPr>
+          <w:rFonts w:ascii="Arial" w:hAnsi="Arial" w:cs="Arial"/>
+          <w:sz w:val="16"/>
+          <w:szCs w:val="16"/>
+          <w:lang w:val="ru-RU"/>
+        </w:rPr>
+        <w:t>анизации</w:t>
+      </w:r>
+      <w:r>
+        <w:rPr>
+          <w:rFonts w:ascii="Arial" w:hAnsi="Arial" w:cs="Arial"/>
+          <w:sz w:val="16"/>
+          <w:szCs w:val="16"/>
+          <w:lang w:val="ru-RU"/>
+        </w:rPr>
+        <w:t xml:space="preserve"> на Рублевской водонасосной станции. Расстреляна 27 сентября 1938 г.</w:t>
+      </w:r>
+    </w:p>
+    <w:p>
+      <w:pPr>
+        <w:spacing w:after="0" w:line="240" w:lineRule="auto"/>
+        <w:rPr>
+          <w:rFonts w:ascii="Arial" w:hAnsi="Arial" w:cs="Arial"/>
+          <w:sz w:val="16"/>
+          <w:szCs w:val="16"/>
+          <w:lang w:val="ru-RU"/>
+        </w:rPr>
+      </w:pPr>
+      <w:r>
+        <w:rPr>
+          <w:rFonts w:ascii="Arial" w:hAnsi="Arial" w:cs="Arial"/>
+          <w:sz w:val="16"/>
+          <w:szCs w:val="16"/>
+          <w:lang w:val="ru-RU"/>
+        </w:rPr>
+        <w:t>----------------------------------------</w:t>
+      </w:r>
+    </w:p>
+    <w:p>
+      <w:pPr>
+        <w:spacing w:after="0" w:line="240" w:lineRule="auto"/>
+        <w:rPr>
+          <w:rFonts w:ascii="Arial" w:hAnsi="Arial" w:cs="Arial"/>
+          <w:sz w:val="16"/>
+          <w:szCs w:val="16"/>
+          <w:lang w:val="ru-RU"/>
+        </w:rPr>
+      </w:pPr>
+      <w:r>
+        <w:rPr>
+          <w:rFonts w:ascii="Arial" w:hAnsi="Arial" w:cs="Arial"/>
+          <w:sz w:val="16"/>
+          <w:szCs w:val="16"/>
+          <w:lang w:val="ru-RU"/>
+        </w:rPr>
+        <w:t>О</w:t>
+      </w:r>
+      <w:r>
+        <w:rPr>
+          <w:rFonts w:ascii="Arial" w:hAnsi="Arial" w:cs="Arial"/>
+          <w:sz w:val="16"/>
+          <w:szCs w:val="16"/>
+          <w:lang w:val="ru-RU"/>
+        </w:rPr>
+        <w:t>бв</w:t>
+      </w:r>
+      <w:r>
+        <w:rPr>
+          <w:rFonts w:ascii="Arial" w:hAnsi="Arial" w:cs="Arial"/>
+          <w:sz w:val="16"/>
+          <w:szCs w:val="16"/>
+          <w:lang w:val="ru-RU"/>
+        </w:rPr>
+        <w:t>инение</w:t>
+      </w:r>
+      <w:r>
+        <w:rPr>
+          <w:rFonts w:ascii="Arial" w:hAnsi="Arial" w:cs="Arial"/>
+          <w:sz w:val="16"/>
+          <w:szCs w:val="16"/>
+          <w:lang w:val="ru-RU"/>
+        </w:rPr>
+        <w:t>:</w:t>
+      </w:r>
+      <w:r>
+        <w:rPr>
+          <w:rFonts w:ascii="Arial" w:hAnsi="Arial" w:cs="Arial"/>
+          <w:sz w:val="16"/>
+          <w:szCs w:val="16"/>
+        </w:rPr>
+        <w:t> </w:t>
+      </w:r>
+      <w:r>
+        <w:rPr>
+          <w:rFonts w:ascii="Arial" w:hAnsi="Arial" w:cs="Arial"/>
+          <w:sz w:val="16"/>
+          <w:szCs w:val="16"/>
+          <w:lang w:val="ru-RU"/>
+        </w:rPr>
+        <w:t>за к/р агитацию без ссылки на закон.  Приговор: ВМН.</w:t>
+      </w:r>
+    </w:p>
+    <w:p>
+      <w:pPr>
+        <w:spacing w:after="0" w:line="240" w:lineRule="auto"/>
+        <w:rPr>
+          <w:rFonts w:ascii="Arial" w:hAnsi="Arial" w:cs="Arial"/>
+          <w:sz w:val="16"/>
+          <w:szCs w:val="16"/>
+          <w:lang w:val="ru-RU"/>
+        </w:rPr>
+      </w:pPr>
+      <w:r>
+        <w:rPr>
+          <w:rFonts w:ascii="Arial" w:hAnsi="Arial" w:cs="Arial"/>
+          <w:sz w:val="16"/>
+          <w:szCs w:val="16"/>
+          <w:lang w:val="ru-RU"/>
+        </w:rPr>
+        <w:lastRenderedPageBreak/>
+        <w:t>-------------------------------------------------------------------------------------</w:t>
+      </w:r>
+    </w:p>
+    <w:p>
+      <w:pPr>
+        <w:spacing w:after="0" w:line="240" w:lineRule="auto"/>
+        <w:rPr>
+          <w:rFonts w:ascii="Arial" w:hAnsi="Arial" w:cs="Arial"/>
+          <w:sz w:val="16"/>
+          <w:szCs w:val="16"/>
+          <w:lang w:val="ru-RU"/>
+        </w:rPr>
+      </w:pPr>
+      <w:r>
+        <w:rPr>
+          <w:rFonts w:ascii="Arial" w:hAnsi="Arial" w:cs="Arial"/>
+          <w:sz w:val="16"/>
+          <w:szCs w:val="16"/>
+          <w:lang w:val="ru-RU"/>
+        </w:rPr>
+        <w:t>Обвинение: «агент японской разведки».</w:t>
+      </w:r>
+    </w:p>
+    <w:p>
+      <w:pPr>
+        <w:spacing w:after="0" w:line="240" w:lineRule="auto"/>
+        <w:rPr>
+          <w:rFonts w:ascii="Arial" w:hAnsi="Arial" w:cs="Arial"/>
+          <w:sz w:val="16"/>
+          <w:szCs w:val="16"/>
+          <w:lang w:val="ru-RU"/>
+        </w:rPr>
+      </w:pPr>
+      <w:r>
+        <w:rPr>
+          <w:rFonts w:ascii="Arial" w:hAnsi="Arial" w:cs="Arial"/>
+          <w:sz w:val="16"/>
+          <w:szCs w:val="16"/>
+          <w:lang w:val="ru-RU"/>
+        </w:rPr>
+        <w:t>-------------------------------------------------</w:t>
+      </w:r>
+    </w:p>
+    <w:p>
+      <w:pPr>
+        <w:spacing w:after="0" w:line="240" w:lineRule="auto"/>
+        <w:rPr>
+          <w:rFonts w:ascii="Arial" w:hAnsi="Arial" w:cs="Arial"/>
+          <w:sz w:val="16"/>
+          <w:szCs w:val="16"/>
+          <w:lang w:val="ru-RU"/>
+        </w:rPr>
+      </w:pPr>
+      <w:r>
+        <w:rPr>
+          <w:rFonts w:ascii="Arial" w:hAnsi="Arial" w:cs="Arial"/>
+          <w:sz w:val="16"/>
+          <w:szCs w:val="16"/>
+          <w:lang w:val="ru-RU"/>
+        </w:rPr>
+        <w:t xml:space="preserve">Обвинение: </w:t>
+      </w:r>
+      <w:r>
+        <w:rPr>
+          <w:rFonts w:ascii="Arial" w:hAnsi="Arial" w:cs="Arial"/>
+          <w:sz w:val="16"/>
+          <w:szCs w:val="16"/>
+          <w:lang w:val="ru-RU"/>
+        </w:rPr>
+        <w:t>занятие нищенством.</w:t>
+      </w:r>
+      <w:r>
+        <w:rPr>
+          <w:rFonts w:ascii="Arial" w:hAnsi="Arial" w:cs="Arial"/>
+          <w:sz w:val="16"/>
+          <w:szCs w:val="16"/>
+          <w:lang w:val="ru-RU"/>
+        </w:rPr>
+        <w:t xml:space="preserve"> </w:t>
+      </w:r>
+      <w:r>
+        <w:rPr>
+          <w:rFonts w:ascii="Arial" w:hAnsi="Arial" w:cs="Arial"/>
+          <w:sz w:val="16"/>
+          <w:szCs w:val="16"/>
+          <w:lang w:val="ru-RU"/>
+        </w:rPr>
+        <w:t>Расстреляна 8 марта 1938 г.</w:t>
+      </w:r>
+    </w:p>
+    <w:p>
+      <w:pPr>
+        <w:spacing w:after="0" w:line="240" w:lineRule="auto"/>
+        <w:rPr>
+          <w:rFonts w:ascii="Arial" w:hAnsi="Arial" w:cs="Arial"/>
+          <w:sz w:val="16"/>
+          <w:szCs w:val="16"/>
+          <w:lang w:val="ru-RU"/>
+        </w:rPr>
+      </w:pPr>
+      <w:r>
+        <w:rPr>
+          <w:rFonts w:ascii="Arial" w:hAnsi="Arial" w:cs="Arial"/>
+          <w:sz w:val="16"/>
+          <w:szCs w:val="16"/>
+          <w:lang w:val="ru-RU"/>
+        </w:rPr>
+        <w:t>--------------------------------------------------</w:t>
+      </w:r>
+    </w:p>
+    <w:p>
+      <w:pPr>
+        <w:spacing w:after="0" w:line="240" w:lineRule="auto"/>
+        <w:rPr>
+          <w:rFonts w:ascii="Arial" w:hAnsi="Arial" w:cs="Arial"/>
+          <w:sz w:val="16"/>
+          <w:szCs w:val="16"/>
+          <w:lang w:val="ru-RU"/>
+        </w:rPr>
+      </w:pPr>
+      <w:r>
+        <w:rPr>
+          <w:rFonts w:ascii="Arial" w:hAnsi="Arial" w:cs="Arial"/>
+          <w:sz w:val="16"/>
+          <w:szCs w:val="16"/>
+          <w:lang w:val="ru-RU"/>
+        </w:rPr>
+        <w:t>О</w:t>
+      </w:r>
+      <w:r>
+        <w:rPr>
+          <w:rFonts w:ascii="Arial" w:hAnsi="Arial" w:cs="Arial"/>
+          <w:sz w:val="16"/>
+          <w:szCs w:val="16"/>
+          <w:lang w:val="ru-RU"/>
+        </w:rPr>
+        <w:t>бв</w:t>
+      </w:r>
+      <w:r>
+        <w:rPr>
+          <w:rFonts w:ascii="Arial" w:hAnsi="Arial" w:cs="Arial"/>
+          <w:sz w:val="16"/>
+          <w:szCs w:val="16"/>
+          <w:lang w:val="ru-RU"/>
+        </w:rPr>
+        <w:t>инение</w:t>
+      </w:r>
+      <w:r>
+        <w:rPr>
+          <w:rFonts w:ascii="Arial" w:hAnsi="Arial" w:cs="Arial"/>
+          <w:sz w:val="16"/>
+          <w:szCs w:val="16"/>
+          <w:lang w:val="ru-RU"/>
+        </w:rPr>
+        <w:t>:</w:t>
+      </w:r>
+      <w:r>
+        <w:rPr>
+          <w:rFonts w:ascii="Arial" w:hAnsi="Arial" w:cs="Arial"/>
+          <w:sz w:val="16"/>
+          <w:szCs w:val="16"/>
+        </w:rPr>
+        <w:t> </w:t>
+      </w:r>
+      <w:r>
+        <w:rPr>
+          <w:rFonts w:ascii="Arial" w:hAnsi="Arial" w:cs="Arial"/>
+          <w:sz w:val="16"/>
+          <w:szCs w:val="16"/>
+          <w:lang w:val="ru-RU"/>
+        </w:rPr>
+        <w:t>"Союз спасения России".</w:t>
+      </w:r>
+      <w:r>
+        <w:rPr>
+          <w:rFonts w:ascii="Arial" w:hAnsi="Arial" w:cs="Arial"/>
+          <w:sz w:val="16"/>
+          <w:szCs w:val="16"/>
+          <w:lang w:val="ru-RU"/>
+        </w:rPr>
+        <w:t xml:space="preserve"> </w:t>
+      </w:r>
+      <w:r>
+        <w:rPr>
+          <w:rFonts w:ascii="Arial" w:hAnsi="Arial" w:cs="Arial"/>
+          <w:sz w:val="16"/>
+          <w:szCs w:val="16"/>
+          <w:lang w:val="ru-RU"/>
+        </w:rPr>
+        <w:t>Приговор: расстрел</w:t>
+      </w:r>
+    </w:p>
+    <w:p>
+      <w:pPr>
+        <w:spacing w:after="0" w:line="240" w:lineRule="auto"/>
+        <w:rPr>
+          <w:rFonts w:ascii="Arial" w:hAnsi="Arial" w:cs="Arial"/>
+          <w:sz w:val="16"/>
+          <w:szCs w:val="16"/>
+          <w:lang w:val="ru-RU"/>
+        </w:rPr>
+      </w:pPr>
+      <w:r>
+        <w:rPr>
+          <w:rFonts w:ascii="Arial" w:hAnsi="Arial" w:cs="Arial"/>
+          <w:sz w:val="16"/>
+          <w:szCs w:val="16"/>
+          <w:lang w:val="ru-RU"/>
+        </w:rPr>
+        <w:t>------------------------------------------------</w:t>
+      </w:r>
+    </w:p>
+    <w:p>
+      <w:pPr>
+        <w:spacing w:after="0" w:line="240" w:lineRule="auto"/>
+        <w:rPr>
+          <w:rFonts w:ascii="Arial" w:hAnsi="Arial" w:cs="Arial"/>
+          <w:sz w:val="16"/>
+          <w:szCs w:val="16"/>
+          <w:lang w:val="ru-RU"/>
+        </w:rPr>
+      </w:pPr>
+      <w:r>
+        <w:rPr>
+          <w:rFonts w:ascii="Arial" w:hAnsi="Arial" w:cs="Arial"/>
+          <w:sz w:val="16"/>
+          <w:szCs w:val="16"/>
+          <w:lang w:val="ru-RU"/>
+        </w:rPr>
+        <w:t>О</w:t>
+      </w:r>
+      <w:r>
+        <w:rPr>
+          <w:rFonts w:ascii="Arial" w:hAnsi="Arial" w:cs="Arial"/>
+          <w:sz w:val="16"/>
+          <w:szCs w:val="16"/>
+          <w:lang w:val="ru-RU"/>
+        </w:rPr>
+        <w:t>бв</w:t>
+      </w:r>
+      <w:r>
+        <w:rPr>
+          <w:rFonts w:ascii="Arial" w:hAnsi="Arial" w:cs="Arial"/>
+          <w:sz w:val="16"/>
+          <w:szCs w:val="16"/>
+          <w:lang w:val="ru-RU"/>
+        </w:rPr>
+        <w:t>инение</w:t>
+      </w:r>
+      <w:r>
+        <w:rPr>
+          <w:rFonts w:ascii="Arial" w:hAnsi="Arial" w:cs="Arial"/>
+          <w:sz w:val="16"/>
+          <w:szCs w:val="16"/>
+          <w:lang w:val="ru-RU"/>
+        </w:rPr>
+        <w:t>:</w:t>
+      </w:r>
+      <w:r>
+        <w:rPr>
+          <w:rFonts w:ascii="Arial" w:hAnsi="Arial" w:cs="Arial"/>
+          <w:sz w:val="16"/>
+          <w:szCs w:val="16"/>
+        </w:rPr>
+        <w:t> </w:t>
+      </w:r>
+      <w:r>
+        <w:rPr>
+          <w:rFonts w:ascii="Arial" w:hAnsi="Arial" w:cs="Arial"/>
+          <w:sz w:val="16"/>
+          <w:szCs w:val="16"/>
+          <w:lang w:val="ru-RU"/>
+        </w:rPr>
+        <w:t>а/с агитации среди домохозяек и жен бывших заключенных</w:t>
+      </w:r>
+    </w:p>
+    <w:p>
+      <w:pPr>
+        <w:spacing w:after="0" w:line="240" w:lineRule="auto"/>
+        <w:rPr>
+          <w:rFonts w:ascii="Arial" w:hAnsi="Arial" w:cs="Arial"/>
+          <w:sz w:val="16"/>
+          <w:szCs w:val="16"/>
+          <w:lang w:val="ru-RU"/>
+        </w:rPr>
+      </w:pPr>
+      <w:r>
+        <w:rPr>
+          <w:rFonts w:ascii="Arial" w:hAnsi="Arial" w:cs="Arial"/>
+          <w:sz w:val="16"/>
+          <w:szCs w:val="16"/>
+          <w:lang w:val="ru-RU"/>
+        </w:rPr>
+        <w:t>-----------------------------------</w:t>
+      </w:r>
+    </w:p>
+    <w:p>
+      <w:pPr>
+        <w:spacing w:after="0" w:line="240" w:lineRule="auto"/>
+        <w:rPr>
+          <w:rFonts w:ascii="Arial" w:hAnsi="Arial" w:cs="Arial"/>
+          <w:sz w:val="16"/>
+          <w:szCs w:val="16"/>
+          <w:lang w:val="ru-RU"/>
+        </w:rPr>
+      </w:pPr>
+      <w:r>
+        <w:rPr>
+          <w:rFonts w:ascii="Arial" w:hAnsi="Arial" w:cs="Arial"/>
+          <w:sz w:val="16"/>
+          <w:szCs w:val="16"/>
+          <w:lang w:val="ru-RU"/>
+        </w:rPr>
+        <w:t xml:space="preserve">Обвинение: </w:t>
+      </w:r>
+      <w:r>
+        <w:rPr>
+          <w:rFonts w:ascii="Arial" w:hAnsi="Arial" w:cs="Arial"/>
+          <w:sz w:val="16"/>
+          <w:szCs w:val="16"/>
+          <w:lang w:val="ru-RU"/>
+        </w:rPr>
+        <w:t>"провокационные слухи о голоде, войне, падении Сов. вл., колхозов, религиозная агитация"</w:t>
+      </w:r>
+    </w:p>
+    <w:p>
+      <w:pPr>
+        <w:spacing w:after="0" w:line="240" w:lineRule="auto"/>
+        <w:rPr>
+          <w:rFonts w:ascii="Arial" w:hAnsi="Arial" w:cs="Arial"/>
+          <w:sz w:val="16"/>
+          <w:szCs w:val="16"/>
+          <w:lang w:val="ru-RU"/>
+        </w:rPr>
+      </w:pPr>
+      <w:r>
+        <w:rPr>
+          <w:rFonts w:ascii="Arial" w:hAnsi="Arial" w:cs="Arial"/>
+          <w:sz w:val="16"/>
+          <w:szCs w:val="16"/>
+          <w:lang w:val="ru-RU"/>
+        </w:rPr>
+        <w:t>-----------------------------------------------------------</w:t>
+      </w:r>
+    </w:p>
+    <w:p>
+      <w:pPr>
+        <w:spacing w:after="0" w:line="240" w:lineRule="auto"/>
+        <w:rPr>
+          <w:rFonts w:ascii="Arial" w:hAnsi="Arial" w:cs="Arial"/>
+          <w:sz w:val="16"/>
+          <w:szCs w:val="16"/>
+          <w:lang w:val="ru-RU"/>
+        </w:rPr>
+      </w:pPr>
+      <w:r>
+        <w:rPr>
+          <w:rFonts w:ascii="Arial" w:hAnsi="Arial" w:cs="Arial"/>
+          <w:sz w:val="16"/>
+          <w:szCs w:val="16"/>
+          <w:lang w:val="ru-RU"/>
+        </w:rPr>
+        <w:t xml:space="preserve">Обвинение: </w:t>
+      </w:r>
+      <w:r>
+        <w:rPr>
+          <w:rFonts w:ascii="Arial" w:hAnsi="Arial" w:cs="Arial"/>
+          <w:sz w:val="16"/>
+          <w:szCs w:val="16"/>
+          <w:lang w:val="ru-RU"/>
+        </w:rPr>
+        <w:t>"террористические намерения, недоносительство на мужа"</w:t>
+      </w:r>
+    </w:p>
+    <w:p>
+      <w:pPr>
+        <w:spacing w:after="0" w:line="240" w:lineRule="auto"/>
+        <w:rPr>
+          <w:rFonts w:ascii="Arial" w:hAnsi="Arial" w:cs="Arial"/>
+          <w:sz w:val="16"/>
+          <w:szCs w:val="16"/>
+          <w:lang w:val="ru-RU"/>
+        </w:rPr>
+      </w:pPr>
+      <w:r>
+        <w:rPr>
+          <w:rFonts w:ascii="Arial" w:hAnsi="Arial" w:cs="Arial"/>
+          <w:sz w:val="16"/>
+          <w:szCs w:val="16"/>
+          <w:lang w:val="ru-RU"/>
+        </w:rPr>
+        <w:t>-----------------------------------</w:t>
+      </w:r>
+    </w:p>
+    <w:p>
+      <w:pPr>
+        <w:spacing w:after="0" w:line="240" w:lineRule="auto"/>
+        <w:rPr>
+          <w:rFonts w:ascii="Arial" w:hAnsi="Arial" w:cs="Arial"/>
+          <w:sz w:val="16"/>
+          <w:szCs w:val="16"/>
+          <w:lang w:val="ru-RU"/>
+        </w:rPr>
+      </w:pPr>
+      <w:r>
+        <w:rPr>
+          <w:rFonts w:ascii="Arial" w:hAnsi="Arial" w:cs="Arial"/>
+          <w:sz w:val="16"/>
+          <w:szCs w:val="16"/>
+          <w:lang w:val="ru-RU"/>
+        </w:rPr>
+        <w:t>Обвинение: знала о шпионской деятельности своего родственника, нелегально приезжавшего в СССР, и не доносила органам советской власти, принимала у себя на квартире японского агента</w:t>
+      </w:r>
+    </w:p>
+    <w:p>
+      <w:pPr>
+        <w:spacing w:after="0" w:line="240" w:lineRule="auto"/>
+        <w:rPr>
+          <w:rFonts w:ascii="Arial" w:hAnsi="Arial" w:cs="Arial"/>
+          <w:sz w:val="16"/>
+          <w:szCs w:val="16"/>
+          <w:lang w:val="ru-RU"/>
+        </w:rPr>
+      </w:pPr>
+      <w:r>
+        <w:rPr>
+          <w:rFonts w:ascii="Arial" w:hAnsi="Arial" w:cs="Arial"/>
+          <w:sz w:val="16"/>
+          <w:szCs w:val="16"/>
+          <w:lang w:val="ru-RU"/>
+        </w:rPr>
+        <w:t>--------------------------------------</w:t>
+      </w:r>
+    </w:p>
+    <w:p>
+      <w:pPr>
+        <w:spacing w:after="0" w:line="240" w:lineRule="auto"/>
+        <w:rPr>
+          <w:rFonts w:ascii="Arial" w:hAnsi="Arial" w:cs="Arial"/>
+          <w:sz w:val="16"/>
+          <w:szCs w:val="16"/>
+          <w:lang w:val="ru-RU"/>
+        </w:rPr>
+      </w:pPr>
+      <w:r>
+        <w:rPr>
+          <w:rFonts w:ascii="Arial" w:hAnsi="Arial" w:cs="Arial"/>
+          <w:sz w:val="16"/>
+          <w:szCs w:val="16"/>
+          <w:lang w:val="ru-RU"/>
+        </w:rPr>
+        <w:t>О</w:t>
+      </w:r>
+      <w:r>
+        <w:rPr>
+          <w:rFonts w:ascii="Arial" w:hAnsi="Arial" w:cs="Arial"/>
+          <w:sz w:val="16"/>
+          <w:szCs w:val="16"/>
+          <w:lang w:val="ru-RU"/>
+        </w:rPr>
+        <w:t>бвине</w:t>
+      </w:r>
+      <w:r>
+        <w:rPr>
+          <w:rFonts w:ascii="Arial" w:hAnsi="Arial" w:cs="Arial"/>
+          <w:sz w:val="16"/>
+          <w:szCs w:val="16"/>
+          <w:lang w:val="ru-RU"/>
+        </w:rPr>
+        <w:t>ние:</w:t>
+      </w:r>
+      <w:r>
+        <w:rPr>
+          <w:rFonts w:ascii="Arial" w:hAnsi="Arial" w:cs="Arial"/>
+          <w:sz w:val="16"/>
+          <w:szCs w:val="16"/>
+          <w:lang w:val="ru-RU"/>
+        </w:rPr>
+        <w:t xml:space="preserve"> в "преступных связях с главарями" еврейского антифашистского комитета – ЕАК и в шпионаже. Расстреляна 23.11.1950</w:t>
+      </w:r>
+      <w:r>
+        <w:rPr>
+          <w:rFonts w:ascii="Arial" w:hAnsi="Arial" w:cs="Arial"/>
+          <w:sz w:val="16"/>
+          <w:szCs w:val="16"/>
+          <w:lang w:val="ru-RU"/>
+        </w:rPr>
+        <w:t>.</w:t>
+      </w:r>
+    </w:p>
+    <w:p>
+      <w:pPr>
+        <w:spacing w:after="0" w:line="240" w:lineRule="auto"/>
+        <w:rPr>
+          <w:rFonts w:ascii="Arial" w:hAnsi="Arial" w:cs="Arial"/>
+          <w:sz w:val="16"/>
+          <w:szCs w:val="16"/>
+          <w:lang w:val="ru-RU"/>
+        </w:rPr>
+      </w:pPr>
+      <w:r>
+        <w:rPr>
+          <w:rFonts w:ascii="Arial" w:hAnsi="Arial" w:cs="Arial"/>
+          <w:sz w:val="16"/>
+          <w:szCs w:val="16"/>
+          <w:lang w:val="ru-RU"/>
+        </w:rPr>
+        <w:t>-------------------------------------------------------------------------------</w:t>
+      </w:r>
+    </w:p>
+    <w:p>
+      <w:pPr>
+        <w:spacing w:after="0" w:line="240" w:lineRule="auto"/>
+        <w:rPr>
+          <w:rFonts w:ascii="Arial" w:hAnsi="Arial" w:cs="Arial"/>
+          <w:sz w:val="16"/>
+          <w:szCs w:val="16"/>
+          <w:lang w:val="ru-RU"/>
+        </w:rPr>
+      </w:pPr>
+      <w:r>
+        <w:rPr>
+          <w:rFonts w:ascii="Arial" w:hAnsi="Arial" w:cs="Arial"/>
+          <w:sz w:val="16"/>
+          <w:szCs w:val="16"/>
+          <w:lang w:val="ru-RU"/>
+        </w:rPr>
+        <w:t>О</w:t>
+      </w:r>
+      <w:r>
+        <w:rPr>
+          <w:rFonts w:ascii="Arial" w:hAnsi="Arial" w:cs="Arial"/>
+          <w:sz w:val="16"/>
+          <w:szCs w:val="16"/>
+          <w:lang w:val="ru-RU"/>
+        </w:rPr>
+        <w:t>бв</w:t>
+      </w:r>
+      <w:r>
+        <w:rPr>
+          <w:rFonts w:ascii="Arial" w:hAnsi="Arial" w:cs="Arial"/>
+          <w:sz w:val="16"/>
+          <w:szCs w:val="16"/>
+          <w:lang w:val="ru-RU"/>
+        </w:rPr>
+        <w:t>инение</w:t>
+      </w:r>
+      <w:r>
+        <w:rPr>
+          <w:rFonts w:ascii="Arial" w:hAnsi="Arial" w:cs="Arial"/>
+          <w:sz w:val="16"/>
+          <w:szCs w:val="16"/>
+          <w:lang w:val="ru-RU"/>
+        </w:rPr>
+        <w:t xml:space="preserve">: </w:t>
+      </w:r>
+      <w:r>
+        <w:rPr>
+          <w:rFonts w:ascii="Arial" w:hAnsi="Arial" w:cs="Arial"/>
+          <w:sz w:val="16"/>
+          <w:szCs w:val="16"/>
+          <w:lang w:val="ru-RU"/>
+        </w:rPr>
+        <w:t xml:space="preserve">в </w:t>
+      </w:r>
+      <w:r>
+        <w:rPr>
+          <w:rFonts w:ascii="Arial" w:hAnsi="Arial" w:cs="Arial"/>
+          <w:sz w:val="16"/>
+          <w:szCs w:val="16"/>
+          <w:lang w:val="ru-RU"/>
+        </w:rPr>
+        <w:t>шпионаже в пользу Польши. Расстреляна 21 октября 1937 г.</w:t>
+      </w:r>
+    </w:p>
+    <w:p>
+      <w:pPr>
+        <w:spacing w:after="0" w:line="240" w:lineRule="auto"/>
+        <w:rPr>
+          <w:rFonts w:ascii="Arial" w:hAnsi="Arial" w:cs="Arial"/>
+          <w:sz w:val="16"/>
+          <w:szCs w:val="16"/>
+          <w:lang w:val="ru-RU"/>
+        </w:rPr>
+      </w:pPr>
+      <w:r>
+        <w:rPr>
+          <w:rFonts w:ascii="Arial" w:hAnsi="Arial" w:cs="Arial"/>
+          <w:sz w:val="16"/>
+          <w:szCs w:val="16"/>
+          <w:lang w:val="ru-RU"/>
+        </w:rPr>
+        <w:t>------------------------------------------</w:t>
+      </w:r>
+    </w:p>
+    <w:p>
+      <w:pPr>
+        <w:spacing w:after="0" w:line="240" w:lineRule="auto"/>
+        <w:rPr>
+          <w:rFonts w:ascii="Arial" w:hAnsi="Arial" w:cs="Arial"/>
+          <w:sz w:val="16"/>
+          <w:szCs w:val="16"/>
+          <w:lang w:val="ru-RU"/>
+        </w:rPr>
+      </w:pPr>
+      <w:r>
+        <w:rPr>
+          <w:rFonts w:ascii="Arial" w:hAnsi="Arial" w:cs="Arial"/>
+          <w:sz w:val="16"/>
+          <w:szCs w:val="16"/>
+          <w:lang w:val="ru-RU"/>
+        </w:rPr>
+        <w:t>О</w:t>
+      </w:r>
+      <w:r>
+        <w:rPr>
+          <w:rFonts w:ascii="Arial" w:hAnsi="Arial" w:cs="Arial"/>
+          <w:sz w:val="16"/>
+          <w:szCs w:val="16"/>
+          <w:lang w:val="ru-RU"/>
+        </w:rPr>
+        <w:t>бвинение: участник меньшевистской к/р организации.</w:t>
+      </w:r>
+    </w:p>
+    <w:p>
+      <w:pPr>
+        <w:spacing w:after="0" w:line="240" w:lineRule="auto"/>
+        <w:rPr>
+          <w:rFonts w:ascii="Arial" w:hAnsi="Arial" w:cs="Arial"/>
+          <w:sz w:val="16"/>
+          <w:szCs w:val="16"/>
+          <w:lang w:val="ru-RU"/>
+        </w:rPr>
+      </w:pPr>
+      <w:r>
+        <w:rPr>
+          <w:rFonts w:ascii="Arial" w:hAnsi="Arial" w:cs="Arial"/>
+          <w:sz w:val="16"/>
+          <w:szCs w:val="16"/>
+          <w:lang w:val="ru-RU"/>
+        </w:rPr>
+        <w:t>-----------------------------------------------------</w:t>
+      </w:r>
+    </w:p>
+    <w:p>
+      <w:pPr>
+        <w:spacing w:after="0" w:line="240" w:lineRule="auto"/>
+        <w:rPr>
+          <w:rFonts w:ascii="Arial" w:hAnsi="Arial" w:cs="Arial"/>
+          <w:sz w:val="16"/>
+          <w:szCs w:val="16"/>
+          <w:lang w:val="ru-RU"/>
+        </w:rPr>
+      </w:pPr>
+      <w:r>
+        <w:rPr>
+          <w:rFonts w:ascii="Arial" w:hAnsi="Arial" w:cs="Arial"/>
+          <w:sz w:val="16"/>
+          <w:szCs w:val="16"/>
+          <w:lang w:val="ru-RU"/>
+        </w:rPr>
+        <w:t>О</w:t>
+      </w:r>
+      <w:r>
+        <w:rPr>
+          <w:rFonts w:ascii="Arial" w:hAnsi="Arial" w:cs="Arial"/>
+          <w:sz w:val="16"/>
+          <w:szCs w:val="16"/>
+          <w:lang w:val="ru-RU"/>
+        </w:rPr>
+        <w:t>бв</w:t>
+      </w:r>
+      <w:r>
+        <w:rPr>
+          <w:rFonts w:ascii="Arial" w:hAnsi="Arial" w:cs="Arial"/>
+          <w:sz w:val="16"/>
+          <w:szCs w:val="16"/>
+          <w:lang w:val="ru-RU"/>
+        </w:rPr>
+        <w:t>инение</w:t>
+      </w:r>
+      <w:r>
+        <w:rPr>
+          <w:rFonts w:ascii="Arial" w:hAnsi="Arial" w:cs="Arial"/>
+          <w:sz w:val="16"/>
+          <w:szCs w:val="16"/>
+          <w:lang w:val="ru-RU"/>
+        </w:rPr>
+        <w:t>: шпионской деятельности в пользу Японии и связи с родственниками, проживавшими за границей. Расстреляна 4 декабря 1937 г.</w:t>
+      </w:r>
+    </w:p>
+    <w:p>
+      <w:pPr>
+        <w:spacing w:after="0" w:line="240" w:lineRule="auto"/>
+        <w:rPr>
+          <w:rFonts w:ascii="Arial" w:hAnsi="Arial" w:cs="Arial"/>
+          <w:sz w:val="16"/>
+          <w:szCs w:val="16"/>
+          <w:lang w:val="ru-RU"/>
+        </w:rPr>
+      </w:pPr>
+      <w:r>
+        <w:rPr>
+          <w:rFonts w:ascii="Arial" w:hAnsi="Arial" w:cs="Arial"/>
+          <w:sz w:val="16"/>
+          <w:szCs w:val="16"/>
+          <w:lang w:val="ru-RU"/>
+        </w:rPr>
+        <w:t>-------------------------------------------------</w:t>
+      </w:r>
+    </w:p>
+    <w:p>
+      <w:pPr>
+        <w:spacing w:after="0" w:line="240" w:lineRule="auto"/>
+        <w:rPr>
+          <w:rFonts w:ascii="Arial" w:hAnsi="Arial" w:cs="Arial"/>
+          <w:sz w:val="16"/>
+          <w:szCs w:val="16"/>
+          <w:lang w:val="ru-RU"/>
+        </w:rPr>
+      </w:pPr>
+      <w:r>
+        <w:rPr>
+          <w:rFonts w:ascii="Arial" w:hAnsi="Arial" w:cs="Arial"/>
+          <w:sz w:val="16"/>
+          <w:szCs w:val="16"/>
+          <w:lang w:val="ru-RU"/>
+        </w:rPr>
+        <w:t>О</w:t>
+      </w:r>
+      <w:r>
+        <w:rPr>
+          <w:rFonts w:ascii="Arial" w:hAnsi="Arial" w:cs="Arial"/>
+          <w:sz w:val="16"/>
+          <w:szCs w:val="16"/>
+          <w:lang w:val="ru-RU"/>
+        </w:rPr>
+        <w:t>бв</w:t>
+      </w:r>
+      <w:r>
+        <w:rPr>
+          <w:rFonts w:ascii="Arial" w:hAnsi="Arial" w:cs="Arial"/>
+          <w:sz w:val="16"/>
+          <w:szCs w:val="16"/>
+          <w:lang w:val="ru-RU"/>
+        </w:rPr>
+        <w:t>инение</w:t>
+      </w:r>
+      <w:r>
+        <w:rPr>
+          <w:rFonts w:ascii="Arial" w:hAnsi="Arial" w:cs="Arial"/>
+          <w:sz w:val="16"/>
+          <w:szCs w:val="16"/>
+          <w:lang w:val="ru-RU"/>
+        </w:rPr>
+        <w:t>:</w:t>
+      </w:r>
+      <w:r>
+        <w:rPr>
+          <w:rFonts w:ascii="Arial" w:hAnsi="Arial" w:cs="Arial"/>
+          <w:sz w:val="16"/>
+          <w:szCs w:val="16"/>
+        </w:rPr>
+        <w:t> </w:t>
+      </w:r>
+      <w:r>
+        <w:rPr>
+          <w:rFonts w:ascii="Arial" w:hAnsi="Arial" w:cs="Arial"/>
+          <w:sz w:val="16"/>
+          <w:szCs w:val="16"/>
+          <w:lang w:val="ru-RU"/>
+        </w:rPr>
+        <w:t>принадлежности к латышской к/р повстанческой орг-ции. Расстреляна 3 февраля 1938 г.</w:t>
+      </w:r>
+    </w:p>
+    <w:p>
+      <w:pPr>
+        <w:spacing w:after="0" w:line="240" w:lineRule="auto"/>
+        <w:rPr>
+          <w:rFonts w:ascii="Arial" w:hAnsi="Arial" w:cs="Arial"/>
+          <w:sz w:val="16"/>
+          <w:szCs w:val="16"/>
+          <w:lang w:val="ru-RU"/>
+        </w:rPr>
+      </w:pPr>
+      <w:r>
+        <w:rPr>
+          <w:rFonts w:ascii="Arial" w:hAnsi="Arial" w:cs="Arial"/>
+          <w:sz w:val="16"/>
+          <w:szCs w:val="16"/>
+          <w:lang w:val="ru-RU"/>
+        </w:rPr>
+        <w:t>--------------------------------------------------------</w:t>
+      </w:r>
+    </w:p>
+    <w:p>
+      <w:pPr>
+        <w:spacing w:after="0" w:line="240" w:lineRule="auto"/>
+        <w:rPr>
+          <w:rFonts w:ascii="Arial" w:hAnsi="Arial" w:cs="Arial"/>
+          <w:sz w:val="16"/>
+          <w:szCs w:val="16"/>
+          <w:lang w:val="ru-RU"/>
+        </w:rPr>
+      </w:pPr>
+      <w:r>
+        <w:rPr>
+          <w:rFonts w:ascii="Arial" w:hAnsi="Arial" w:cs="Arial"/>
+          <w:sz w:val="16"/>
+          <w:szCs w:val="16"/>
+          <w:lang w:val="ru-RU"/>
+        </w:rPr>
+        <w:t>О</w:t>
+      </w:r>
+      <w:r>
+        <w:rPr>
+          <w:rFonts w:ascii="Arial" w:hAnsi="Arial" w:cs="Arial"/>
+          <w:sz w:val="16"/>
+          <w:szCs w:val="16"/>
+          <w:lang w:val="ru-RU"/>
+        </w:rPr>
+        <w:t>бв</w:t>
+      </w:r>
+      <w:r>
+        <w:rPr>
+          <w:rFonts w:ascii="Arial" w:hAnsi="Arial" w:cs="Arial"/>
+          <w:sz w:val="16"/>
+          <w:szCs w:val="16"/>
+          <w:lang w:val="ru-RU"/>
+        </w:rPr>
+        <w:t>инение</w:t>
+      </w:r>
+      <w:r>
+        <w:rPr>
+          <w:rFonts w:ascii="Arial" w:hAnsi="Arial" w:cs="Arial"/>
+          <w:sz w:val="16"/>
+          <w:szCs w:val="16"/>
+          <w:lang w:val="ru-RU"/>
+        </w:rPr>
+        <w:t>:</w:t>
+      </w:r>
+      <w:r>
+        <w:rPr>
+          <w:rFonts w:ascii="Arial" w:hAnsi="Arial" w:cs="Arial"/>
+          <w:sz w:val="16"/>
+          <w:szCs w:val="16"/>
+        </w:rPr>
+        <w:t> </w:t>
+      </w:r>
+      <w:r>
+        <w:rPr>
+          <w:rFonts w:ascii="Arial" w:hAnsi="Arial" w:cs="Arial"/>
+          <w:sz w:val="16"/>
+          <w:szCs w:val="16"/>
+          <w:lang w:val="ru-RU"/>
+        </w:rPr>
+        <w:t>принадлежности к а/с польской организации 'ПОВ'.</w:t>
+      </w:r>
+      <w:r>
+        <w:rPr>
+          <w:rFonts w:ascii="Arial" w:hAnsi="Arial" w:cs="Arial"/>
+          <w:sz w:val="16"/>
+          <w:szCs w:val="16"/>
+        </w:rPr>
+        <w:t> </w:t>
+      </w:r>
+    </w:p>
+    <w:p>
+      <w:pPr>
+        <w:spacing w:after="0" w:line="240" w:lineRule="auto"/>
+        <w:rPr>
+          <w:rFonts w:ascii="Arial" w:hAnsi="Arial" w:cs="Arial"/>
+          <w:sz w:val="16"/>
+          <w:szCs w:val="16"/>
+          <w:lang w:val="ru-RU"/>
+        </w:rPr>
+      </w:pPr>
+      <w:r>
+        <w:rPr>
+          <w:rFonts w:ascii="Arial" w:hAnsi="Arial" w:cs="Arial"/>
+          <w:sz w:val="16"/>
+          <w:szCs w:val="16"/>
+          <w:lang w:val="ru-RU"/>
+        </w:rPr>
+        <w:t>---------------------------------</w:t>
+      </w:r>
+    </w:p>
+    <w:p>
+      <w:pPr>
+        <w:spacing w:after="0" w:line="240" w:lineRule="auto"/>
+        <w:rPr>
+          <w:rFonts w:ascii="Arial" w:hAnsi="Arial" w:cs="Arial"/>
+          <w:sz w:val="16"/>
+          <w:szCs w:val="16"/>
+          <w:lang w:val="ru-RU"/>
+        </w:rPr>
+      </w:pPr>
+      <w:r>
+        <w:rPr>
+          <w:rFonts w:ascii="Arial" w:hAnsi="Arial" w:cs="Arial"/>
+          <w:sz w:val="16"/>
+          <w:szCs w:val="16"/>
+          <w:lang w:val="ru-RU"/>
+        </w:rPr>
+        <w:t>О</w:t>
+      </w:r>
+      <w:r>
+        <w:rPr>
+          <w:rFonts w:ascii="Arial" w:hAnsi="Arial" w:cs="Arial"/>
+          <w:sz w:val="16"/>
+          <w:szCs w:val="16"/>
+          <w:lang w:val="ru-RU"/>
+        </w:rPr>
+        <w:t>бв</w:t>
+      </w:r>
+      <w:r>
+        <w:rPr>
+          <w:rFonts w:ascii="Arial" w:hAnsi="Arial" w:cs="Arial"/>
+          <w:sz w:val="16"/>
+          <w:szCs w:val="16"/>
+          <w:lang w:val="ru-RU"/>
+        </w:rPr>
+        <w:t>инение</w:t>
+      </w:r>
+      <w:r>
+        <w:rPr>
+          <w:rFonts w:ascii="Arial" w:hAnsi="Arial" w:cs="Arial"/>
+          <w:sz w:val="16"/>
+          <w:szCs w:val="16"/>
+          <w:lang w:val="ru-RU"/>
+        </w:rPr>
+        <w:t>:</w:t>
+      </w:r>
+      <w:r>
+        <w:rPr>
+          <w:rFonts w:ascii="Arial" w:hAnsi="Arial" w:cs="Arial"/>
+          <w:sz w:val="16"/>
+          <w:szCs w:val="16"/>
+        </w:rPr>
+        <w:t> </w:t>
+      </w:r>
+      <w:r>
+        <w:rPr>
+          <w:rFonts w:ascii="Arial" w:hAnsi="Arial" w:cs="Arial"/>
+          <w:sz w:val="16"/>
+          <w:szCs w:val="16"/>
+          <w:lang w:val="ru-RU"/>
+        </w:rPr>
+        <w:t>73 УК БССР – недонесение.</w:t>
+      </w:r>
+      <w:r>
+        <w:rPr>
+          <w:rFonts w:ascii="Arial" w:hAnsi="Arial" w:cs="Arial"/>
+          <w:sz w:val="16"/>
+          <w:szCs w:val="16"/>
+          <w:lang w:val="ru-RU"/>
+        </w:rPr>
+        <w:t xml:space="preserve"> </w:t>
+      </w:r>
+      <w:r>
+        <w:rPr>
+          <w:rFonts w:ascii="Arial" w:hAnsi="Arial" w:cs="Arial"/>
+          <w:sz w:val="16"/>
+          <w:szCs w:val="16"/>
+          <w:lang w:val="ru-RU"/>
+        </w:rPr>
+        <w:t>Приговор: ВМН Расстреляна 20 ноября 1937 г.</w:t>
+      </w:r>
+      <w:r>
+        <w:rPr>
+          <w:rFonts w:ascii="Arial" w:hAnsi="Arial" w:cs="Arial"/>
+          <w:sz w:val="16"/>
+          <w:szCs w:val="16"/>
+        </w:rPr>
+        <w:t> </w:t>
+      </w:r>
+    </w:p>
+    <w:p>
+      <w:pPr>
+        <w:spacing w:after="0" w:line="240" w:lineRule="auto"/>
+        <w:rPr>
+          <w:rFonts w:ascii="Arial" w:hAnsi="Arial" w:cs="Arial"/>
+          <w:sz w:val="16"/>
+          <w:szCs w:val="16"/>
+          <w:lang w:val="ru-RU"/>
+        </w:rPr>
+      </w:pPr>
+      <w:r>
+        <w:rPr>
+          <w:rFonts w:ascii="Arial" w:hAnsi="Arial" w:cs="Arial"/>
+          <w:sz w:val="16"/>
+          <w:szCs w:val="16"/>
+          <w:lang w:val="ru-RU"/>
+        </w:rPr>
+        <w:t>---------------------------------------------</w:t>
+      </w:r>
+    </w:p>
+    <w:p>
+      <w:pPr>
+        <w:spacing w:after="0" w:line="240" w:lineRule="auto"/>
+        <w:rPr>
+          <w:rFonts w:ascii="Arial" w:hAnsi="Arial" w:cs="Arial"/>
+          <w:sz w:val="16"/>
+          <w:szCs w:val="16"/>
+          <w:lang w:val="ru-RU"/>
+        </w:rPr>
+      </w:pPr>
+      <w:r>
+        <w:rPr>
+          <w:rFonts w:ascii="Arial" w:hAnsi="Arial" w:cs="Arial"/>
+          <w:sz w:val="16"/>
+          <w:szCs w:val="16"/>
+        </w:rPr>
+        <w:t> </w:t>
+      </w:r>
+      <w:r>
+        <w:rPr>
+          <w:rFonts w:ascii="Arial" w:hAnsi="Arial" w:cs="Arial"/>
+          <w:sz w:val="16"/>
+          <w:szCs w:val="16"/>
+          <w:lang w:val="ru-RU"/>
+        </w:rPr>
+        <w:t xml:space="preserve">Обвинение: </w:t>
+      </w:r>
+      <w:r>
+        <w:rPr>
+          <w:rFonts w:ascii="Arial" w:hAnsi="Arial" w:cs="Arial"/>
+          <w:sz w:val="16"/>
+          <w:szCs w:val="16"/>
+          <w:lang w:val="ru-RU"/>
+        </w:rPr>
+        <w:t>пособничала шпионской деятельности мужа. Приговор: ВМН Расстреляна 26 октября 1937 г</w:t>
+      </w:r>
+      <w:r>
+        <w:rPr>
+          <w:rFonts w:ascii="Arial" w:hAnsi="Arial" w:cs="Arial"/>
+          <w:sz w:val="16"/>
+          <w:szCs w:val="16"/>
+          <w:lang w:val="ru-RU"/>
+        </w:rPr>
+        <w:t>.</w:t>
+      </w:r>
+    </w:p>
+    <w:p>
+      <w:pPr>
+        <w:spacing w:after="0" w:line="240" w:lineRule="auto"/>
+        <w:rPr>
+          <w:rFonts w:ascii="Arial" w:hAnsi="Arial" w:cs="Arial"/>
+          <w:sz w:val="16"/>
+          <w:szCs w:val="16"/>
+          <w:lang w:val="ru-RU"/>
+        </w:rPr>
+      </w:pPr>
+      <w:r>
+        <w:rPr>
+          <w:rFonts w:ascii="Arial" w:hAnsi="Arial" w:cs="Arial"/>
+          <w:sz w:val="16"/>
+          <w:szCs w:val="16"/>
+          <w:lang w:val="ru-RU"/>
+        </w:rPr>
+        <w:t>----------------------------------------</w:t>
+      </w:r>
+    </w:p>
+    <w:p>
+      <w:pPr>
+        <w:spacing w:after="0" w:line="240" w:lineRule="auto"/>
+        <w:rPr>
+          <w:rFonts w:ascii="Arial" w:hAnsi="Arial" w:cs="Arial"/>
+          <w:sz w:val="16"/>
+          <w:szCs w:val="16"/>
+          <w:lang w:val="ru-RU"/>
+        </w:rPr>
+      </w:pPr>
+      <w:r>
+        <w:rPr>
+          <w:rFonts w:ascii="Arial" w:hAnsi="Arial" w:cs="Arial"/>
+          <w:sz w:val="16"/>
+          <w:szCs w:val="16"/>
+          <w:lang w:val="ru-RU"/>
+        </w:rPr>
+        <w:t>О</w:t>
+      </w:r>
+      <w:r>
+        <w:rPr>
+          <w:rFonts w:ascii="Arial" w:hAnsi="Arial" w:cs="Arial"/>
+          <w:sz w:val="16"/>
+          <w:szCs w:val="16"/>
+          <w:lang w:val="ru-RU"/>
+        </w:rPr>
+        <w:t>бв</w:t>
+      </w:r>
+      <w:r>
+        <w:rPr>
+          <w:rFonts w:ascii="Arial" w:hAnsi="Arial" w:cs="Arial"/>
+          <w:sz w:val="16"/>
+          <w:szCs w:val="16"/>
+          <w:lang w:val="ru-RU"/>
+        </w:rPr>
+        <w:t>инение</w:t>
+      </w:r>
+      <w:r>
+        <w:rPr>
+          <w:rFonts w:ascii="Arial" w:hAnsi="Arial" w:cs="Arial"/>
+          <w:sz w:val="16"/>
+          <w:szCs w:val="16"/>
+          <w:lang w:val="ru-RU"/>
+        </w:rPr>
+        <w:t>:</w:t>
+      </w:r>
+      <w:r>
+        <w:rPr>
+          <w:rFonts w:ascii="Arial" w:hAnsi="Arial" w:cs="Arial"/>
+          <w:sz w:val="16"/>
+          <w:szCs w:val="16"/>
+        </w:rPr>
+        <w:t> </w:t>
+      </w:r>
+      <w:r>
+        <w:rPr>
+          <w:rFonts w:ascii="Arial" w:hAnsi="Arial" w:cs="Arial"/>
+          <w:sz w:val="16"/>
+          <w:szCs w:val="16"/>
+          <w:lang w:val="ru-RU"/>
+        </w:rPr>
+        <w:t>была также осведомлена о шпионской и террористической деятельности своего мужа Обуховского В. Г. и не донесла. Расстреляна 4 декабря 1937 г.</w:t>
+      </w:r>
+      <w:r>
+        <w:rPr>
+          <w:rFonts w:ascii="Arial" w:hAnsi="Arial" w:cs="Arial"/>
+          <w:sz w:val="16"/>
+          <w:szCs w:val="16"/>
+        </w:rPr>
+        <w:t> </w:t>
+      </w:r>
+    </w:p>
+    <w:p>
+      <w:pPr>
+        <w:spacing w:after="0" w:line="240" w:lineRule="auto"/>
+        <w:rPr>
+          <w:rFonts w:ascii="Arial" w:hAnsi="Arial" w:cs="Arial"/>
+          <w:sz w:val="16"/>
+          <w:szCs w:val="16"/>
+          <w:lang w:val="ru-RU"/>
+        </w:rPr>
+      </w:pPr>
+      <w:r>
+        <w:rPr>
+          <w:rFonts w:ascii="Arial" w:hAnsi="Arial" w:cs="Arial"/>
+          <w:sz w:val="16"/>
+          <w:szCs w:val="16"/>
+          <w:lang w:val="ru-RU"/>
+        </w:rPr>
+        <w:t>---------------------------------------------------------------------------------------------------</w:t>
+      </w:r>
+    </w:p>
+    <w:p>
+      <w:pPr>
+        <w:spacing w:after="0" w:line="240" w:lineRule="auto"/>
+        <w:rPr>
+          <w:rFonts w:ascii="Arial" w:hAnsi="Arial" w:cs="Arial"/>
+          <w:color w:val="EE0000"/>
+          <w:sz w:val="16"/>
+          <w:szCs w:val="16"/>
+          <w:lang w:val="ru-RU"/>
+        </w:rPr>
+      </w:pPr>
+      <w:r>
+        <w:rPr>
+          <w:rFonts w:ascii="Arial" w:hAnsi="Arial" w:cs="Arial"/>
+          <w:color w:val="EE0000"/>
+          <w:sz w:val="16"/>
+          <w:szCs w:val="16"/>
+          <w:lang w:val="ru-RU"/>
+        </w:rPr>
+        <w:t>Доба</w:t>
+      </w:r>
+      <w:r>
+        <w:rPr>
+          <w:rFonts w:ascii="Arial" w:hAnsi="Arial" w:cs="Arial"/>
+          <w:color w:val="EE0000"/>
+          <w:sz w:val="16"/>
+          <w:szCs w:val="16"/>
+          <w:lang w:val="ru-RU"/>
+        </w:rPr>
+        <w:t>в</w:t>
+      </w:r>
+      <w:r>
+        <w:rPr>
+          <w:rFonts w:ascii="Arial" w:hAnsi="Arial" w:cs="Arial"/>
+          <w:color w:val="EE0000"/>
+          <w:sz w:val="16"/>
+          <w:szCs w:val="16"/>
+          <w:lang w:val="ru-RU"/>
+        </w:rPr>
+        <w:t xml:space="preserve">ления </w:t>
+      </w:r>
+      <w:r>
+        <w:rPr>
+          <w:rFonts w:ascii="Arial" w:hAnsi="Arial" w:cs="Arial"/>
+          <w:color w:val="EE0000"/>
+          <w:sz w:val="16"/>
+          <w:szCs w:val="16"/>
+          <w:lang w:val="ru-RU"/>
+        </w:rPr>
+        <w:t xml:space="preserve"> 25 июня 2025 г.</w:t>
+      </w:r>
+    </w:p>
+    <w:p>
+      <w:pPr>
+        <w:spacing w:after="0" w:line="240" w:lineRule="auto"/>
+        <w:rPr>
+          <w:rFonts w:ascii="Arial" w:hAnsi="Arial" w:cs="Arial"/>
+          <w:sz w:val="16"/>
+          <w:szCs w:val="16"/>
+          <w:lang w:val="ru-RU"/>
+        </w:rPr>
+      </w:pPr>
+      <w:r>
+        <w:rPr>
+          <w:rFonts w:ascii="Arial" w:hAnsi="Arial" w:cs="Arial"/>
+          <w:sz w:val="16"/>
+          <w:szCs w:val="16"/>
+          <w:lang w:val="ru-RU"/>
+        </w:rPr>
+        <w:t>-------------------------</w:t>
+      </w:r>
+    </w:p>
+    <w:p>
+      <w:pPr>
+        <w:spacing w:after="0" w:line="240" w:lineRule="auto"/>
+        <w:rPr>
+          <w:rFonts w:ascii="Arial" w:hAnsi="Arial" w:cs="Arial"/>
+          <w:sz w:val="16"/>
+          <w:szCs w:val="16"/>
+          <w:highlight w:val="cyan"/>
+          <w:lang w:val="ru-RU"/>
+        </w:rPr>
+      </w:pPr>
+      <w:r>
+        <w:rPr>
+          <w:rFonts w:ascii="Arial" w:hAnsi="Arial" w:cs="Arial"/>
+          <w:sz w:val="16"/>
+          <w:szCs w:val="16"/>
+        </w:rPr>
+        <w:t> </w:t>
+      </w:r>
+      <w:r>
+        <w:rPr>
+          <w:rFonts w:ascii="Arial" w:hAnsi="Arial" w:cs="Arial"/>
+          <w:sz w:val="16"/>
+          <w:szCs w:val="16"/>
+          <w:highlight w:val="cyan"/>
+          <w:lang w:val="ru-RU"/>
+        </w:rPr>
+        <w:t>Тройка при УНКВД по Омской обл. 25 октября 1937 г., обв.:</w:t>
+      </w:r>
+      <w:r>
+        <w:rPr>
+          <w:rFonts w:ascii="Arial" w:hAnsi="Arial" w:cs="Arial"/>
+          <w:sz w:val="16"/>
+          <w:szCs w:val="16"/>
+          <w:highlight w:val="cyan"/>
+        </w:rPr>
+        <w:t> </w:t>
+      </w:r>
+      <w:r>
+        <w:rPr>
+          <w:rFonts w:ascii="Arial" w:hAnsi="Arial" w:cs="Arial"/>
+          <w:sz w:val="16"/>
+          <w:szCs w:val="16"/>
+          <w:highlight w:val="cyan"/>
+          <w:lang w:val="ru-RU"/>
+        </w:rPr>
+        <w:t>за к/р деятельность без ссылки на закон. Приговор: ВМН. Расстреляна 27 октября 1937 г</w:t>
+      </w:r>
+      <w:r>
+        <w:rPr>
+          <w:rFonts w:ascii="Arial" w:hAnsi="Arial" w:cs="Arial"/>
+          <w:sz w:val="16"/>
+          <w:szCs w:val="16"/>
+          <w:highlight w:val="cyan"/>
+          <w:lang w:val="ru-RU"/>
+        </w:rPr>
+        <w:t>.</w:t>
+      </w:r>
+    </w:p>
+    <w:p>
+      <w:pPr>
+        <w:spacing w:after="0" w:line="240" w:lineRule="auto"/>
+        <w:rPr>
+          <w:rFonts w:ascii="Arial" w:hAnsi="Arial" w:cs="Arial"/>
+          <w:sz w:val="16"/>
+          <w:szCs w:val="16"/>
+          <w:highlight w:val="cyan"/>
+          <w:lang w:val="ru-RU"/>
+        </w:rPr>
+      </w:pPr>
+      <w:r>
+        <w:rPr>
+          <w:rFonts w:ascii="Arial" w:hAnsi="Arial" w:cs="Arial"/>
+          <w:sz w:val="16"/>
+          <w:szCs w:val="16"/>
+          <w:highlight w:val="cyan"/>
+          <w:lang w:val="ru-RU"/>
+        </w:rPr>
+        <w:t>--------------------------------------------------</w:t>
+      </w:r>
+    </w:p>
+    <w:p>
+      <w:pPr>
+        <w:spacing w:after="0" w:line="240" w:lineRule="auto"/>
+        <w:rPr>
+          <w:rFonts w:ascii="Arial" w:hAnsi="Arial" w:cs="Arial"/>
+          <w:sz w:val="16"/>
+          <w:szCs w:val="16"/>
+          <w:highlight w:val="cyan"/>
+          <w:lang w:val="ru-RU"/>
+        </w:rPr>
+      </w:pPr>
+      <w:r>
+        <w:rPr>
+          <w:rFonts w:ascii="Arial" w:hAnsi="Arial" w:cs="Arial"/>
+          <w:sz w:val="16"/>
+          <w:szCs w:val="16"/>
+          <w:highlight w:val="cyan"/>
+          <w:lang w:val="ru-RU"/>
+        </w:rPr>
+        <w:t>Расстреляна в феврале 1918 года карательным отрядом за участие в антибольшевистском восстании (вместе со священником Николаем Пробатовым и группой односельчан).</w:t>
+      </w:r>
+    </w:p>
+    <w:p>
+      <w:pPr>
+        <w:spacing w:after="0" w:line="240" w:lineRule="auto"/>
+        <w:rPr>
+          <w:rFonts w:ascii="Arial" w:hAnsi="Arial" w:cs="Arial"/>
+          <w:sz w:val="16"/>
+          <w:szCs w:val="16"/>
+          <w:highlight w:val="cyan"/>
+          <w:lang w:val="ru-RU"/>
+        </w:rPr>
+      </w:pPr>
+      <w:r>
+        <w:rPr>
+          <w:rFonts w:ascii="Arial" w:hAnsi="Arial" w:cs="Arial"/>
+          <w:sz w:val="16"/>
+          <w:szCs w:val="16"/>
+          <w:highlight w:val="cyan"/>
+          <w:lang w:val="ru-RU"/>
+        </w:rPr>
+        <w:t>---------------------------------------------------------------</w:t>
+      </w:r>
+    </w:p>
+    <w:p>
+      <w:pPr>
+        <w:spacing w:after="0" w:line="240" w:lineRule="auto"/>
+        <w:rPr>
+          <w:rFonts w:ascii="Arial" w:hAnsi="Arial" w:cs="Arial"/>
+          <w:sz w:val="16"/>
+          <w:szCs w:val="16"/>
+          <w:highlight w:val="cyan"/>
+          <w:lang w:val="ru-RU"/>
+        </w:rPr>
+      </w:pPr>
+      <w:r>
+        <w:rPr>
+          <w:rFonts w:ascii="Arial" w:hAnsi="Arial" w:cs="Arial"/>
+          <w:sz w:val="16"/>
+          <w:szCs w:val="16"/>
+          <w:highlight w:val="cyan"/>
+          <w:lang w:val="ru-RU"/>
+        </w:rPr>
+        <w:t>Обвинение: за оскорбление комиссаров. Приговор: Вятское отделение ЧК при СНК по борьбе с к/р на Чехословацком фронте, 05.09.1918 — ВМН.</w:t>
+      </w:r>
+      <w:r>
+        <w:rPr>
+          <w:rFonts w:ascii="Arial" w:hAnsi="Arial" w:cs="Arial"/>
+          <w:sz w:val="16"/>
+          <w:szCs w:val="16"/>
+          <w:highlight w:val="cyan"/>
+        </w:rPr>
+        <w:t> </w:t>
+      </w:r>
+    </w:p>
+    <w:p>
+      <w:pPr>
+        <w:spacing w:after="0" w:line="240" w:lineRule="auto"/>
+        <w:rPr>
+          <w:rFonts w:ascii="Arial" w:hAnsi="Arial" w:cs="Arial"/>
+          <w:sz w:val="16"/>
+          <w:szCs w:val="16"/>
+          <w:highlight w:val="cyan"/>
+          <w:lang w:val="ru-RU"/>
+        </w:rPr>
+      </w:pPr>
+      <w:r>
+        <w:rPr>
+          <w:rFonts w:ascii="Arial" w:hAnsi="Arial" w:cs="Arial"/>
+          <w:sz w:val="16"/>
+          <w:szCs w:val="16"/>
+          <w:highlight w:val="cyan"/>
+          <w:lang w:val="ru-RU"/>
+        </w:rPr>
+        <w:t>------------------------------------------------------------------------</w:t>
+      </w:r>
+    </w:p>
+    <w:p>
+      <w:pPr>
+        <w:spacing w:after="0" w:line="240" w:lineRule="auto"/>
+        <w:rPr>
+          <w:rFonts w:ascii="Arial" w:hAnsi="Arial" w:cs="Arial"/>
+          <w:sz w:val="16"/>
+          <w:szCs w:val="16"/>
+          <w:highlight w:val="cyan"/>
+          <w:lang w:val="ru-RU"/>
+        </w:rPr>
+      </w:pPr>
+      <w:r>
+        <w:rPr>
+          <w:rFonts w:ascii="Arial" w:hAnsi="Arial" w:cs="Arial"/>
+          <w:sz w:val="16"/>
+          <w:szCs w:val="16"/>
+          <w:highlight w:val="cyan"/>
+          <w:lang w:val="ru-RU"/>
+        </w:rPr>
+        <w:t xml:space="preserve">покушалась на жизнь В.И. Ленина. Расстреляна без суда и следствия 3 сентября 1918 г, по устному указанию </w:t>
       </w:r>
       <w:proofErr w:type="spellStart"/>
       <w:r>
@@ -1290,36 +3177,2553 @@
           <w:rFonts w:ascii="Arial" w:hAnsi="Arial" w:cs="Arial"/>
           <w:sz w:val="16"/>
           <w:szCs w:val="16"/>
-          <w:lang w:val="ru-RU"/>
-        </w:rPr>
-        <w:t>им.Чапаева</w:t>
+          <w:highlight w:val="cyan"/>
+          <w:lang w:val="ru-RU"/>
+        </w:rPr>
+        <w:t>Я.Сведлова</w:t>
       </w:r>
       <w:proofErr w:type="spellEnd"/>
-      <w:r>
-        <w:rPr>
-          <w:rFonts w:ascii="Arial" w:hAnsi="Arial" w:cs="Arial"/>
-          <w:sz w:val="16"/>
-          <w:szCs w:val="16"/>
-          <w:lang w:val="ru-RU"/>
-        </w:rPr>
-        <w:t>, 16.07.1942 — ВМН.</w:t>
-      </w:r>
-    </w:p>
-    <w:p>
-      <w:pPr>
-        <w:spacing w:after="0" w:line="240" w:lineRule="auto"/>
-        <w:rPr>
-          <w:rFonts w:ascii="Arial" w:hAnsi="Arial" w:cs="Arial"/>
-          <w:sz w:val="16"/>
-          <w:szCs w:val="16"/>
-          <w:lang w:val="ru-RU"/>
-        </w:rPr>
-      </w:pPr>
-      <w:r>
-        <w:rPr>
-          <w:rFonts w:ascii="Arial" w:hAnsi="Arial" w:cs="Arial"/>
-          <w:sz w:val="16"/>
-          <w:szCs w:val="16"/>
+    </w:p>
+    <w:p>
+      <w:pPr>
+        <w:spacing w:after="0" w:line="240" w:lineRule="auto"/>
+        <w:rPr>
+          <w:rFonts w:ascii="Arial" w:hAnsi="Arial" w:cs="Arial"/>
+          <w:sz w:val="16"/>
+          <w:szCs w:val="16"/>
+          <w:highlight w:val="cyan"/>
+          <w:lang w:val="ru-RU"/>
+        </w:rPr>
+      </w:pPr>
+      <w:r>
+        <w:rPr>
+          <w:rFonts w:ascii="Arial" w:hAnsi="Arial" w:cs="Arial"/>
+          <w:sz w:val="16"/>
+          <w:szCs w:val="16"/>
+          <w:highlight w:val="cyan"/>
+          <w:lang w:val="ru-RU"/>
+        </w:rPr>
+        <w:t>---------------------------------------------------------</w:t>
+      </w:r>
+    </w:p>
+    <w:p>
+      <w:pPr>
+        <w:spacing w:after="0" w:line="240" w:lineRule="auto"/>
+        <w:rPr>
+          <w:rFonts w:ascii="Arial" w:hAnsi="Arial" w:cs="Arial"/>
+          <w:sz w:val="16"/>
+          <w:szCs w:val="16"/>
+          <w:highlight w:val="cyan"/>
+          <w:lang w:val="ru-RU"/>
+        </w:rPr>
+      </w:pPr>
+      <w:r>
+        <w:rPr>
+          <w:rFonts w:ascii="Arial" w:hAnsi="Arial" w:cs="Arial"/>
+          <w:sz w:val="16"/>
+          <w:szCs w:val="16"/>
+          <w:highlight w:val="cyan"/>
+          <w:lang w:val="ru-RU"/>
+        </w:rPr>
+        <w:t>Обвинение: дочь императора. Осуждение: 1918 г.  Постановления исполкома Уральского областного Совета рабочих, крестьянских и солдатских депутатов большевиков. Приговор: расстрел. Дата расстрела: 17 июля 1918 г.</w:t>
+      </w:r>
+      <w:r>
+        <w:rPr>
+          <w:rFonts w:ascii="Arial" w:hAnsi="Arial" w:cs="Arial"/>
+          <w:sz w:val="16"/>
+          <w:szCs w:val="16"/>
+          <w:highlight w:val="cyan"/>
+        </w:rPr>
+        <w:t> </w:t>
+      </w:r>
+    </w:p>
+    <w:p>
+      <w:pPr>
+        <w:spacing w:after="0" w:line="240" w:lineRule="auto"/>
+        <w:rPr>
+          <w:rFonts w:ascii="Arial" w:hAnsi="Arial" w:cs="Arial"/>
+          <w:sz w:val="16"/>
+          <w:szCs w:val="16"/>
+          <w:highlight w:val="cyan"/>
+          <w:lang w:val="ru-RU"/>
+        </w:rPr>
+      </w:pPr>
+      <w:r>
+        <w:rPr>
+          <w:rFonts w:ascii="Arial" w:hAnsi="Arial" w:cs="Arial"/>
+          <w:sz w:val="16"/>
+          <w:szCs w:val="16"/>
+          <w:highlight w:val="cyan"/>
+          <w:lang w:val="ru-RU"/>
+        </w:rPr>
+        <w:t>-------------------------------------------------------</w:t>
+      </w:r>
+    </w:p>
+    <w:p>
+      <w:pPr>
+        <w:spacing w:after="0" w:line="240" w:lineRule="auto"/>
+        <w:rPr>
+          <w:rFonts w:ascii="Arial" w:hAnsi="Arial" w:cs="Arial"/>
+          <w:sz w:val="16"/>
+          <w:szCs w:val="16"/>
+          <w:highlight w:val="cyan"/>
+          <w:lang w:val="ru-RU"/>
+        </w:rPr>
+      </w:pPr>
+      <w:r>
+        <w:rPr>
+          <w:rFonts w:ascii="Arial" w:hAnsi="Arial" w:cs="Arial"/>
+          <w:sz w:val="16"/>
+          <w:szCs w:val="16"/>
+          <w:highlight w:val="cyan"/>
+          <w:lang w:val="ru-RU"/>
+        </w:rPr>
+        <w:t>обв.:</w:t>
+      </w:r>
+      <w:r>
+        <w:rPr>
+          <w:rFonts w:ascii="Arial" w:hAnsi="Arial" w:cs="Arial"/>
+          <w:sz w:val="16"/>
+          <w:szCs w:val="16"/>
+          <w:highlight w:val="cyan"/>
+        </w:rPr>
+        <w:t> </w:t>
+      </w:r>
+      <w:r>
+        <w:rPr>
+          <w:rFonts w:ascii="Arial" w:hAnsi="Arial" w:cs="Arial"/>
+          <w:sz w:val="16"/>
+          <w:szCs w:val="16"/>
+          <w:highlight w:val="cyan"/>
+          <w:lang w:val="ru-RU"/>
+        </w:rPr>
+        <w:t>как "опасный консервативный элемент".. Приговор: ВМН</w:t>
+      </w:r>
+    </w:p>
+    <w:p>
+      <w:pPr>
+        <w:spacing w:after="0" w:line="240" w:lineRule="auto"/>
+        <w:rPr>
+          <w:rFonts w:ascii="Arial" w:hAnsi="Arial" w:cs="Arial"/>
+          <w:sz w:val="16"/>
+          <w:szCs w:val="16"/>
+          <w:highlight w:val="cyan"/>
+          <w:lang w:val="ru-RU"/>
+        </w:rPr>
+      </w:pPr>
+      <w:r>
+        <w:rPr>
+          <w:rFonts w:ascii="Arial" w:hAnsi="Arial" w:cs="Arial"/>
+          <w:sz w:val="16"/>
+          <w:szCs w:val="16"/>
+          <w:highlight w:val="cyan"/>
+          <w:lang w:val="ru-RU"/>
+        </w:rPr>
+        <w:t>-------------------------------------------------------------------------</w:t>
+      </w:r>
+    </w:p>
+    <w:p>
+      <w:pPr>
+        <w:spacing w:after="0" w:line="240" w:lineRule="auto"/>
+        <w:rPr>
+          <w:rFonts w:ascii="Arial" w:hAnsi="Arial" w:cs="Arial"/>
+          <w:sz w:val="16"/>
+          <w:szCs w:val="16"/>
+          <w:highlight w:val="cyan"/>
+          <w:lang w:val="ru-RU"/>
+        </w:rPr>
+      </w:pPr>
+      <w:r>
+        <w:rPr>
+          <w:rFonts w:ascii="Arial" w:hAnsi="Arial" w:cs="Arial"/>
+          <w:sz w:val="16"/>
+          <w:szCs w:val="16"/>
+          <w:highlight w:val="cyan"/>
+          <w:lang w:val="ru-RU"/>
+        </w:rPr>
+        <w:t>обв.:</w:t>
+      </w:r>
+      <w:r>
+        <w:rPr>
+          <w:rFonts w:ascii="Arial" w:hAnsi="Arial" w:cs="Arial"/>
+          <w:sz w:val="16"/>
+          <w:szCs w:val="16"/>
+          <w:highlight w:val="cyan"/>
+        </w:rPr>
+        <w:t> </w:t>
+      </w:r>
+      <w:r>
+        <w:rPr>
+          <w:rFonts w:ascii="Arial" w:hAnsi="Arial" w:cs="Arial"/>
+          <w:sz w:val="16"/>
+          <w:szCs w:val="16"/>
+          <w:highlight w:val="cyan"/>
+          <w:lang w:val="ru-RU"/>
+        </w:rPr>
+        <w:t>За подозрение в шпионаже. Приговор: ВМН Расстреляна 4 июля 1919 г.</w:t>
+      </w:r>
+    </w:p>
+    <w:p>
+      <w:pPr>
+        <w:spacing w:after="0" w:line="240" w:lineRule="auto"/>
+        <w:rPr>
+          <w:rFonts w:ascii="Arial" w:hAnsi="Arial" w:cs="Arial"/>
+          <w:sz w:val="16"/>
+          <w:szCs w:val="16"/>
+          <w:highlight w:val="cyan"/>
+          <w:lang w:val="ru-RU"/>
+        </w:rPr>
+      </w:pPr>
+      <w:r>
+        <w:rPr>
+          <w:rFonts w:ascii="Arial" w:hAnsi="Arial" w:cs="Arial"/>
+          <w:sz w:val="16"/>
+          <w:szCs w:val="16"/>
+          <w:highlight w:val="cyan"/>
+          <w:lang w:val="ru-RU"/>
+        </w:rPr>
+        <w:t>--------------------------------------------------------------------------</w:t>
+      </w:r>
+    </w:p>
+    <w:p>
+      <w:pPr>
+        <w:spacing w:after="0" w:line="240" w:lineRule="auto"/>
+        <w:rPr>
+          <w:rFonts w:ascii="Arial" w:hAnsi="Arial" w:cs="Arial"/>
+          <w:sz w:val="16"/>
+          <w:szCs w:val="16"/>
+          <w:highlight w:val="cyan"/>
+          <w:lang w:val="ru-RU"/>
+        </w:rPr>
+      </w:pPr>
+      <w:r>
+        <w:rPr>
+          <w:rFonts w:ascii="Arial" w:hAnsi="Arial" w:cs="Arial"/>
+          <w:sz w:val="16"/>
+          <w:szCs w:val="16"/>
+          <w:highlight w:val="cyan"/>
+          <w:lang w:val="ru-RU"/>
+        </w:rPr>
+        <w:t>обв.:</w:t>
+      </w:r>
+      <w:r>
+        <w:rPr>
+          <w:rFonts w:ascii="Arial" w:hAnsi="Arial" w:cs="Arial"/>
+          <w:sz w:val="16"/>
+          <w:szCs w:val="16"/>
+          <w:highlight w:val="cyan"/>
+        </w:rPr>
+        <w:t> </w:t>
+      </w:r>
+      <w:r>
+        <w:rPr>
+          <w:rFonts w:ascii="Arial" w:hAnsi="Arial" w:cs="Arial"/>
+          <w:sz w:val="16"/>
+          <w:szCs w:val="16"/>
+          <w:highlight w:val="cyan"/>
+          <w:lang w:val="ru-RU"/>
+        </w:rPr>
+        <w:t>("сочувствие белогвардейцам"). Приговор: ВМН Расстреляна 21 марта 1919 г.</w:t>
+      </w:r>
+    </w:p>
+    <w:p>
+      <w:pPr>
+        <w:spacing w:after="0" w:line="240" w:lineRule="auto"/>
+        <w:rPr>
+          <w:rFonts w:ascii="Arial" w:hAnsi="Arial" w:cs="Arial"/>
+          <w:sz w:val="16"/>
+          <w:szCs w:val="16"/>
+          <w:highlight w:val="cyan"/>
+          <w:lang w:val="ru-RU"/>
+        </w:rPr>
+      </w:pPr>
+      <w:r>
+        <w:rPr>
+          <w:rFonts w:ascii="Arial" w:hAnsi="Arial" w:cs="Arial"/>
+          <w:sz w:val="16"/>
+          <w:szCs w:val="16"/>
+          <w:highlight w:val="cyan"/>
+          <w:lang w:val="ru-RU"/>
+        </w:rPr>
+        <w:t>-----------------------------------------------------------------------------------------</w:t>
+      </w:r>
+    </w:p>
+    <w:p>
+      <w:pPr>
+        <w:spacing w:after="0" w:line="240" w:lineRule="auto"/>
+        <w:rPr>
+          <w:rFonts w:ascii="Arial" w:hAnsi="Arial" w:cs="Arial"/>
+          <w:sz w:val="16"/>
+          <w:szCs w:val="16"/>
+          <w:highlight w:val="cyan"/>
+          <w:lang w:val="ru-RU"/>
+        </w:rPr>
+      </w:pPr>
+      <w:r>
+        <w:rPr>
+          <w:rFonts w:ascii="Arial" w:hAnsi="Arial" w:cs="Arial"/>
+          <w:sz w:val="16"/>
+          <w:szCs w:val="16"/>
+          <w:highlight w:val="cyan"/>
+          <w:lang w:val="ru-RU"/>
+        </w:rPr>
+        <w:t>Приговорена: Астраханским карательным отрядом , обв.:</w:t>
+      </w:r>
+      <w:r>
+        <w:rPr>
+          <w:rFonts w:ascii="Arial" w:hAnsi="Arial" w:cs="Arial"/>
+          <w:sz w:val="16"/>
+          <w:szCs w:val="16"/>
+          <w:highlight w:val="cyan"/>
+        </w:rPr>
+        <w:t> </w:t>
+      </w:r>
+      <w:r>
+        <w:rPr>
+          <w:rFonts w:ascii="Arial" w:hAnsi="Arial" w:cs="Arial"/>
+          <w:sz w:val="16"/>
+          <w:szCs w:val="16"/>
+          <w:highlight w:val="cyan"/>
+          <w:lang w:val="ru-RU"/>
+        </w:rPr>
+        <w:t>обвинена как участница к/р мятежа крестьян села 11-14 марта 1919 г..Приговор: ВМН Расстреляна 15 марта 1919 г.</w:t>
+      </w:r>
+    </w:p>
+    <w:p>
+      <w:pPr>
+        <w:spacing w:after="0" w:line="240" w:lineRule="auto"/>
+        <w:rPr>
+          <w:rFonts w:ascii="Arial" w:hAnsi="Arial" w:cs="Arial"/>
+          <w:sz w:val="16"/>
+          <w:szCs w:val="16"/>
+          <w:highlight w:val="cyan"/>
+          <w:lang w:val="ru-RU"/>
+        </w:rPr>
+      </w:pPr>
+      <w:r>
+        <w:rPr>
+          <w:rFonts w:ascii="Arial" w:hAnsi="Arial" w:cs="Arial"/>
+          <w:sz w:val="16"/>
+          <w:szCs w:val="16"/>
+          <w:highlight w:val="cyan"/>
+          <w:lang w:val="ru-RU"/>
+        </w:rPr>
+        <w:t>-----------------------------------------------------</w:t>
+      </w:r>
+    </w:p>
+    <w:p>
+      <w:pPr>
+        <w:spacing w:after="0" w:line="240" w:lineRule="auto"/>
+        <w:rPr>
+          <w:rFonts w:ascii="Arial" w:hAnsi="Arial" w:cs="Arial"/>
+          <w:sz w:val="16"/>
+          <w:szCs w:val="16"/>
+          <w:highlight w:val="cyan"/>
+          <w:lang w:val="ru-RU"/>
+        </w:rPr>
+      </w:pPr>
+      <w:r>
+        <w:rPr>
+          <w:rFonts w:ascii="Arial" w:hAnsi="Arial" w:cs="Arial"/>
+          <w:sz w:val="16"/>
+          <w:szCs w:val="16"/>
+          <w:highlight w:val="cyan"/>
+          <w:lang w:val="ru-RU"/>
+        </w:rPr>
+        <w:t>Осенью 1919 член антисоветской организации в Петрограде-Кронштадте. Расстреляна большевиками 23 сен. 1919.</w:t>
+      </w:r>
+      <w:r>
+        <w:rPr>
+          <w:rFonts w:ascii="Arial" w:hAnsi="Arial" w:cs="Arial"/>
+          <w:sz w:val="16"/>
+          <w:szCs w:val="16"/>
+          <w:highlight w:val="cyan"/>
+        </w:rPr>
+        <w:t> </w:t>
+      </w:r>
+    </w:p>
+    <w:p>
+      <w:pPr>
+        <w:spacing w:after="0" w:line="240" w:lineRule="auto"/>
+        <w:rPr>
+          <w:rFonts w:ascii="Arial" w:hAnsi="Arial" w:cs="Arial"/>
+          <w:sz w:val="16"/>
+          <w:szCs w:val="16"/>
+          <w:highlight w:val="cyan"/>
+          <w:lang w:val="ru-RU"/>
+        </w:rPr>
+      </w:pPr>
+      <w:r>
+        <w:rPr>
+          <w:rFonts w:ascii="Arial" w:hAnsi="Arial" w:cs="Arial"/>
+          <w:sz w:val="16"/>
+          <w:szCs w:val="16"/>
+          <w:highlight w:val="cyan"/>
+          <w:lang w:val="ru-RU"/>
+        </w:rPr>
+        <w:t>----------------------------------------------------------------------</w:t>
+      </w:r>
+    </w:p>
+    <w:p>
+      <w:pPr>
+        <w:spacing w:after="0" w:line="240" w:lineRule="auto"/>
+        <w:rPr>
+          <w:rFonts w:ascii="Arial" w:hAnsi="Arial" w:cs="Arial"/>
+          <w:sz w:val="16"/>
+          <w:szCs w:val="16"/>
+          <w:highlight w:val="cyan"/>
+          <w:lang w:val="ru-RU"/>
+        </w:rPr>
+      </w:pPr>
+      <w:r>
+        <w:rPr>
+          <w:rFonts w:ascii="Arial" w:hAnsi="Arial" w:cs="Arial"/>
+          <w:sz w:val="16"/>
+          <w:szCs w:val="16"/>
+          <w:highlight w:val="cyan"/>
+        </w:rPr>
+        <w:t> </w:t>
+      </w:r>
+      <w:r>
+        <w:rPr>
+          <w:rFonts w:ascii="Arial" w:hAnsi="Arial" w:cs="Arial"/>
+          <w:sz w:val="16"/>
+          <w:szCs w:val="16"/>
+          <w:highlight w:val="cyan"/>
+          <w:lang w:val="ru-RU"/>
+        </w:rPr>
+        <w:t>обв.:</w:t>
+      </w:r>
+      <w:r>
+        <w:rPr>
+          <w:rFonts w:ascii="Arial" w:hAnsi="Arial" w:cs="Arial"/>
+          <w:sz w:val="16"/>
+          <w:szCs w:val="16"/>
+          <w:highlight w:val="cyan"/>
+        </w:rPr>
+        <w:t> </w:t>
+      </w:r>
+      <w:r>
+        <w:rPr>
+          <w:rFonts w:ascii="Arial" w:hAnsi="Arial" w:cs="Arial"/>
+          <w:sz w:val="16"/>
+          <w:szCs w:val="16"/>
+          <w:highlight w:val="cyan"/>
+          <w:lang w:val="ru-RU"/>
+        </w:rPr>
+        <w:t>("участница восстания против продразверстки"). Приговор: ВМН Расстреляна 26 марта 1919 г.</w:t>
+      </w:r>
+      <w:r>
+        <w:rPr>
+          <w:rFonts w:ascii="Arial" w:hAnsi="Arial" w:cs="Arial"/>
+          <w:sz w:val="16"/>
+          <w:szCs w:val="16"/>
+          <w:highlight w:val="cyan"/>
+        </w:rPr>
+        <w:t> </w:t>
+      </w:r>
+    </w:p>
+    <w:p>
+      <w:pPr>
+        <w:spacing w:after="0" w:line="240" w:lineRule="auto"/>
+        <w:rPr>
+          <w:rFonts w:ascii="Arial" w:hAnsi="Arial" w:cs="Arial"/>
+          <w:sz w:val="16"/>
+          <w:szCs w:val="16"/>
+          <w:highlight w:val="cyan"/>
+          <w:lang w:val="ru-RU"/>
+        </w:rPr>
+      </w:pPr>
+      <w:r>
+        <w:rPr>
+          <w:rFonts w:ascii="Arial" w:hAnsi="Arial" w:cs="Arial"/>
+          <w:sz w:val="16"/>
+          <w:szCs w:val="16"/>
+          <w:highlight w:val="cyan"/>
+          <w:lang w:val="ru-RU"/>
+        </w:rPr>
+        <w:t>--------------------------------------------------------------------------------------</w:t>
+      </w:r>
+    </w:p>
+    <w:p>
+      <w:pPr>
+        <w:spacing w:after="0" w:line="240" w:lineRule="auto"/>
+        <w:rPr>
+          <w:rFonts w:ascii="Arial" w:hAnsi="Arial" w:cs="Arial"/>
+          <w:sz w:val="16"/>
+          <w:szCs w:val="16"/>
+          <w:highlight w:val="cyan"/>
+          <w:lang w:val="ru-RU"/>
+        </w:rPr>
+      </w:pPr>
+      <w:r>
+        <w:rPr>
+          <w:rFonts w:ascii="Arial" w:hAnsi="Arial" w:cs="Arial"/>
+          <w:sz w:val="16"/>
+          <w:szCs w:val="16"/>
+          <w:highlight w:val="cyan"/>
+          <w:lang w:val="ru-RU"/>
+        </w:rPr>
+        <w:t>Приговорена: Коллегия политбюро Анапского района 3 сентября 1920 г., обв.:</w:t>
+      </w:r>
+      <w:r>
+        <w:rPr>
+          <w:rFonts w:ascii="Arial" w:hAnsi="Arial" w:cs="Arial"/>
+          <w:sz w:val="16"/>
+          <w:szCs w:val="16"/>
+          <w:highlight w:val="cyan"/>
+        </w:rPr>
+        <w:t> </w:t>
+      </w:r>
+      <w:r>
+        <w:rPr>
+          <w:rFonts w:ascii="Arial" w:hAnsi="Arial" w:cs="Arial"/>
+          <w:sz w:val="16"/>
+          <w:szCs w:val="16"/>
+          <w:highlight w:val="cyan"/>
+          <w:lang w:val="ru-RU"/>
+        </w:rPr>
+        <w:t>участие в организации бело-зеленых банд.</w:t>
+      </w:r>
+      <w:r>
+        <w:rPr>
+          <w:rFonts w:ascii="Arial" w:hAnsi="Arial" w:cs="Arial"/>
+          <w:sz w:val="16"/>
+          <w:szCs w:val="16"/>
+          <w:highlight w:val="cyan"/>
+          <w:lang w:val="ru-RU"/>
+        </w:rPr>
+        <w:br/>
+      </w:r>
+      <w:r>
+        <w:rPr>
+          <w:rFonts w:ascii="Arial" w:hAnsi="Arial" w:cs="Arial"/>
+          <w:sz w:val="16"/>
+          <w:szCs w:val="16"/>
+          <w:highlight w:val="cyan"/>
+          <w:lang w:val="ru-RU"/>
+        </w:rPr>
+        <w:t>Приговор: расстрел</w:t>
+      </w:r>
+      <w:r>
+        <w:rPr>
+          <w:rFonts w:ascii="Arial" w:hAnsi="Arial" w:cs="Arial"/>
+          <w:sz w:val="16"/>
+          <w:szCs w:val="16"/>
+          <w:highlight w:val="cyan"/>
+        </w:rPr>
+        <w:t> </w:t>
+      </w:r>
+    </w:p>
+    <w:p>
+      <w:pPr>
+        <w:spacing w:after="0" w:line="240" w:lineRule="auto"/>
+        <w:rPr>
+          <w:rFonts w:ascii="Arial" w:hAnsi="Arial" w:cs="Arial"/>
+          <w:sz w:val="16"/>
+          <w:szCs w:val="16"/>
+          <w:highlight w:val="cyan"/>
+          <w:lang w:val="ru-RU"/>
+        </w:rPr>
+      </w:pPr>
+      <w:r>
+        <w:rPr>
+          <w:rFonts w:ascii="Arial" w:hAnsi="Arial" w:cs="Arial"/>
+          <w:sz w:val="16"/>
+          <w:szCs w:val="16"/>
+          <w:highlight w:val="cyan"/>
+          <w:lang w:val="ru-RU"/>
+        </w:rPr>
+        <w:t>-------------------------------------------------------------</w:t>
+      </w:r>
+    </w:p>
+    <w:p>
+      <w:pPr>
+        <w:spacing w:after="0" w:line="240" w:lineRule="auto"/>
+        <w:rPr>
+          <w:rFonts w:ascii="Arial" w:hAnsi="Arial" w:cs="Arial"/>
+          <w:sz w:val="16"/>
+          <w:szCs w:val="16"/>
+          <w:highlight w:val="cyan"/>
+          <w:lang w:val="ru-RU"/>
+        </w:rPr>
+      </w:pPr>
+      <w:r>
+        <w:rPr>
+          <w:rFonts w:ascii="Arial" w:hAnsi="Arial" w:cs="Arial"/>
+          <w:sz w:val="16"/>
+          <w:szCs w:val="16"/>
+          <w:highlight w:val="cyan"/>
+          <w:lang w:val="ru-RU"/>
+        </w:rPr>
+        <w:t>Крымской ЧК за сотрудничество с контрразведкой белых, осуждена 28.12.1920 г. Коллегией Крымской ЧК к расстрелу</w:t>
+      </w:r>
+    </w:p>
+    <w:p>
+      <w:pPr>
+        <w:spacing w:after="0" w:line="240" w:lineRule="auto"/>
+        <w:rPr>
+          <w:rFonts w:ascii="Arial" w:hAnsi="Arial" w:cs="Arial"/>
+          <w:sz w:val="16"/>
+          <w:szCs w:val="16"/>
+          <w:highlight w:val="cyan"/>
+          <w:lang w:val="ru-RU"/>
+        </w:rPr>
+      </w:pPr>
+      <w:r>
+        <w:rPr>
+          <w:rFonts w:ascii="Arial" w:hAnsi="Arial" w:cs="Arial"/>
+          <w:sz w:val="16"/>
+          <w:szCs w:val="16"/>
+          <w:highlight w:val="cyan"/>
+          <w:lang w:val="ru-RU"/>
+        </w:rPr>
+        <w:lastRenderedPageBreak/>
+        <w:t>------------------------------------------------------------</w:t>
+      </w:r>
+    </w:p>
+    <w:p>
+      <w:pPr>
+        <w:spacing w:after="0" w:line="240" w:lineRule="auto"/>
+        <w:rPr>
+          <w:rFonts w:ascii="Arial" w:hAnsi="Arial" w:cs="Arial"/>
+          <w:sz w:val="16"/>
+          <w:szCs w:val="16"/>
+          <w:highlight w:val="cyan"/>
+          <w:lang w:val="ru-RU"/>
+        </w:rPr>
+      </w:pPr>
+      <w:r>
+        <w:rPr>
+          <w:rFonts w:ascii="Arial" w:hAnsi="Arial" w:cs="Arial"/>
+          <w:sz w:val="16"/>
+          <w:szCs w:val="16"/>
+          <w:highlight w:val="cyan"/>
+        </w:rPr>
+        <w:t> </w:t>
+      </w:r>
+      <w:r>
+        <w:rPr>
+          <w:rFonts w:ascii="Arial" w:hAnsi="Arial" w:cs="Arial"/>
+          <w:sz w:val="16"/>
+          <w:szCs w:val="16"/>
+          <w:highlight w:val="cyan"/>
+          <w:lang w:val="ru-RU"/>
+        </w:rPr>
+        <w:t>Обвинение: "белогвардейка". Чрезвычайная тройка Крымской ударной группы Упрособотделов Южнозапфронтов Осуждение: 22 декабря 1920 г., Приговор: ВМН (расстрел). Дата расстрела: 23 декабря 1920 г.</w:t>
+      </w:r>
+    </w:p>
+    <w:p>
+      <w:pPr>
+        <w:spacing w:after="0" w:line="240" w:lineRule="auto"/>
+        <w:rPr>
+          <w:rFonts w:ascii="Arial" w:hAnsi="Arial" w:cs="Arial"/>
+          <w:sz w:val="16"/>
+          <w:szCs w:val="16"/>
+          <w:highlight w:val="cyan"/>
+          <w:lang w:val="ru-RU"/>
+        </w:rPr>
+      </w:pPr>
+      <w:r>
+        <w:rPr>
+          <w:rFonts w:ascii="Arial" w:hAnsi="Arial" w:cs="Arial"/>
+          <w:sz w:val="16"/>
+          <w:szCs w:val="16"/>
+          <w:highlight w:val="cyan"/>
+          <w:lang w:val="ru-RU"/>
+        </w:rPr>
+        <w:t>-----------------------------------------------------</w:t>
+      </w:r>
+    </w:p>
+    <w:p>
+      <w:pPr>
+        <w:spacing w:after="0" w:line="240" w:lineRule="auto"/>
+        <w:rPr>
+          <w:rFonts w:ascii="Arial" w:hAnsi="Arial" w:cs="Arial"/>
+          <w:sz w:val="16"/>
+          <w:szCs w:val="16"/>
+          <w:highlight w:val="cyan"/>
+          <w:lang w:val="ru-RU"/>
+        </w:rPr>
+      </w:pPr>
+      <w:r>
+        <w:rPr>
+          <w:rFonts w:ascii="Arial" w:hAnsi="Arial" w:cs="Arial"/>
+          <w:sz w:val="16"/>
+          <w:szCs w:val="16"/>
+          <w:highlight w:val="cyan"/>
+          <w:lang w:val="ru-RU"/>
+        </w:rPr>
+        <w:t>Осуждена Чрезвычайной тройкой Особого отдела 13-й армии 20 апреля 1920 г. (статья УК не указана) как жена подозреваемого в шпионаже в пользу белогвардейцев к расстрелу</w:t>
+      </w:r>
+      <w:r>
+        <w:rPr>
+          <w:rFonts w:ascii="Arial" w:hAnsi="Arial" w:cs="Arial"/>
+          <w:sz w:val="16"/>
+          <w:szCs w:val="16"/>
+          <w:highlight w:val="cyan"/>
+          <w:lang w:val="ru-RU"/>
+        </w:rPr>
+        <w:t>.</w:t>
+      </w:r>
+    </w:p>
+    <w:p>
+      <w:pPr>
+        <w:spacing w:after="0" w:line="240" w:lineRule="auto"/>
+        <w:rPr>
+          <w:rFonts w:ascii="Arial" w:hAnsi="Arial" w:cs="Arial"/>
+          <w:sz w:val="16"/>
+          <w:szCs w:val="16"/>
+          <w:highlight w:val="cyan"/>
+          <w:lang w:val="ru-RU"/>
+        </w:rPr>
+      </w:pPr>
+      <w:r>
+        <w:rPr>
+          <w:rFonts w:ascii="Arial" w:hAnsi="Arial" w:cs="Arial"/>
+          <w:sz w:val="16"/>
+          <w:szCs w:val="16"/>
+          <w:highlight w:val="cyan"/>
+          <w:lang w:val="ru-RU"/>
+        </w:rPr>
+        <w:t>-----------------------------------------------------------</w:t>
+      </w:r>
+    </w:p>
+    <w:p>
+      <w:pPr>
+        <w:spacing w:after="0" w:line="240" w:lineRule="auto"/>
+        <w:rPr>
+          <w:rFonts w:ascii="Arial" w:hAnsi="Arial" w:cs="Arial"/>
+          <w:sz w:val="16"/>
+          <w:szCs w:val="16"/>
+          <w:highlight w:val="cyan"/>
+          <w:lang w:val="ru-RU"/>
+        </w:rPr>
+      </w:pPr>
+      <w:r>
+        <w:rPr>
+          <w:rFonts w:ascii="Arial" w:hAnsi="Arial" w:cs="Arial"/>
+          <w:sz w:val="16"/>
+          <w:szCs w:val="16"/>
+          <w:highlight w:val="cyan"/>
+          <w:lang w:val="ru-RU"/>
+        </w:rPr>
+        <w:t>Служила во ВСЮР. Расстреляна в 1920 в Одессе.</w:t>
+      </w:r>
+      <w:r>
+        <w:rPr>
+          <w:rFonts w:ascii="Arial" w:hAnsi="Arial" w:cs="Arial"/>
+          <w:sz w:val="16"/>
+          <w:szCs w:val="16"/>
+          <w:highlight w:val="cyan"/>
+        </w:rPr>
+        <w:t> </w:t>
+      </w:r>
+    </w:p>
+    <w:p>
+      <w:pPr>
+        <w:spacing w:after="0" w:line="240" w:lineRule="auto"/>
+        <w:rPr>
+          <w:rFonts w:ascii="Arial" w:hAnsi="Arial" w:cs="Arial"/>
+          <w:sz w:val="16"/>
+          <w:szCs w:val="16"/>
+          <w:highlight w:val="cyan"/>
+          <w:lang w:val="ru-RU"/>
+        </w:rPr>
+      </w:pPr>
+      <w:r>
+        <w:rPr>
+          <w:rFonts w:ascii="Arial" w:hAnsi="Arial" w:cs="Arial"/>
+          <w:sz w:val="16"/>
+          <w:szCs w:val="16"/>
+          <w:highlight w:val="cyan"/>
+          <w:lang w:val="ru-RU"/>
+        </w:rPr>
+        <w:t>------------------------------------------------------------------</w:t>
+      </w:r>
+    </w:p>
+    <w:p>
+      <w:pPr>
+        <w:spacing w:after="0" w:line="240" w:lineRule="auto"/>
+        <w:rPr>
+          <w:rFonts w:ascii="Arial" w:hAnsi="Arial" w:cs="Arial"/>
+          <w:sz w:val="16"/>
+          <w:szCs w:val="16"/>
+          <w:highlight w:val="cyan"/>
+          <w:lang w:val="ru-RU"/>
+        </w:rPr>
+      </w:pPr>
+      <w:r>
+        <w:rPr>
+          <w:rFonts w:ascii="Arial" w:hAnsi="Arial" w:cs="Arial"/>
+          <w:sz w:val="16"/>
+          <w:szCs w:val="16"/>
+          <w:highlight w:val="cyan"/>
+          <w:lang w:val="ru-RU"/>
+        </w:rPr>
+        <w:t>за то, что, будучи дворянкой, высказывала недовольство Советской властью, осуждена 22.12.1920 г. ОО 3 стр.дивизии к расстрелу</w:t>
+      </w:r>
+    </w:p>
+    <w:p>
+      <w:pPr>
+        <w:spacing w:after="0" w:line="240" w:lineRule="auto"/>
+        <w:rPr>
+          <w:rFonts w:ascii="Arial" w:hAnsi="Arial" w:cs="Arial"/>
+          <w:sz w:val="16"/>
+          <w:szCs w:val="16"/>
+          <w:highlight w:val="cyan"/>
+          <w:lang w:val="ru-RU"/>
+        </w:rPr>
+      </w:pPr>
+      <w:r>
+        <w:rPr>
+          <w:rFonts w:ascii="Arial" w:hAnsi="Arial" w:cs="Arial"/>
+          <w:sz w:val="16"/>
+          <w:szCs w:val="16"/>
+          <w:highlight w:val="cyan"/>
+          <w:lang w:val="ru-RU"/>
+        </w:rPr>
+        <w:t>-------------------------------------------------</w:t>
+      </w:r>
+    </w:p>
+    <w:p>
+      <w:pPr>
+        <w:spacing w:after="0" w:line="240" w:lineRule="auto"/>
+        <w:rPr>
+          <w:rFonts w:ascii="Arial" w:hAnsi="Arial" w:cs="Arial"/>
+          <w:sz w:val="16"/>
+          <w:szCs w:val="16"/>
+          <w:highlight w:val="cyan"/>
+          <w:lang w:val="ru-RU"/>
+        </w:rPr>
+      </w:pPr>
+      <w:r>
+        <w:rPr>
+          <w:rFonts w:ascii="Arial" w:hAnsi="Arial" w:cs="Arial"/>
+          <w:sz w:val="16"/>
+          <w:szCs w:val="16"/>
+          <w:highlight w:val="cyan"/>
+          <w:lang w:val="ru-RU"/>
+        </w:rPr>
+        <w:t>Красноярской губЧК 12 августа 1920 г., обв.:</w:t>
+      </w:r>
+      <w:r>
+        <w:rPr>
+          <w:rFonts w:ascii="Arial" w:hAnsi="Arial" w:cs="Arial"/>
+          <w:sz w:val="16"/>
+          <w:szCs w:val="16"/>
+          <w:highlight w:val="cyan"/>
+        </w:rPr>
+        <w:t> </w:t>
+      </w:r>
+      <w:r>
+        <w:rPr>
+          <w:rFonts w:ascii="Arial" w:hAnsi="Arial" w:cs="Arial"/>
+          <w:sz w:val="16"/>
+          <w:szCs w:val="16"/>
+          <w:highlight w:val="cyan"/>
+          <w:lang w:val="ru-RU"/>
+        </w:rPr>
+        <w:t>служба в контрразведке, тайный агент Колчака. Приговор: ВМН Расстреляна 17 августа 1920 г.</w:t>
+      </w:r>
+    </w:p>
+    <w:p>
+      <w:pPr>
+        <w:spacing w:after="0" w:line="240" w:lineRule="auto"/>
+        <w:rPr>
+          <w:rFonts w:ascii="Arial" w:hAnsi="Arial" w:cs="Arial"/>
+          <w:sz w:val="16"/>
+          <w:szCs w:val="16"/>
+          <w:highlight w:val="cyan"/>
+          <w:lang w:val="ru-RU"/>
+        </w:rPr>
+      </w:pPr>
+      <w:r>
+        <w:rPr>
+          <w:rFonts w:ascii="Arial" w:hAnsi="Arial" w:cs="Arial"/>
+          <w:sz w:val="16"/>
+          <w:szCs w:val="16"/>
+          <w:highlight w:val="cyan"/>
+          <w:lang w:val="ru-RU"/>
+        </w:rPr>
+        <w:t>--------------------------------------------------</w:t>
+      </w:r>
+    </w:p>
+    <w:p>
+      <w:pPr>
+        <w:spacing w:after="0" w:line="240" w:lineRule="auto"/>
+        <w:rPr>
+          <w:rFonts w:ascii="Arial" w:hAnsi="Arial" w:cs="Arial"/>
+          <w:sz w:val="16"/>
+          <w:szCs w:val="16"/>
+          <w:highlight w:val="cyan"/>
+          <w:lang w:val="ru-RU"/>
+        </w:rPr>
+      </w:pPr>
+      <w:r>
+        <w:rPr>
+          <w:rFonts w:ascii="Arial" w:hAnsi="Arial" w:cs="Arial"/>
+          <w:sz w:val="16"/>
+          <w:szCs w:val="16"/>
+          <w:highlight w:val="cyan"/>
+          <w:lang w:val="ru-RU"/>
+        </w:rPr>
+        <w:t>преподаватель сапожного дела. 30.05.1920 г. по приговору ТОЧК приговорена к расстрелу</w:t>
+      </w:r>
+    </w:p>
+    <w:p>
+      <w:pPr>
+        <w:spacing w:after="0" w:line="240" w:lineRule="auto"/>
+        <w:rPr>
+          <w:rFonts w:ascii="Arial" w:hAnsi="Arial" w:cs="Arial"/>
+          <w:sz w:val="16"/>
+          <w:szCs w:val="16"/>
+          <w:highlight w:val="cyan"/>
+          <w:lang w:val="ru-RU"/>
+        </w:rPr>
+      </w:pPr>
+      <w:r>
+        <w:rPr>
+          <w:rFonts w:ascii="Arial" w:hAnsi="Arial" w:cs="Arial"/>
+          <w:sz w:val="16"/>
+          <w:szCs w:val="16"/>
+          <w:highlight w:val="cyan"/>
+          <w:lang w:val="ru-RU"/>
+        </w:rPr>
+        <w:t>---------------------------------------------------------</w:t>
+      </w:r>
+    </w:p>
+    <w:p>
+      <w:pPr>
+        <w:spacing w:after="0" w:line="240" w:lineRule="auto"/>
+        <w:rPr>
+          <w:rFonts w:ascii="Arial" w:hAnsi="Arial" w:cs="Arial"/>
+          <w:sz w:val="16"/>
+          <w:szCs w:val="16"/>
+          <w:highlight w:val="cyan"/>
+          <w:lang w:val="ru-RU"/>
+        </w:rPr>
+      </w:pPr>
+      <w:r>
+        <w:rPr>
+          <w:rFonts w:ascii="Arial" w:hAnsi="Arial" w:cs="Arial"/>
+          <w:sz w:val="16"/>
+          <w:szCs w:val="16"/>
+          <w:highlight w:val="cyan"/>
+          <w:lang w:val="ru-RU"/>
+        </w:rPr>
+        <w:t>Обвинение: по политическим мотивам. Осуждение: май 1920 г. Приговор: ВМН (расстрел). Дата расстрела: май 1920 г.</w:t>
+      </w:r>
+    </w:p>
+    <w:p>
+      <w:pPr>
+        <w:spacing w:after="0" w:line="240" w:lineRule="auto"/>
+        <w:rPr>
+          <w:rFonts w:ascii="Arial" w:hAnsi="Arial" w:cs="Arial"/>
+          <w:sz w:val="16"/>
+          <w:szCs w:val="16"/>
+          <w:highlight w:val="cyan"/>
+          <w:lang w:val="ru-RU"/>
+        </w:rPr>
+      </w:pPr>
+      <w:r>
+        <w:rPr>
+          <w:rFonts w:ascii="Arial" w:hAnsi="Arial" w:cs="Arial"/>
+          <w:sz w:val="16"/>
+          <w:szCs w:val="16"/>
+          <w:highlight w:val="cyan"/>
+          <w:lang w:val="ru-RU"/>
+        </w:rPr>
+        <w:t>-----------------------------------------------</w:t>
+      </w:r>
+    </w:p>
+    <w:p>
+      <w:pPr>
+        <w:spacing w:after="0" w:line="240" w:lineRule="auto"/>
+        <w:rPr>
+          <w:rFonts w:ascii="Arial" w:hAnsi="Arial" w:cs="Arial"/>
+          <w:sz w:val="16"/>
+          <w:szCs w:val="16"/>
+          <w:highlight w:val="cyan"/>
+          <w:lang w:val="ru-RU"/>
+        </w:rPr>
+      </w:pPr>
+      <w:r>
+        <w:rPr>
+          <w:rFonts w:ascii="Arial" w:hAnsi="Arial" w:cs="Arial"/>
+          <w:sz w:val="16"/>
+          <w:szCs w:val="16"/>
+          <w:highlight w:val="cyan"/>
+          <w:lang w:val="ru-RU"/>
+        </w:rPr>
+        <w:t xml:space="preserve">Обвинение: за укрывательство своего мужа и контрреволюционера Тарасова. </w:t>
+      </w:r>
+      <w:proofErr w:type="spellStart"/>
+      <w:r>
+        <w:rPr>
+          <w:rFonts w:ascii="Arial" w:hAnsi="Arial" w:cs="Arial"/>
+          <w:sz w:val="16"/>
+          <w:szCs w:val="16"/>
+          <w:highlight w:val="cyan"/>
+        </w:rPr>
+        <w:t>Приговор</w:t>
+      </w:r>
+      <w:proofErr w:type="spellEnd"/>
+      <w:r>
+        <w:rPr>
+          <w:rFonts w:ascii="Arial" w:hAnsi="Arial" w:cs="Arial"/>
+          <w:sz w:val="16"/>
+          <w:szCs w:val="16"/>
+          <w:highlight w:val="cyan"/>
+        </w:rPr>
+        <w:t xml:space="preserve">: ОО ВЧК </w:t>
+      </w:r>
+      <w:proofErr w:type="spellStart"/>
+      <w:r>
+        <w:rPr>
+          <w:rFonts w:ascii="Arial" w:hAnsi="Arial" w:cs="Arial"/>
+          <w:sz w:val="16"/>
+          <w:szCs w:val="16"/>
+          <w:highlight w:val="cyan"/>
+        </w:rPr>
+        <w:t>отделения</w:t>
+      </w:r>
+      <w:proofErr w:type="spellEnd"/>
+      <w:r>
+        <w:rPr>
+          <w:rFonts w:ascii="Arial" w:hAnsi="Arial" w:cs="Arial"/>
+          <w:sz w:val="16"/>
+          <w:szCs w:val="16"/>
+          <w:highlight w:val="cyan"/>
+        </w:rPr>
+        <w:t xml:space="preserve"> </w:t>
+      </w:r>
+      <w:proofErr w:type="spellStart"/>
+      <w:r>
+        <w:rPr>
+          <w:rFonts w:ascii="Arial" w:hAnsi="Arial" w:cs="Arial"/>
+          <w:sz w:val="16"/>
+          <w:szCs w:val="16"/>
+          <w:highlight w:val="cyan"/>
+        </w:rPr>
+        <w:t>при</w:t>
+      </w:r>
+      <w:proofErr w:type="spellEnd"/>
+      <w:r>
+        <w:rPr>
+          <w:rFonts w:ascii="Arial" w:hAnsi="Arial" w:cs="Arial"/>
+          <w:sz w:val="16"/>
+          <w:szCs w:val="16"/>
+          <w:highlight w:val="cyan"/>
+        </w:rPr>
+        <w:t xml:space="preserve"> 3 </w:t>
+      </w:r>
+      <w:proofErr w:type="spellStart"/>
+      <w:r>
+        <w:rPr>
+          <w:rFonts w:ascii="Arial" w:hAnsi="Arial" w:cs="Arial"/>
+          <w:sz w:val="16"/>
+          <w:szCs w:val="16"/>
+          <w:highlight w:val="cyan"/>
+        </w:rPr>
+        <w:t>сд</w:t>
+      </w:r>
+      <w:proofErr w:type="spellEnd"/>
+      <w:r>
+        <w:rPr>
+          <w:rFonts w:ascii="Arial" w:hAnsi="Arial" w:cs="Arial"/>
+          <w:sz w:val="16"/>
+          <w:szCs w:val="16"/>
+          <w:highlight w:val="cyan"/>
+        </w:rPr>
+        <w:t xml:space="preserve"> 4-й </w:t>
+      </w:r>
+      <w:proofErr w:type="spellStart"/>
+      <w:r>
+        <w:rPr>
+          <w:rFonts w:ascii="Arial" w:hAnsi="Arial" w:cs="Arial"/>
+          <w:sz w:val="16"/>
+          <w:szCs w:val="16"/>
+          <w:highlight w:val="cyan"/>
+        </w:rPr>
+        <w:t>армии</w:t>
+      </w:r>
+      <w:proofErr w:type="spellEnd"/>
+      <w:r>
+        <w:rPr>
+          <w:rFonts w:ascii="Arial" w:hAnsi="Arial" w:cs="Arial"/>
+          <w:sz w:val="16"/>
+          <w:szCs w:val="16"/>
+          <w:highlight w:val="cyan"/>
+        </w:rPr>
+        <w:t>, 29.12.1920 — ВМН.</w:t>
+      </w:r>
+    </w:p>
+    <w:p>
+      <w:pPr>
+        <w:spacing w:after="0" w:line="240" w:lineRule="auto"/>
+        <w:rPr>
+          <w:rFonts w:ascii="Arial" w:hAnsi="Arial" w:cs="Arial"/>
+          <w:sz w:val="16"/>
+          <w:szCs w:val="16"/>
+          <w:highlight w:val="cyan"/>
+          <w:lang w:val="ru-RU"/>
+        </w:rPr>
+      </w:pPr>
+      <w:r>
+        <w:rPr>
+          <w:rFonts w:ascii="Arial" w:hAnsi="Arial" w:cs="Arial"/>
+          <w:sz w:val="16"/>
+          <w:szCs w:val="16"/>
+          <w:highlight w:val="cyan"/>
+          <w:lang w:val="ru-RU"/>
+        </w:rPr>
+        <w:t>------------------------------------------------------------</w:t>
+      </w:r>
+    </w:p>
+    <w:p>
+      <w:pPr>
+        <w:spacing w:after="0" w:line="240" w:lineRule="auto"/>
+        <w:rPr>
+          <w:rFonts w:ascii="Arial" w:hAnsi="Arial" w:cs="Arial"/>
+          <w:sz w:val="16"/>
+          <w:szCs w:val="16"/>
+          <w:highlight w:val="cyan"/>
+          <w:lang w:val="ru-RU"/>
+        </w:rPr>
+      </w:pPr>
+      <w:r>
+        <w:rPr>
+          <w:rFonts w:ascii="Arial" w:hAnsi="Arial" w:cs="Arial"/>
+          <w:sz w:val="16"/>
+          <w:szCs w:val="16"/>
+          <w:highlight w:val="cyan"/>
+          <w:lang w:val="ru-RU"/>
+        </w:rPr>
+        <w:t>подозревалась в шпионаже; работала санитаркой</w:t>
+      </w:r>
+      <w:r>
+        <w:rPr>
+          <w:rFonts w:ascii="Arial" w:hAnsi="Arial" w:cs="Arial"/>
+          <w:sz w:val="16"/>
+          <w:szCs w:val="16"/>
+          <w:highlight w:val="cyan"/>
+        </w:rPr>
+        <w:t> </w:t>
+      </w:r>
+      <w:r>
+        <w:rPr>
+          <w:rFonts w:ascii="Arial" w:hAnsi="Arial" w:cs="Arial"/>
+          <w:sz w:val="16"/>
+          <w:szCs w:val="16"/>
+          <w:highlight w:val="cyan"/>
+          <w:lang w:val="ru-RU"/>
+        </w:rPr>
+        <w:t>в санатории</w:t>
+      </w:r>
+      <w:r>
+        <w:rPr>
+          <w:rFonts w:ascii="Arial" w:hAnsi="Arial" w:cs="Arial"/>
+          <w:sz w:val="16"/>
+          <w:szCs w:val="16"/>
+          <w:highlight w:val="cyan"/>
+        </w:rPr>
+        <w:t> </w:t>
+      </w:r>
+      <w:r>
+        <w:rPr>
+          <w:rFonts w:ascii="Arial" w:hAnsi="Arial" w:cs="Arial"/>
+          <w:sz w:val="16"/>
+          <w:szCs w:val="16"/>
+          <w:highlight w:val="cyan"/>
+          <w:lang w:val="ru-RU"/>
+        </w:rPr>
+        <w:t>№10 Красного Креста в Ливадии. Компартии</w:t>
+      </w:r>
+      <w:r>
+        <w:rPr>
+          <w:rFonts w:ascii="Arial" w:hAnsi="Arial" w:cs="Arial"/>
+          <w:sz w:val="16"/>
+          <w:szCs w:val="16"/>
+          <w:highlight w:val="cyan"/>
+        </w:rPr>
+        <w:t> </w:t>
+      </w:r>
+      <w:r>
+        <w:rPr>
+          <w:rFonts w:ascii="Arial" w:hAnsi="Arial" w:cs="Arial"/>
+          <w:sz w:val="16"/>
+          <w:szCs w:val="16"/>
+          <w:highlight w:val="cyan"/>
+          <w:lang w:val="ru-RU"/>
+        </w:rPr>
+        <w:t>не сочувствует,</w:t>
+      </w:r>
+      <w:r>
+        <w:rPr>
+          <w:rFonts w:ascii="Arial" w:hAnsi="Arial" w:cs="Arial"/>
+          <w:sz w:val="16"/>
+          <w:szCs w:val="16"/>
+          <w:highlight w:val="cyan"/>
+        </w:rPr>
+        <w:t> </w:t>
+      </w:r>
+      <w:r>
+        <w:rPr>
+          <w:rFonts w:ascii="Arial" w:hAnsi="Arial" w:cs="Arial"/>
+          <w:sz w:val="16"/>
+          <w:szCs w:val="16"/>
+          <w:highlight w:val="cyan"/>
+          <w:lang w:val="ru-RU"/>
+        </w:rPr>
+        <w:t>поскольку «не освоила</w:t>
+      </w:r>
+      <w:r>
+        <w:rPr>
+          <w:rFonts w:ascii="Arial" w:hAnsi="Arial" w:cs="Arial"/>
+          <w:sz w:val="16"/>
+          <w:szCs w:val="16"/>
+          <w:highlight w:val="cyan"/>
+        </w:rPr>
+        <w:t> </w:t>
+      </w:r>
+      <w:r>
+        <w:rPr>
+          <w:rFonts w:ascii="Arial" w:hAnsi="Arial" w:cs="Arial"/>
+          <w:sz w:val="16"/>
+          <w:szCs w:val="16"/>
+          <w:highlight w:val="cyan"/>
+          <w:lang w:val="ru-RU"/>
+        </w:rPr>
+        <w:t>в полной</w:t>
+      </w:r>
+      <w:r>
+        <w:rPr>
+          <w:rFonts w:ascii="Arial" w:hAnsi="Arial" w:cs="Arial"/>
+          <w:sz w:val="16"/>
+          <w:szCs w:val="16"/>
+          <w:highlight w:val="cyan"/>
+        </w:rPr>
+        <w:t> </w:t>
+      </w:r>
+      <w:r>
+        <w:rPr>
+          <w:rFonts w:ascii="Arial" w:hAnsi="Arial" w:cs="Arial"/>
+          <w:sz w:val="16"/>
+          <w:szCs w:val="16"/>
+          <w:highlight w:val="cyan"/>
+          <w:lang w:val="ru-RU"/>
+        </w:rPr>
+        <w:t xml:space="preserve">мере ее мировоззрения». </w:t>
+      </w:r>
+      <w:r>
+        <w:rPr>
+          <w:rFonts w:ascii="Arial" w:hAnsi="Arial" w:cs="Arial"/>
+          <w:sz w:val="16"/>
+          <w:szCs w:val="16"/>
+          <w:highlight w:val="cyan"/>
+          <w:lang w:val="ru-RU"/>
+        </w:rPr>
+        <w:t>Расстреляна 7 декабря</w:t>
+      </w:r>
+      <w:r>
+        <w:rPr>
+          <w:rFonts w:ascii="Arial" w:hAnsi="Arial" w:cs="Arial"/>
+          <w:sz w:val="16"/>
+          <w:szCs w:val="16"/>
+          <w:highlight w:val="cyan"/>
+        </w:rPr>
+        <w:t> </w:t>
+      </w:r>
+      <w:r>
+        <w:rPr>
+          <w:rFonts w:ascii="Arial" w:hAnsi="Arial" w:cs="Arial"/>
+          <w:sz w:val="16"/>
+          <w:szCs w:val="16"/>
+          <w:highlight w:val="cyan"/>
+          <w:lang w:val="ru-RU"/>
+        </w:rPr>
+        <w:t>1920</w:t>
+      </w:r>
+      <w:r>
+        <w:rPr>
+          <w:rFonts w:ascii="Arial" w:hAnsi="Arial" w:cs="Arial"/>
+          <w:sz w:val="16"/>
+          <w:szCs w:val="16"/>
+          <w:highlight w:val="cyan"/>
+        </w:rPr>
+        <w:t> </w:t>
+      </w:r>
+      <w:r>
+        <w:rPr>
+          <w:rFonts w:ascii="Arial" w:hAnsi="Arial" w:cs="Arial"/>
+          <w:sz w:val="16"/>
+          <w:szCs w:val="16"/>
+          <w:highlight w:val="cyan"/>
+          <w:lang w:val="ru-RU"/>
+        </w:rPr>
+        <w:t>года</w:t>
+      </w:r>
+    </w:p>
+    <w:p>
+      <w:pPr>
+        <w:spacing w:after="0" w:line="240" w:lineRule="auto"/>
+        <w:rPr>
+          <w:rFonts w:ascii="Arial" w:hAnsi="Arial" w:cs="Arial"/>
+          <w:sz w:val="16"/>
+          <w:szCs w:val="16"/>
+          <w:highlight w:val="cyan"/>
+          <w:lang w:val="ru-RU"/>
+        </w:rPr>
+      </w:pPr>
+      <w:r>
+        <w:rPr>
+          <w:rFonts w:ascii="Arial" w:hAnsi="Arial" w:cs="Arial"/>
+          <w:sz w:val="16"/>
+          <w:szCs w:val="16"/>
+          <w:highlight w:val="cyan"/>
+          <w:lang w:val="ru-RU"/>
+        </w:rPr>
+        <w:t>------------------------------------------------------</w:t>
+      </w:r>
+    </w:p>
+    <w:p>
+      <w:pPr>
+        <w:spacing w:after="0" w:line="240" w:lineRule="auto"/>
+        <w:rPr>
+          <w:rFonts w:ascii="Arial" w:hAnsi="Arial" w:cs="Arial"/>
+          <w:sz w:val="16"/>
+          <w:szCs w:val="16"/>
+          <w:highlight w:val="cyan"/>
+          <w:lang w:val="ru-RU"/>
+        </w:rPr>
+      </w:pPr>
+      <w:r>
+        <w:rPr>
+          <w:rFonts w:ascii="Arial" w:hAnsi="Arial" w:cs="Arial"/>
+          <w:sz w:val="16"/>
+          <w:szCs w:val="16"/>
+          <w:highlight w:val="cyan"/>
+          <w:lang w:val="ru-RU"/>
+        </w:rPr>
+        <w:t>Приговорена: Коллегия ОО ВЧК Запасной армии Западного фронта 16 октября 1920 г., обв.:</w:t>
+      </w:r>
+      <w:r>
+        <w:rPr>
+          <w:rFonts w:ascii="Arial" w:hAnsi="Arial" w:cs="Arial"/>
+          <w:sz w:val="16"/>
+          <w:szCs w:val="16"/>
+          <w:highlight w:val="cyan"/>
+        </w:rPr>
+        <w:t> </w:t>
+      </w:r>
+      <w:r>
+        <w:rPr>
+          <w:rFonts w:ascii="Arial" w:hAnsi="Arial" w:cs="Arial"/>
+          <w:sz w:val="16"/>
+          <w:szCs w:val="16"/>
+          <w:highlight w:val="cyan"/>
+          <w:lang w:val="ru-RU"/>
+        </w:rPr>
+        <w:t>без вменения конкретн. статьи УК, за измену Родине. Приговор: расстрел Расстреляна 17 октября 1920 г.</w:t>
+      </w:r>
+    </w:p>
+    <w:p>
+      <w:pPr>
+        <w:spacing w:after="0" w:line="240" w:lineRule="auto"/>
+        <w:rPr>
+          <w:rFonts w:ascii="Arial" w:hAnsi="Arial" w:cs="Arial"/>
+          <w:sz w:val="16"/>
+          <w:szCs w:val="16"/>
+          <w:highlight w:val="cyan"/>
+          <w:lang w:val="ru-RU"/>
+        </w:rPr>
+      </w:pPr>
+      <w:r>
+        <w:rPr>
+          <w:rFonts w:ascii="Arial" w:hAnsi="Arial" w:cs="Arial"/>
+          <w:sz w:val="16"/>
+          <w:szCs w:val="16"/>
+          <w:highlight w:val="cyan"/>
+          <w:lang w:val="ru-RU"/>
+        </w:rPr>
+        <w:t>-----------------------------------------------------</w:t>
+      </w:r>
+    </w:p>
+    <w:p>
+      <w:pPr>
+        <w:spacing w:after="0" w:line="240" w:lineRule="auto"/>
+        <w:rPr>
+          <w:rFonts w:ascii="Arial" w:hAnsi="Arial" w:cs="Arial"/>
+          <w:sz w:val="16"/>
+          <w:szCs w:val="16"/>
+          <w:highlight w:val="cyan"/>
+          <w:lang w:val="ru-RU"/>
+        </w:rPr>
+      </w:pPr>
+      <w:r>
+        <w:rPr>
+          <w:rFonts w:ascii="Arial" w:hAnsi="Arial" w:cs="Arial"/>
+          <w:sz w:val="16"/>
+          <w:szCs w:val="16"/>
+          <w:highlight w:val="cyan"/>
+          <w:lang w:val="ru-RU"/>
+        </w:rPr>
+        <w:t>Обвинение: «агитация против сов. власти и причастность к бело-зеленым». Приговор: Коллегия Кубчерчека, 18.08.1920 — ВМН.</w:t>
+      </w:r>
+    </w:p>
+    <w:p>
+      <w:pPr>
+        <w:spacing w:after="0" w:line="240" w:lineRule="auto"/>
+        <w:rPr>
+          <w:rFonts w:ascii="Arial" w:hAnsi="Arial" w:cs="Arial"/>
+          <w:sz w:val="16"/>
+          <w:szCs w:val="16"/>
+          <w:highlight w:val="cyan"/>
+          <w:lang w:val="ru-RU"/>
+        </w:rPr>
+      </w:pPr>
+      <w:r>
+        <w:rPr>
+          <w:rFonts w:ascii="Arial" w:hAnsi="Arial" w:cs="Arial"/>
+          <w:sz w:val="16"/>
+          <w:szCs w:val="16"/>
+          <w:highlight w:val="cyan"/>
+          <w:lang w:val="ru-RU"/>
+        </w:rPr>
+        <w:t>-----------------------------------------------------------</w:t>
+      </w:r>
+    </w:p>
+    <w:p>
+      <w:pPr>
+        <w:spacing w:after="0" w:line="240" w:lineRule="auto"/>
+        <w:rPr>
+          <w:rFonts w:ascii="Arial" w:hAnsi="Arial" w:cs="Arial"/>
+          <w:sz w:val="16"/>
+          <w:szCs w:val="16"/>
+          <w:highlight w:val="cyan"/>
+          <w:lang w:val="ru-RU"/>
+        </w:rPr>
+      </w:pPr>
+      <w:r>
+        <w:rPr>
+          <w:rFonts w:ascii="Arial" w:hAnsi="Arial" w:cs="Arial"/>
+          <w:sz w:val="16"/>
+          <w:szCs w:val="16"/>
+          <w:highlight w:val="cyan"/>
+        </w:rPr>
+        <w:t> </w:t>
+      </w:r>
+      <w:r>
+        <w:rPr>
+          <w:rFonts w:ascii="Arial" w:hAnsi="Arial" w:cs="Arial"/>
+          <w:sz w:val="16"/>
+          <w:szCs w:val="16"/>
+          <w:highlight w:val="cyan"/>
+          <w:lang w:val="ru-RU"/>
+        </w:rPr>
+        <w:t>княжна, сестра милосердия в санатории Красного Креста № 10 в Ливадии. Приговорена постановлением Тройки особого отдела ВЧК по "списку 203-х" к высшей мере наказания</w:t>
+      </w:r>
+      <w:r>
+        <w:rPr>
+          <w:rFonts w:ascii="Arial" w:hAnsi="Arial" w:cs="Arial"/>
+          <w:sz w:val="16"/>
+          <w:szCs w:val="16"/>
+          <w:highlight w:val="cyan"/>
+          <w:lang w:val="ru-RU"/>
+        </w:rPr>
+        <w:t xml:space="preserve">. </w:t>
+      </w:r>
+      <w:r>
+        <w:rPr>
+          <w:rFonts w:ascii="Arial" w:hAnsi="Arial" w:cs="Arial"/>
+          <w:sz w:val="16"/>
+          <w:szCs w:val="16"/>
+          <w:highlight w:val="cyan"/>
+          <w:lang w:val="ru-RU"/>
+        </w:rPr>
+        <w:t>Расстреляна 20 декабря 1920 года в Ялте.</w:t>
+      </w:r>
+    </w:p>
+    <w:p>
+      <w:pPr>
+        <w:spacing w:after="0" w:line="240" w:lineRule="auto"/>
+        <w:rPr>
+          <w:rFonts w:ascii="Arial" w:hAnsi="Arial" w:cs="Arial"/>
+          <w:sz w:val="16"/>
+          <w:szCs w:val="16"/>
+          <w:highlight w:val="cyan"/>
+          <w:lang w:val="ru-RU"/>
+        </w:rPr>
+      </w:pPr>
+      <w:r>
+        <w:rPr>
+          <w:rFonts w:ascii="Arial" w:hAnsi="Arial" w:cs="Arial"/>
+          <w:sz w:val="16"/>
+          <w:szCs w:val="16"/>
+          <w:highlight w:val="cyan"/>
+          <w:lang w:val="ru-RU"/>
+        </w:rPr>
+        <w:t>------------------------------------------------------------------</w:t>
+      </w:r>
+    </w:p>
+    <w:p>
+      <w:pPr>
+        <w:spacing w:after="0" w:line="240" w:lineRule="auto"/>
+        <w:rPr>
+          <w:rFonts w:ascii="Arial" w:hAnsi="Arial" w:cs="Arial"/>
+          <w:sz w:val="16"/>
+          <w:szCs w:val="16"/>
+          <w:highlight w:val="cyan"/>
+          <w:lang w:val="ru-RU"/>
+        </w:rPr>
+      </w:pPr>
+      <w:r>
+        <w:rPr>
+          <w:rFonts w:ascii="Arial" w:hAnsi="Arial" w:cs="Arial"/>
+          <w:sz w:val="16"/>
+          <w:szCs w:val="16"/>
+          <w:highlight w:val="cyan"/>
+          <w:lang w:val="ru-RU"/>
+        </w:rPr>
+        <w:t>Обвинение: «по политическим мотивам, т. к. в период гражданской войны принадлежала к одной из сторон политического противостояния». Приговор: Коллегия Кубчерчека, 18.08.1920 — ВМН.</w:t>
+      </w:r>
+    </w:p>
+    <w:p>
+      <w:pPr>
+        <w:spacing w:after="0" w:line="240" w:lineRule="auto"/>
+        <w:rPr>
+          <w:rFonts w:ascii="Arial" w:hAnsi="Arial" w:cs="Arial"/>
+          <w:sz w:val="16"/>
+          <w:szCs w:val="16"/>
+          <w:highlight w:val="cyan"/>
+          <w:lang w:val="ru-RU"/>
+        </w:rPr>
+      </w:pPr>
+      <w:r>
+        <w:rPr>
+          <w:rFonts w:ascii="Arial" w:hAnsi="Arial" w:cs="Arial"/>
+          <w:sz w:val="16"/>
+          <w:szCs w:val="16"/>
+          <w:highlight w:val="cyan"/>
+          <w:lang w:val="ru-RU"/>
+        </w:rPr>
+        <w:t>----------------------------------------------------------</w:t>
+      </w:r>
+    </w:p>
+    <w:p>
+      <w:pPr>
+        <w:spacing w:after="0" w:line="240" w:lineRule="auto"/>
+        <w:rPr>
+          <w:rFonts w:ascii="Arial" w:hAnsi="Arial" w:cs="Arial"/>
+          <w:sz w:val="16"/>
+          <w:szCs w:val="16"/>
+          <w:highlight w:val="cyan"/>
+          <w:lang w:val="ru-RU"/>
+        </w:rPr>
+      </w:pPr>
+      <w:r>
+        <w:rPr>
+          <w:rFonts w:ascii="Arial" w:hAnsi="Arial" w:cs="Arial"/>
+          <w:sz w:val="16"/>
+          <w:szCs w:val="16"/>
+          <w:highlight w:val="cyan"/>
+          <w:lang w:val="ru-RU"/>
+        </w:rPr>
+        <w:t xml:space="preserve">Обвинение: обвинена как непримиримый враг трудового народа (скрывала у себя дома своего гражданского мужа - В. С. Реутова. Приговор: Постановлением военно-полевой тройки Особого отдела Терской обл., 29.12.1920 — ВМН. </w:t>
+      </w:r>
+      <w:r>
+        <w:rPr>
+          <w:rFonts w:ascii="Arial" w:hAnsi="Arial" w:cs="Arial"/>
+          <w:sz w:val="16"/>
+          <w:szCs w:val="16"/>
+          <w:highlight w:val="cyan"/>
+          <w:lang w:val="ru-RU"/>
+        </w:rPr>
+        <w:t>Расстреляна 29.12.1920</w:t>
+      </w:r>
+    </w:p>
+    <w:p>
+      <w:pPr>
+        <w:spacing w:after="0" w:line="240" w:lineRule="auto"/>
+        <w:rPr>
+          <w:rFonts w:ascii="Arial" w:hAnsi="Arial" w:cs="Arial"/>
+          <w:sz w:val="16"/>
+          <w:szCs w:val="16"/>
+          <w:highlight w:val="cyan"/>
+          <w:lang w:val="ru-RU"/>
+        </w:rPr>
+      </w:pPr>
+      <w:r>
+        <w:rPr>
+          <w:rFonts w:ascii="Arial" w:hAnsi="Arial" w:cs="Arial"/>
+          <w:sz w:val="16"/>
+          <w:szCs w:val="16"/>
+          <w:highlight w:val="cyan"/>
+          <w:lang w:val="ru-RU"/>
+        </w:rPr>
+        <w:t>----------------------------------------------------</w:t>
+      </w:r>
+    </w:p>
+    <w:p>
+      <w:pPr>
+        <w:spacing w:after="0" w:line="240" w:lineRule="auto"/>
+        <w:rPr>
+          <w:rFonts w:ascii="Arial" w:hAnsi="Arial" w:cs="Arial"/>
+          <w:sz w:val="16"/>
+          <w:szCs w:val="16"/>
+          <w:highlight w:val="cyan"/>
+          <w:lang w:val="ru-RU"/>
+        </w:rPr>
+      </w:pPr>
+      <w:r>
+        <w:rPr>
+          <w:rFonts w:ascii="Arial" w:hAnsi="Arial" w:cs="Arial"/>
+          <w:sz w:val="16"/>
+          <w:szCs w:val="16"/>
+          <w:highlight w:val="cyan"/>
+          <w:lang w:val="ru-RU"/>
+        </w:rPr>
+        <w:t>обв.:</w:t>
+      </w:r>
+      <w:r>
+        <w:rPr>
+          <w:rFonts w:ascii="Arial" w:hAnsi="Arial" w:cs="Arial"/>
+          <w:sz w:val="16"/>
+          <w:szCs w:val="16"/>
+          <w:highlight w:val="cyan"/>
+        </w:rPr>
+        <w:t> </w:t>
+      </w:r>
+      <w:r>
+        <w:rPr>
+          <w:rFonts w:ascii="Arial" w:hAnsi="Arial" w:cs="Arial"/>
+          <w:sz w:val="16"/>
+          <w:szCs w:val="16"/>
+          <w:highlight w:val="cyan"/>
+          <w:lang w:val="ru-RU"/>
+        </w:rPr>
+        <w:t>по обвинению в принадлежности к белоэсеровской организации.. Приговор: ВМН. Расстреляна 19 июня 1921 г.</w:t>
+      </w:r>
+    </w:p>
+    <w:p>
+      <w:pPr>
+        <w:spacing w:after="0" w:line="240" w:lineRule="auto"/>
+        <w:rPr>
+          <w:rFonts w:ascii="Arial" w:hAnsi="Arial" w:cs="Arial"/>
+          <w:sz w:val="16"/>
+          <w:szCs w:val="16"/>
+          <w:highlight w:val="cyan"/>
+          <w:lang w:val="ru-RU"/>
+        </w:rPr>
+      </w:pPr>
+      <w:r>
+        <w:rPr>
+          <w:rFonts w:ascii="Arial" w:hAnsi="Arial" w:cs="Arial"/>
+          <w:sz w:val="16"/>
+          <w:szCs w:val="16"/>
+          <w:highlight w:val="cyan"/>
+          <w:lang w:val="ru-RU"/>
+        </w:rPr>
+        <w:t>------------------------------------------------</w:t>
+      </w:r>
+    </w:p>
+    <w:p>
+      <w:pPr>
+        <w:spacing w:after="0" w:line="240" w:lineRule="auto"/>
+        <w:rPr>
+          <w:rFonts w:ascii="Arial" w:hAnsi="Arial" w:cs="Arial"/>
+          <w:sz w:val="16"/>
+          <w:szCs w:val="16"/>
+          <w:highlight w:val="cyan"/>
+          <w:lang w:val="ru-RU"/>
+        </w:rPr>
+      </w:pPr>
+      <w:r>
+        <w:rPr>
+          <w:rFonts w:ascii="Arial" w:hAnsi="Arial" w:cs="Arial"/>
+          <w:sz w:val="16"/>
+          <w:szCs w:val="16"/>
+          <w:highlight w:val="cyan"/>
+          <w:lang w:val="ru-RU"/>
+        </w:rPr>
+        <w:t xml:space="preserve">сестра милосердия Детскосельского лазарета. Президиумом ПетрогубЧК 24 августа 1921 г. приговорена к расстрелу. </w:t>
+      </w:r>
+      <w:r>
+        <w:rPr>
+          <w:rFonts w:ascii="Arial" w:hAnsi="Arial" w:cs="Arial"/>
+          <w:sz w:val="16"/>
+          <w:szCs w:val="16"/>
+          <w:highlight w:val="cyan"/>
+          <w:lang w:val="ru-RU"/>
+        </w:rPr>
+        <w:t>Расстреляна в ночь на 26 августа 1921 г.</w:t>
+      </w:r>
+    </w:p>
+    <w:p>
+      <w:pPr>
+        <w:spacing w:after="0" w:line="240" w:lineRule="auto"/>
+        <w:rPr>
+          <w:rFonts w:ascii="Arial" w:hAnsi="Arial" w:cs="Arial"/>
+          <w:sz w:val="16"/>
+          <w:szCs w:val="16"/>
+          <w:highlight w:val="cyan"/>
+          <w:lang w:val="ru-RU"/>
+        </w:rPr>
+      </w:pPr>
+      <w:r>
+        <w:rPr>
+          <w:rFonts w:ascii="Arial" w:hAnsi="Arial" w:cs="Arial"/>
+          <w:sz w:val="16"/>
+          <w:szCs w:val="16"/>
+          <w:highlight w:val="cyan"/>
+          <w:lang w:val="ru-RU"/>
+        </w:rPr>
+        <w:t>-----------------------------------------------</w:t>
+      </w:r>
+    </w:p>
+    <w:p>
+      <w:pPr>
+        <w:spacing w:after="0" w:line="240" w:lineRule="auto"/>
+        <w:rPr>
+          <w:rFonts w:ascii="Arial" w:hAnsi="Arial" w:cs="Arial"/>
+          <w:sz w:val="16"/>
+          <w:szCs w:val="16"/>
+          <w:highlight w:val="cyan"/>
+          <w:lang w:val="ru-RU"/>
+        </w:rPr>
+      </w:pPr>
+      <w:r>
+        <w:rPr>
+          <w:rFonts w:ascii="Arial" w:hAnsi="Arial" w:cs="Arial"/>
+          <w:sz w:val="16"/>
+          <w:szCs w:val="16"/>
+          <w:highlight w:val="cyan"/>
+        </w:rPr>
+        <w:t> </w:t>
+      </w:r>
+      <w:r>
+        <w:rPr>
+          <w:rFonts w:ascii="Arial" w:hAnsi="Arial" w:cs="Arial"/>
+          <w:sz w:val="16"/>
+          <w:szCs w:val="16"/>
+          <w:highlight w:val="cyan"/>
+          <w:lang w:val="ru-RU"/>
+        </w:rPr>
+        <w:t>Обвин.: участвовала в восстании граждан с. Константиновка 20 июля 1921 г. против чрезмерных налогов сов. власти. Коллегией Мелитопольской уездной НК 1 августа 1921 г. приговорена к расстрелу.</w:t>
+      </w:r>
+      <w:r>
+        <w:rPr>
+          <w:rFonts w:ascii="Arial" w:hAnsi="Arial" w:cs="Arial"/>
+          <w:sz w:val="16"/>
+          <w:szCs w:val="16"/>
+          <w:highlight w:val="cyan"/>
+        </w:rPr>
+        <w:t> </w:t>
+      </w:r>
+    </w:p>
+    <w:p>
+      <w:pPr>
+        <w:spacing w:after="0" w:line="240" w:lineRule="auto"/>
+        <w:rPr>
+          <w:rFonts w:ascii="Arial" w:hAnsi="Arial" w:cs="Arial"/>
+          <w:sz w:val="16"/>
+          <w:szCs w:val="16"/>
+          <w:highlight w:val="cyan"/>
+          <w:lang w:val="ru-RU"/>
+        </w:rPr>
+      </w:pPr>
+      <w:r>
+        <w:rPr>
+          <w:rFonts w:ascii="Arial" w:hAnsi="Arial" w:cs="Arial"/>
+          <w:sz w:val="16"/>
+          <w:szCs w:val="16"/>
+          <w:highlight w:val="cyan"/>
+          <w:lang w:val="ru-RU"/>
+        </w:rPr>
+        <w:t>---------------------------------------------------------------------------------</w:t>
+      </w:r>
+    </w:p>
+    <w:p>
+      <w:pPr>
+        <w:spacing w:after="0" w:line="240" w:lineRule="auto"/>
+        <w:rPr>
+          <w:rFonts w:ascii="Arial" w:hAnsi="Arial" w:cs="Arial"/>
+          <w:sz w:val="16"/>
+          <w:szCs w:val="16"/>
+          <w:highlight w:val="cyan"/>
+          <w:lang w:val="ru-RU"/>
+        </w:rPr>
+      </w:pPr>
+      <w:r>
+        <w:rPr>
+          <w:rFonts w:ascii="Arial" w:hAnsi="Arial" w:cs="Arial"/>
+          <w:sz w:val="16"/>
+          <w:szCs w:val="16"/>
+          <w:highlight w:val="cyan"/>
+        </w:rPr>
+        <w:t> </w:t>
+      </w:r>
+      <w:r>
+        <w:rPr>
+          <w:rFonts w:ascii="Arial" w:hAnsi="Arial" w:cs="Arial"/>
+          <w:sz w:val="16"/>
+          <w:szCs w:val="16"/>
+          <w:highlight w:val="cyan"/>
+          <w:lang w:val="ru-RU"/>
+        </w:rPr>
+        <w:t xml:space="preserve">Обвин.: злостный и неисправимый враг рабоче-крестьянской власти. </w:t>
+      </w:r>
+      <w:r>
+        <w:rPr>
+          <w:rFonts w:ascii="Arial" w:hAnsi="Arial" w:cs="Arial"/>
+          <w:sz w:val="16"/>
+          <w:szCs w:val="16"/>
+          <w:highlight w:val="cyan"/>
+          <w:lang w:val="ru-RU"/>
+        </w:rPr>
+        <w:t>Запорожская чрезвычайная «тройка» 30 ноября 1921 г. приговорена к расстрелу.</w:t>
+      </w:r>
+    </w:p>
+    <w:p>
+      <w:pPr>
+        <w:spacing w:after="0" w:line="240" w:lineRule="auto"/>
+        <w:rPr>
+          <w:rFonts w:ascii="Arial" w:hAnsi="Arial" w:cs="Arial"/>
+          <w:sz w:val="16"/>
+          <w:szCs w:val="16"/>
+          <w:highlight w:val="cyan"/>
+          <w:lang w:val="ru-RU"/>
+        </w:rPr>
+      </w:pPr>
+      <w:r>
+        <w:rPr>
+          <w:rFonts w:ascii="Arial" w:hAnsi="Arial" w:cs="Arial"/>
+          <w:sz w:val="16"/>
+          <w:szCs w:val="16"/>
+          <w:highlight w:val="cyan"/>
+          <w:lang w:val="ru-RU"/>
+        </w:rPr>
+        <w:t>------------------------------------------------------------------------------------</w:t>
+      </w:r>
+    </w:p>
+    <w:p>
+      <w:pPr>
+        <w:spacing w:after="0" w:line="240" w:lineRule="auto"/>
+        <w:rPr>
+          <w:rFonts w:ascii="Arial" w:hAnsi="Arial" w:cs="Arial"/>
+          <w:sz w:val="16"/>
+          <w:szCs w:val="16"/>
+          <w:highlight w:val="cyan"/>
+          <w:lang w:val="ru-RU"/>
+        </w:rPr>
+      </w:pPr>
+      <w:r>
+        <w:rPr>
+          <w:rFonts w:ascii="Arial" w:hAnsi="Arial" w:cs="Arial"/>
+          <w:sz w:val="16"/>
+          <w:szCs w:val="16"/>
+          <w:highlight w:val="cyan"/>
+          <w:lang w:val="ru-RU"/>
+        </w:rPr>
+        <w:t xml:space="preserve">Обвин.: вредоносный элемент. Чрезвычайная «тройка» Великотокмацкого уезда 9 декабря 1921 г. приговорена к расстрелу. </w:t>
+      </w:r>
+      <w:r>
+        <w:rPr>
+          <w:rFonts w:ascii="Arial" w:hAnsi="Arial" w:cs="Arial"/>
+          <w:sz w:val="16"/>
+          <w:szCs w:val="16"/>
+          <w:highlight w:val="cyan"/>
+          <w:lang w:val="ru-RU"/>
+        </w:rPr>
+        <w:t>Приговор исполнен 9 декабря 1921 г.</w:t>
+      </w:r>
+      <w:r>
+        <w:rPr>
+          <w:rFonts w:ascii="Arial" w:hAnsi="Arial" w:cs="Arial"/>
+          <w:sz w:val="16"/>
+          <w:szCs w:val="16"/>
+          <w:highlight w:val="cyan"/>
+        </w:rPr>
+        <w:t> </w:t>
+      </w:r>
+    </w:p>
+    <w:p>
+      <w:pPr>
+        <w:spacing w:after="0" w:line="240" w:lineRule="auto"/>
+        <w:rPr>
+          <w:rFonts w:ascii="Arial" w:hAnsi="Arial" w:cs="Arial"/>
+          <w:sz w:val="16"/>
+          <w:szCs w:val="16"/>
+          <w:highlight w:val="cyan"/>
+          <w:lang w:val="ru-RU"/>
+        </w:rPr>
+      </w:pPr>
+      <w:r>
+        <w:rPr>
+          <w:rFonts w:ascii="Arial" w:hAnsi="Arial" w:cs="Arial"/>
+          <w:sz w:val="16"/>
+          <w:szCs w:val="16"/>
+          <w:highlight w:val="cyan"/>
+          <w:lang w:val="ru-RU"/>
+        </w:rPr>
+        <w:t>------------------------------------------------------</w:t>
+      </w:r>
+    </w:p>
+    <w:p>
+      <w:pPr>
+        <w:spacing w:after="0" w:line="240" w:lineRule="auto"/>
+        <w:rPr>
+          <w:rFonts w:ascii="Arial" w:hAnsi="Arial" w:cs="Arial"/>
+          <w:sz w:val="16"/>
+          <w:szCs w:val="16"/>
+          <w:highlight w:val="cyan"/>
+          <w:lang w:val="ru-RU"/>
+        </w:rPr>
+      </w:pPr>
+      <w:r>
+        <w:rPr>
+          <w:rFonts w:ascii="Arial" w:hAnsi="Arial" w:cs="Arial"/>
+          <w:sz w:val="16"/>
+          <w:szCs w:val="16"/>
+          <w:highlight w:val="cyan"/>
+          <w:lang w:val="ru-RU"/>
+        </w:rPr>
+        <w:t>Вторично арестована 10 сентября 1921 г. Президиумом ПетрогубЧК 3 октября 1921 г. приговорена к расстрелу. Расстреляна к 7 часам утра 6 октября 1921 г.</w:t>
+      </w:r>
+    </w:p>
+    <w:p>
+      <w:pPr>
+        <w:spacing w:after="0" w:line="240" w:lineRule="auto"/>
+        <w:rPr>
+          <w:rFonts w:ascii="Arial" w:hAnsi="Arial" w:cs="Arial"/>
+          <w:sz w:val="16"/>
+          <w:szCs w:val="16"/>
+          <w:highlight w:val="cyan"/>
+          <w:lang w:val="ru-RU"/>
+        </w:rPr>
+      </w:pPr>
+      <w:r>
+        <w:rPr>
+          <w:rFonts w:ascii="Arial" w:hAnsi="Arial" w:cs="Arial"/>
+          <w:sz w:val="16"/>
+          <w:szCs w:val="16"/>
+          <w:highlight w:val="cyan"/>
+          <w:lang w:val="ru-RU"/>
+        </w:rPr>
+        <w:t>-------------------------------------------------------------------------</w:t>
+      </w:r>
+    </w:p>
+    <w:p>
+      <w:pPr>
+        <w:spacing w:after="0" w:line="240" w:lineRule="auto"/>
+        <w:rPr>
+          <w:rFonts w:ascii="Arial" w:hAnsi="Arial" w:cs="Arial"/>
+          <w:sz w:val="16"/>
+          <w:szCs w:val="16"/>
+          <w:highlight w:val="cyan"/>
+          <w:lang w:val="ru-RU"/>
+        </w:rPr>
+      </w:pPr>
+      <w:r>
+        <w:rPr>
+          <w:rFonts w:ascii="Arial" w:hAnsi="Arial" w:cs="Arial"/>
+          <w:sz w:val="16"/>
+          <w:szCs w:val="16"/>
+          <w:highlight w:val="cyan"/>
+          <w:lang w:val="ru-RU"/>
+        </w:rPr>
+        <w:t>как «участница подпольной белогвардейской организации по свержению Сов. власти». Приговорена: Омская губЧК 14 марта 1921 г., обв.:</w:t>
+      </w:r>
+      <w:r>
+        <w:rPr>
+          <w:rFonts w:ascii="Arial" w:hAnsi="Arial" w:cs="Arial"/>
+          <w:sz w:val="16"/>
+          <w:szCs w:val="16"/>
+          <w:highlight w:val="cyan"/>
+        </w:rPr>
+        <w:t> </w:t>
+      </w:r>
+      <w:r>
+        <w:rPr>
+          <w:rFonts w:ascii="Arial" w:hAnsi="Arial" w:cs="Arial"/>
+          <w:sz w:val="16"/>
+          <w:szCs w:val="16"/>
+          <w:highlight w:val="cyan"/>
+          <w:lang w:val="ru-RU"/>
+        </w:rPr>
+        <w:t xml:space="preserve">за к/р деятельность. </w:t>
+      </w:r>
+      <w:r>
+        <w:rPr>
+          <w:rFonts w:ascii="Arial" w:hAnsi="Arial" w:cs="Arial"/>
+          <w:sz w:val="16"/>
+          <w:szCs w:val="16"/>
+          <w:highlight w:val="cyan"/>
+          <w:lang w:val="ru-RU"/>
+        </w:rPr>
+        <w:t>Приговор: ВМН. Расстреляна 8 мая 1921 г.</w:t>
+      </w:r>
+      <w:r>
+        <w:rPr>
+          <w:rFonts w:ascii="Arial" w:hAnsi="Arial" w:cs="Arial"/>
+          <w:sz w:val="16"/>
+          <w:szCs w:val="16"/>
+          <w:highlight w:val="cyan"/>
+        </w:rPr>
+        <w:t> </w:t>
+      </w:r>
+    </w:p>
+    <w:p>
+      <w:pPr>
+        <w:spacing w:after="0" w:line="240" w:lineRule="auto"/>
+        <w:rPr>
+          <w:rFonts w:ascii="Arial" w:hAnsi="Arial" w:cs="Arial"/>
+          <w:sz w:val="16"/>
+          <w:szCs w:val="16"/>
+          <w:highlight w:val="cyan"/>
+          <w:lang w:val="ru-RU"/>
+        </w:rPr>
+      </w:pPr>
+      <w:r>
+        <w:rPr>
+          <w:rFonts w:ascii="Arial" w:hAnsi="Arial" w:cs="Arial"/>
+          <w:sz w:val="16"/>
+          <w:szCs w:val="16"/>
+          <w:highlight w:val="cyan"/>
+          <w:lang w:val="ru-RU"/>
+        </w:rPr>
+        <w:t>---------------------------------------------------</w:t>
+      </w:r>
+    </w:p>
+    <w:p>
+      <w:pPr>
+        <w:spacing w:after="0" w:line="240" w:lineRule="auto"/>
+        <w:rPr>
+          <w:rFonts w:ascii="Arial" w:hAnsi="Arial" w:cs="Arial"/>
+          <w:sz w:val="16"/>
+          <w:szCs w:val="16"/>
+          <w:highlight w:val="cyan"/>
+          <w:lang w:val="ru-RU"/>
+        </w:rPr>
+      </w:pPr>
+      <w:r>
+        <w:rPr>
+          <w:rFonts w:ascii="Arial" w:hAnsi="Arial" w:cs="Arial"/>
+          <w:sz w:val="16"/>
+          <w:szCs w:val="16"/>
+          <w:highlight w:val="cyan"/>
+          <w:lang w:val="ru-RU"/>
+        </w:rPr>
+        <w:t xml:space="preserve">Обвин.: член к/р организации. Проскуровская чрезвычайная комиссия 24.10.21 приговорена к расстрелу. </w:t>
+      </w:r>
+      <w:r>
+        <w:rPr>
+          <w:rFonts w:ascii="Arial" w:hAnsi="Arial" w:cs="Arial"/>
+          <w:sz w:val="16"/>
+          <w:szCs w:val="16"/>
+          <w:highlight w:val="cyan"/>
+          <w:lang w:val="ru-RU"/>
+        </w:rPr>
+        <w:t>Приговор исполнен.</w:t>
+      </w:r>
+      <w:r>
+        <w:rPr>
+          <w:rFonts w:ascii="Arial" w:hAnsi="Arial" w:cs="Arial"/>
+          <w:sz w:val="16"/>
+          <w:szCs w:val="16"/>
+          <w:highlight w:val="cyan"/>
+        </w:rPr>
+        <w:t> </w:t>
+      </w:r>
+    </w:p>
+    <w:p>
+      <w:pPr>
+        <w:spacing w:after="0" w:line="240" w:lineRule="auto"/>
+        <w:rPr>
+          <w:rFonts w:ascii="Arial" w:hAnsi="Arial" w:cs="Arial"/>
+          <w:sz w:val="16"/>
+          <w:szCs w:val="16"/>
+          <w:highlight w:val="cyan"/>
+          <w:lang w:val="ru-RU"/>
+        </w:rPr>
+      </w:pPr>
+      <w:r>
+        <w:rPr>
+          <w:rFonts w:ascii="Arial" w:hAnsi="Arial" w:cs="Arial"/>
+          <w:sz w:val="16"/>
+          <w:szCs w:val="16"/>
+          <w:highlight w:val="cyan"/>
+          <w:lang w:val="ru-RU"/>
+        </w:rPr>
+        <w:t>---------------------------------------------------------------------</w:t>
+      </w:r>
+    </w:p>
+    <w:p>
+      <w:pPr>
+        <w:spacing w:after="0" w:line="240" w:lineRule="auto"/>
+        <w:rPr>
+          <w:rFonts w:ascii="Arial" w:hAnsi="Arial" w:cs="Arial"/>
+          <w:sz w:val="16"/>
+          <w:szCs w:val="16"/>
+          <w:highlight w:val="cyan"/>
+          <w:lang w:val="ru-RU"/>
+        </w:rPr>
+      </w:pPr>
+      <w:r>
+        <w:rPr>
+          <w:rFonts w:ascii="Arial" w:hAnsi="Arial" w:cs="Arial"/>
+          <w:sz w:val="16"/>
+          <w:szCs w:val="16"/>
+          <w:highlight w:val="cyan"/>
+          <w:lang w:val="ru-RU"/>
+        </w:rPr>
+        <w:t>за то, что работала корректором в газете "Казачья Дума", осуждена 22.02.1921 г. Тройкой Особого отдела 4-й армии к расстрелу</w:t>
+      </w:r>
+    </w:p>
+    <w:p>
+      <w:pPr>
+        <w:spacing w:line="240" w:lineRule="auto"/>
+        <w:rPr>
+          <w:rFonts w:ascii="Arial" w:hAnsi="Arial" w:cs="Arial"/>
+          <w:sz w:val="16"/>
+          <w:szCs w:val="16"/>
+          <w:highlight w:val="cyan"/>
+          <w:lang w:val="ru-RU"/>
+        </w:rPr>
+      </w:pPr>
+      <w:r>
+        <w:rPr>
+          <w:rFonts w:ascii="Arial" w:hAnsi="Arial" w:cs="Arial"/>
+          <w:sz w:val="16"/>
+          <w:szCs w:val="16"/>
+          <w:highlight w:val="cyan"/>
+          <w:lang w:val="ru-RU"/>
+        </w:rPr>
+        <w:t>------------------------------------------------------------</w:t>
+      </w:r>
+    </w:p>
+    <w:p>
+      <w:pPr>
+        <w:spacing w:line="240" w:lineRule="auto"/>
+        <w:rPr>
+          <w:rFonts w:ascii="Arial" w:hAnsi="Arial" w:cs="Arial"/>
+          <w:sz w:val="16"/>
+          <w:szCs w:val="16"/>
+          <w:highlight w:val="cyan"/>
+          <w:lang w:val="ru-RU"/>
+        </w:rPr>
+      </w:pPr>
+    </w:p>
+    <w:p>
+      <w:pPr>
+        <w:spacing w:after="0" w:line="240" w:lineRule="auto"/>
+        <w:rPr>
+          <w:rFonts w:ascii="Arial" w:hAnsi="Arial" w:cs="Arial"/>
+          <w:sz w:val="16"/>
+          <w:szCs w:val="16"/>
+          <w:highlight w:val="cyan"/>
+          <w:lang w:val="ru-RU"/>
+        </w:rPr>
+      </w:pPr>
+      <w:r>
+        <w:rPr>
+          <w:rFonts w:ascii="Arial" w:hAnsi="Arial" w:cs="Arial"/>
+          <w:sz w:val="16"/>
+          <w:szCs w:val="16"/>
+          <w:highlight w:val="cyan"/>
+          <w:lang w:val="ru-RU"/>
+        </w:rPr>
+        <w:lastRenderedPageBreak/>
+        <w:t>Обв.: как злобный враг трудящихся. По постановлению Волынской ГубЧК от 7 декабря 1921 г. расстреляна.</w:t>
+      </w:r>
+      <w:r>
+        <w:rPr>
+          <w:rFonts w:ascii="Arial" w:hAnsi="Arial" w:cs="Arial"/>
+          <w:sz w:val="16"/>
+          <w:szCs w:val="16"/>
+          <w:highlight w:val="cyan"/>
+        </w:rPr>
+        <w:t> </w:t>
+      </w:r>
+    </w:p>
+    <w:p>
+      <w:pPr>
+        <w:spacing w:after="0" w:line="240" w:lineRule="auto"/>
+        <w:rPr>
+          <w:rFonts w:ascii="Arial" w:hAnsi="Arial" w:cs="Arial"/>
+          <w:sz w:val="16"/>
+          <w:szCs w:val="16"/>
+          <w:highlight w:val="cyan"/>
+          <w:lang w:val="ru-RU"/>
+        </w:rPr>
+      </w:pPr>
+      <w:r>
+        <w:rPr>
+          <w:rFonts w:ascii="Arial" w:hAnsi="Arial" w:cs="Arial"/>
+          <w:sz w:val="16"/>
+          <w:szCs w:val="16"/>
+          <w:highlight w:val="cyan"/>
+          <w:lang w:val="ru-RU"/>
+        </w:rPr>
+        <w:t>-----------------------------------------------------------------------</w:t>
+      </w:r>
+    </w:p>
+    <w:p>
+      <w:pPr>
+        <w:spacing w:after="0" w:line="240" w:lineRule="auto"/>
+        <w:rPr>
+          <w:rFonts w:ascii="Arial" w:hAnsi="Arial" w:cs="Arial"/>
+          <w:sz w:val="16"/>
+          <w:szCs w:val="16"/>
+          <w:highlight w:val="cyan"/>
+          <w:lang w:val="ru-RU"/>
+        </w:rPr>
+      </w:pPr>
+      <w:r>
+        <w:rPr>
+          <w:rFonts w:ascii="Arial" w:hAnsi="Arial" w:cs="Arial"/>
+          <w:sz w:val="16"/>
+          <w:szCs w:val="16"/>
+          <w:highlight w:val="cyan"/>
+          <w:lang w:val="ru-RU"/>
+        </w:rPr>
+        <w:t xml:space="preserve">Обвин.: вредоносный элемент. Чрезвычайная «тройка» Великотокмацкого уезда 9 декабря 1921 г. приговорена к расстрелу. </w:t>
+      </w:r>
+      <w:r>
+        <w:rPr>
+          <w:rFonts w:ascii="Arial" w:hAnsi="Arial" w:cs="Arial"/>
+          <w:sz w:val="16"/>
+          <w:szCs w:val="16"/>
+          <w:highlight w:val="cyan"/>
+          <w:lang w:val="ru-RU"/>
+        </w:rPr>
+        <w:t>Приговор исполнен 9 декабря 1921 г.</w:t>
+      </w:r>
+      <w:r>
+        <w:rPr>
+          <w:rFonts w:ascii="Arial" w:hAnsi="Arial" w:cs="Arial"/>
+          <w:sz w:val="16"/>
+          <w:szCs w:val="16"/>
+          <w:highlight w:val="cyan"/>
+        </w:rPr>
+        <w:t> </w:t>
+      </w:r>
+    </w:p>
+    <w:p>
+      <w:pPr>
+        <w:spacing w:after="0" w:line="240" w:lineRule="auto"/>
+        <w:rPr>
+          <w:rFonts w:ascii="Arial" w:hAnsi="Arial" w:cs="Arial"/>
+          <w:sz w:val="16"/>
+          <w:szCs w:val="16"/>
+          <w:highlight w:val="cyan"/>
+          <w:lang w:val="ru-RU"/>
+        </w:rPr>
+      </w:pPr>
+      <w:r>
+        <w:rPr>
+          <w:rFonts w:ascii="Arial" w:hAnsi="Arial" w:cs="Arial"/>
+          <w:sz w:val="16"/>
+          <w:szCs w:val="16"/>
+          <w:highlight w:val="cyan"/>
+          <w:lang w:val="ru-RU"/>
+        </w:rPr>
+        <w:t>------------------------------------------------------------------</w:t>
+      </w:r>
+    </w:p>
+    <w:p>
+      <w:pPr>
+        <w:spacing w:after="0" w:line="240" w:lineRule="auto"/>
+        <w:rPr>
+          <w:rFonts w:ascii="Arial" w:hAnsi="Arial" w:cs="Arial"/>
+          <w:sz w:val="16"/>
+          <w:szCs w:val="16"/>
+          <w:highlight w:val="cyan"/>
+          <w:lang w:val="ru-RU"/>
+        </w:rPr>
+      </w:pPr>
+      <w:r>
+        <w:rPr>
+          <w:rFonts w:ascii="Arial" w:hAnsi="Arial" w:cs="Arial"/>
+          <w:sz w:val="16"/>
+          <w:szCs w:val="16"/>
+          <w:highlight w:val="cyan"/>
+          <w:lang w:val="ru-RU"/>
+        </w:rPr>
+        <w:t>Обвин.: за то, что укрывала от регистрации мужа офицера. Приговор: военным следователем Особого пункта Особого отделения 3 сд, 16.01.1921 — ВМН.</w:t>
+      </w:r>
+      <w:r>
+        <w:rPr>
+          <w:rFonts w:ascii="Arial" w:hAnsi="Arial" w:cs="Arial"/>
+          <w:sz w:val="16"/>
+          <w:szCs w:val="16"/>
+          <w:highlight w:val="cyan"/>
+        </w:rPr>
+        <w:t> </w:t>
+      </w:r>
+    </w:p>
+    <w:p>
+      <w:pPr>
+        <w:spacing w:after="0" w:line="240" w:lineRule="auto"/>
+        <w:rPr>
+          <w:rFonts w:ascii="Arial" w:hAnsi="Arial" w:cs="Arial"/>
+          <w:sz w:val="16"/>
+          <w:szCs w:val="16"/>
+          <w:highlight w:val="cyan"/>
+          <w:lang w:val="ru-RU"/>
+        </w:rPr>
+      </w:pPr>
+      <w:r>
+        <w:rPr>
+          <w:rFonts w:ascii="Arial" w:hAnsi="Arial" w:cs="Arial"/>
+          <w:sz w:val="16"/>
+          <w:szCs w:val="16"/>
+          <w:highlight w:val="cyan"/>
+          <w:lang w:val="ru-RU"/>
+        </w:rPr>
+        <w:t>-------------------------------------------------------</w:t>
+      </w:r>
+    </w:p>
+    <w:p>
+      <w:pPr>
+        <w:spacing w:after="0" w:line="240" w:lineRule="auto"/>
+        <w:rPr>
+          <w:rFonts w:ascii="Arial" w:hAnsi="Arial" w:cs="Arial"/>
+          <w:sz w:val="16"/>
+          <w:szCs w:val="16"/>
+          <w:highlight w:val="cyan"/>
+          <w:lang w:val="ru-RU"/>
+        </w:rPr>
+      </w:pPr>
+      <w:r>
+        <w:rPr>
+          <w:rFonts w:ascii="Arial" w:hAnsi="Arial" w:cs="Arial"/>
+          <w:sz w:val="16"/>
+          <w:szCs w:val="16"/>
+          <w:highlight w:val="cyan"/>
+          <w:lang w:val="ru-RU"/>
+        </w:rPr>
+        <w:t>обв.:</w:t>
+      </w:r>
+      <w:r>
+        <w:rPr>
+          <w:rFonts w:ascii="Arial" w:hAnsi="Arial" w:cs="Arial"/>
+          <w:sz w:val="16"/>
+          <w:szCs w:val="16"/>
+          <w:highlight w:val="cyan"/>
+        </w:rPr>
+        <w:t> </w:t>
+      </w:r>
+      <w:r>
+        <w:rPr>
+          <w:rFonts w:ascii="Arial" w:hAnsi="Arial" w:cs="Arial"/>
+          <w:sz w:val="16"/>
+          <w:szCs w:val="16"/>
+          <w:highlight w:val="cyan"/>
+          <w:lang w:val="ru-RU"/>
+        </w:rPr>
+        <w:t>неисправимый враг трудового народа. Приговор: ВМН Расстреляна 19 мая 1921 г.</w:t>
+      </w:r>
+    </w:p>
+    <w:p>
+      <w:pPr>
+        <w:spacing w:after="0" w:line="240" w:lineRule="auto"/>
+        <w:rPr>
+          <w:rFonts w:ascii="Arial" w:hAnsi="Arial" w:cs="Arial"/>
+          <w:sz w:val="16"/>
+          <w:szCs w:val="16"/>
+          <w:highlight w:val="cyan"/>
+          <w:lang w:val="ru-RU"/>
+        </w:rPr>
+      </w:pPr>
+      <w:r>
+        <w:rPr>
+          <w:rFonts w:ascii="Arial" w:hAnsi="Arial" w:cs="Arial"/>
+          <w:sz w:val="16"/>
+          <w:szCs w:val="16"/>
+          <w:highlight w:val="cyan"/>
+          <w:lang w:val="ru-RU"/>
+        </w:rPr>
+        <w:t>-----------------------------------------------------------------</w:t>
+      </w:r>
+    </w:p>
+    <w:p>
+      <w:pPr>
+        <w:spacing w:after="0" w:line="240" w:lineRule="auto"/>
+        <w:rPr>
+          <w:rFonts w:ascii="Arial" w:hAnsi="Arial" w:cs="Arial"/>
+          <w:sz w:val="16"/>
+          <w:szCs w:val="16"/>
+          <w:highlight w:val="cyan"/>
+          <w:lang w:val="ru-RU"/>
+        </w:rPr>
+      </w:pPr>
+      <w:r>
+        <w:rPr>
+          <w:rFonts w:ascii="Arial" w:hAnsi="Arial" w:cs="Arial"/>
+          <w:sz w:val="16"/>
+          <w:szCs w:val="16"/>
+          <w:highlight w:val="cyan"/>
+          <w:lang w:val="ru-RU"/>
+        </w:rPr>
+        <w:t>арестована как «содержательница конспиративной квартиры». 24 августа 1921 г.приговорена к ВМН. Расстреляна в ночь на 26 августа 1921 г. Примечание: Одновременно расстреляны 61 человек в том числе и ее муж</w:t>
+      </w:r>
+      <w:r>
+        <w:rPr>
+          <w:rFonts w:ascii="Arial" w:hAnsi="Arial" w:cs="Arial"/>
+          <w:sz w:val="16"/>
+          <w:szCs w:val="16"/>
+          <w:highlight w:val="cyan"/>
+        </w:rPr>
+        <w:t> </w:t>
+      </w:r>
+      <w:r>
+        <w:rPr>
+          <w:rFonts w:ascii="Arial" w:hAnsi="Arial" w:cs="Arial"/>
+          <w:b/>
+          <w:bCs/>
+          <w:sz w:val="16"/>
+          <w:szCs w:val="16"/>
+          <w:highlight w:val="cyan"/>
+        </w:rPr>
+        <w:t> </w:t>
+      </w:r>
+      <w:r>
+        <w:rPr>
+          <w:rFonts w:ascii="Arial" w:hAnsi="Arial" w:cs="Arial"/>
+          <w:sz w:val="16"/>
+          <w:szCs w:val="16"/>
+          <w:highlight w:val="cyan"/>
+          <w:lang w:val="ru-RU"/>
+        </w:rPr>
+        <w:t>Владимир Николаевич Таганцев, по делу т.н. "Петроградской боевой организации". (дети Кирилл и Агния отправлены в приют и пропали).</w:t>
+      </w:r>
+    </w:p>
+    <w:p>
+      <w:pPr>
+        <w:spacing w:after="0" w:line="240" w:lineRule="auto"/>
+        <w:rPr>
+          <w:rFonts w:ascii="Arial" w:hAnsi="Arial" w:cs="Arial"/>
+          <w:sz w:val="16"/>
+          <w:szCs w:val="16"/>
+          <w:highlight w:val="cyan"/>
+          <w:lang w:val="ru-RU"/>
+        </w:rPr>
+      </w:pPr>
+      <w:r>
+        <w:rPr>
+          <w:rFonts w:ascii="Arial" w:hAnsi="Arial" w:cs="Arial"/>
+          <w:sz w:val="16"/>
+          <w:szCs w:val="16"/>
+          <w:highlight w:val="cyan"/>
+          <w:lang w:val="ru-RU"/>
+        </w:rPr>
+        <w:t>---------------------------------------------------------</w:t>
+      </w:r>
+    </w:p>
+    <w:p>
+      <w:pPr>
+        <w:spacing w:after="0" w:line="240" w:lineRule="auto"/>
+        <w:rPr>
+          <w:rFonts w:ascii="Arial" w:hAnsi="Arial" w:cs="Arial"/>
+          <w:sz w:val="16"/>
+          <w:szCs w:val="16"/>
+          <w:highlight w:val="cyan"/>
+          <w:lang w:val="ru-RU"/>
+        </w:rPr>
+      </w:pPr>
+      <w:r>
+        <w:rPr>
+          <w:rFonts w:ascii="Arial" w:hAnsi="Arial" w:cs="Arial"/>
+          <w:sz w:val="16"/>
+          <w:szCs w:val="16"/>
+          <w:highlight w:val="cyan"/>
+          <w:lang w:val="ru-RU"/>
+        </w:rPr>
+        <w:t xml:space="preserve">Обвин.: член “Всероссийской народной государственной партией” Пуришкевича. </w:t>
+      </w:r>
+      <w:r>
+        <w:rPr>
+          <w:rFonts w:ascii="Arial" w:hAnsi="Arial" w:cs="Arial"/>
+          <w:sz w:val="16"/>
+          <w:szCs w:val="16"/>
+          <w:highlight w:val="cyan"/>
+          <w:lang w:val="ru-RU"/>
+        </w:rPr>
+        <w:t>Приговор: Коллегией Симферопольской ЧК, 24.03.1921 — ВМН.</w:t>
+      </w:r>
+      <w:r>
+        <w:rPr>
+          <w:rFonts w:ascii="Arial" w:hAnsi="Arial" w:cs="Arial"/>
+          <w:sz w:val="16"/>
+          <w:szCs w:val="16"/>
+          <w:highlight w:val="cyan"/>
+        </w:rPr>
+        <w:t> </w:t>
+      </w:r>
+    </w:p>
+    <w:p>
+      <w:pPr>
+        <w:spacing w:after="0" w:line="240" w:lineRule="auto"/>
+        <w:rPr>
+          <w:rFonts w:ascii="Arial" w:hAnsi="Arial" w:cs="Arial"/>
+          <w:sz w:val="16"/>
+          <w:szCs w:val="16"/>
+          <w:highlight w:val="cyan"/>
+          <w:lang w:val="ru-RU"/>
+        </w:rPr>
+      </w:pPr>
+      <w:r>
+        <w:rPr>
+          <w:rFonts w:ascii="Arial" w:hAnsi="Arial" w:cs="Arial"/>
+          <w:sz w:val="16"/>
+          <w:szCs w:val="16"/>
+          <w:highlight w:val="cyan"/>
+          <w:lang w:val="ru-RU"/>
+        </w:rPr>
+        <w:t>-------------------------------------------------------------</w:t>
+      </w:r>
+    </w:p>
+    <w:p>
+      <w:pPr>
+        <w:spacing w:after="0" w:line="240" w:lineRule="auto"/>
+        <w:rPr>
+          <w:rFonts w:ascii="Arial" w:hAnsi="Arial" w:cs="Arial"/>
+          <w:sz w:val="16"/>
+          <w:szCs w:val="16"/>
+          <w:highlight w:val="cyan"/>
+          <w:lang w:val="ru-RU"/>
+        </w:rPr>
+      </w:pPr>
+      <w:r>
+        <w:rPr>
+          <w:rFonts w:ascii="Arial" w:hAnsi="Arial" w:cs="Arial"/>
+          <w:sz w:val="16"/>
+          <w:szCs w:val="16"/>
+          <w:highlight w:val="cyan"/>
+          <w:lang w:val="ru-RU"/>
+        </w:rPr>
+        <w:t>Обвинение: «как социально опасный элемент». Осуждение: 31 мая 1922 г .Постановлением военного политаппарата Ейского боевого участка. Приговор: ВМН (расстрел). Дата расстрела: 31 мая 1922 г.</w:t>
+      </w:r>
+    </w:p>
+    <w:p>
+      <w:pPr>
+        <w:spacing w:after="0" w:line="240" w:lineRule="auto"/>
+        <w:rPr>
+          <w:rFonts w:ascii="Arial" w:hAnsi="Arial" w:cs="Arial"/>
+          <w:sz w:val="16"/>
+          <w:szCs w:val="16"/>
+          <w:highlight w:val="cyan"/>
+          <w:lang w:val="ru-RU"/>
+        </w:rPr>
+      </w:pPr>
+      <w:r>
+        <w:rPr>
+          <w:rFonts w:ascii="Arial" w:hAnsi="Arial" w:cs="Arial"/>
+          <w:sz w:val="16"/>
+          <w:szCs w:val="16"/>
+          <w:highlight w:val="cyan"/>
           <w:lang w:val="ru-RU"/>
         </w:rPr>
         <w:t>---------------------------------------------------------------</w:t>
@@ -1332,76 +5736,1211 @@
           <w:rFonts w:ascii="Arial" w:hAnsi="Arial" w:cs="Arial"/>
           <w:sz w:val="16"/>
           <w:szCs w:val="16"/>
-          <w:lang w:val="ru-RU"/>
-        </w:rPr>
-      </w:pPr>
-      <w:r>
-        <w:rPr>
-          <w:rFonts w:ascii="Arial" w:hAnsi="Arial" w:cs="Arial"/>
-          <w:sz w:val="16"/>
-          <w:szCs w:val="16"/>
-          <w:lang w:val="ru-RU"/>
-        </w:rPr>
-        <w:t xml:space="preserve">Обвинение: </w:t>
-      </w:r>
-      <w:r>
-        <w:rPr>
-          <w:rFonts w:ascii="Arial" w:hAnsi="Arial" w:cs="Arial"/>
-          <w:sz w:val="16"/>
-          <w:szCs w:val="16"/>
-          <w:lang w:val="ru-RU"/>
-        </w:rPr>
-        <w:t>проводила а/с агитацию в общежитии ИТК-2, клеветала на Сов. власть, восхваляла одного из руководителей капиталистического государства.  Приговор: расстрел</w:t>
-      </w:r>
-    </w:p>
-    <w:p>
-      <w:pPr>
-        <w:spacing w:after="0" w:line="240" w:lineRule="auto"/>
-        <w:rPr>
-          <w:rFonts w:ascii="Arial" w:hAnsi="Arial" w:cs="Arial"/>
-          <w:sz w:val="16"/>
-          <w:szCs w:val="16"/>
-          <w:lang w:val="ru-RU"/>
-        </w:rPr>
-      </w:pPr>
-      <w:r>
-        <w:rPr>
-          <w:rFonts w:ascii="Arial" w:hAnsi="Arial" w:cs="Arial"/>
-          <w:sz w:val="16"/>
-          <w:szCs w:val="16"/>
-          <w:lang w:val="ru-RU"/>
-        </w:rPr>
-        <w:t>-----------------------------------------------</w:t>
-      </w:r>
-    </w:p>
-    <w:p>
-      <w:pPr>
-        <w:spacing w:after="0" w:line="240" w:lineRule="auto"/>
-        <w:rPr>
-          <w:rFonts w:ascii="Arial" w:hAnsi="Arial" w:cs="Arial"/>
-          <w:sz w:val="16"/>
-          <w:szCs w:val="16"/>
-          <w:lang w:val="ru-RU"/>
-        </w:rPr>
-      </w:pPr>
-      <w:r>
-        <w:rPr>
-          <w:rFonts w:ascii="Arial" w:hAnsi="Arial" w:cs="Arial"/>
-          <w:sz w:val="16"/>
-          <w:szCs w:val="16"/>
-          <w:lang w:val="ru-RU"/>
-        </w:rPr>
-        <w:t xml:space="preserve">Обвинение: </w:t>
-      </w:r>
-      <w:r>
-        <w:rPr>
-          <w:rFonts w:ascii="Arial" w:hAnsi="Arial" w:cs="Arial"/>
-          <w:sz w:val="16"/>
-          <w:szCs w:val="16"/>
-          <w:lang w:val="ru-RU"/>
-        </w:rPr>
-        <w:t xml:space="preserve">антисоветская агитация, </w:t>
-      </w:r>
+          <w:highlight w:val="cyan"/>
+          <w:lang w:val="ru-RU"/>
+        </w:rPr>
+      </w:pPr>
+      <w:r>
+        <w:rPr>
+          <w:rFonts w:ascii="Arial" w:hAnsi="Arial" w:cs="Arial"/>
+          <w:sz w:val="16"/>
+          <w:szCs w:val="16"/>
+          <w:highlight w:val="cyan"/>
+          <w:lang w:val="ru-RU"/>
+        </w:rPr>
+        <w:t xml:space="preserve">в августе 1922 расстреляна в Хакасии как заложница. Вместе с ней расстреляны Тайдокова Анна 18 </w:t>
+      </w:r>
+      <w:r>
+        <w:rPr>
+          <w:rFonts w:ascii="Arial" w:hAnsi="Arial" w:cs="Arial"/>
+          <w:sz w:val="16"/>
+          <w:szCs w:val="16"/>
+          <w:highlight w:val="cyan"/>
+          <w:lang w:val="ru-RU"/>
+        </w:rPr>
+        <w:t xml:space="preserve">лет </w:t>
+      </w:r>
+      <w:r>
+        <w:rPr>
+          <w:rFonts w:ascii="Arial" w:hAnsi="Arial" w:cs="Arial"/>
+          <w:sz w:val="16"/>
+          <w:szCs w:val="16"/>
+          <w:highlight w:val="cyan"/>
+          <w:lang w:val="ru-RU"/>
+        </w:rPr>
+        <w:t>и Кокова Т. 11 лет ВЫПИСКА ИЗ ПРИКАЗА №-014/К от 21 августа 1922 года</w:t>
+      </w:r>
+    </w:p>
+    <w:p>
+      <w:pPr>
+        <w:spacing w:after="0" w:line="240" w:lineRule="auto"/>
+        <w:rPr>
+          <w:rFonts w:ascii="Arial" w:hAnsi="Arial" w:cs="Arial"/>
+          <w:sz w:val="16"/>
+          <w:szCs w:val="16"/>
+          <w:highlight w:val="cyan"/>
+          <w:lang w:val="ru-RU"/>
+        </w:rPr>
+      </w:pPr>
+      <w:r>
+        <w:rPr>
+          <w:rFonts w:ascii="Arial" w:hAnsi="Arial" w:cs="Arial"/>
+          <w:sz w:val="16"/>
+          <w:szCs w:val="16"/>
+          <w:highlight w:val="cyan"/>
+          <w:lang w:val="ru-RU"/>
+        </w:rPr>
+        <w:t>----------------------------------------------------</w:t>
+      </w:r>
+    </w:p>
+    <w:p>
+      <w:pPr>
+        <w:spacing w:after="0" w:line="240" w:lineRule="auto"/>
+        <w:rPr>
+          <w:rFonts w:ascii="Arial" w:hAnsi="Arial" w:cs="Arial"/>
+          <w:sz w:val="16"/>
+          <w:szCs w:val="16"/>
+          <w:highlight w:val="cyan"/>
+          <w:lang w:val="ru-RU"/>
+        </w:rPr>
+      </w:pPr>
+      <w:r>
+        <w:rPr>
+          <w:rFonts w:ascii="Arial" w:hAnsi="Arial" w:cs="Arial"/>
+          <w:sz w:val="16"/>
+          <w:szCs w:val="16"/>
+          <w:highlight w:val="cyan"/>
+          <w:lang w:val="ru-RU"/>
+        </w:rPr>
+        <w:t>О</w:t>
+      </w:r>
+      <w:r>
+        <w:rPr>
+          <w:rFonts w:ascii="Arial" w:hAnsi="Arial" w:cs="Arial"/>
+          <w:sz w:val="16"/>
+          <w:szCs w:val="16"/>
+          <w:highlight w:val="cyan"/>
+          <w:lang w:val="ru-RU"/>
+        </w:rPr>
+        <w:t>бвин</w:t>
+      </w:r>
+      <w:r>
+        <w:rPr>
+          <w:rFonts w:ascii="Arial" w:hAnsi="Arial" w:cs="Arial"/>
+          <w:sz w:val="16"/>
+          <w:szCs w:val="16"/>
+          <w:highlight w:val="cyan"/>
+          <w:lang w:val="ru-RU"/>
+        </w:rPr>
+        <w:t>.</w:t>
+      </w:r>
+      <w:r>
+        <w:rPr>
+          <w:rFonts w:ascii="Arial" w:hAnsi="Arial" w:cs="Arial"/>
+          <w:sz w:val="16"/>
+          <w:szCs w:val="16"/>
+          <w:highlight w:val="cyan"/>
+          <w:lang w:val="ru-RU"/>
+        </w:rPr>
+        <w:t xml:space="preserve"> в том, что присутствуя на собрании верующих по поводу изъятия церковных ценностей "выступила с речью, в которой призывала ценностей не отдавать, каковая речь принята была толпой собравшихся аплодисментами и криками "Ценностей не отдавать!"</w:t>
+      </w:r>
+      <w:r>
+        <w:rPr>
+          <w:rFonts w:ascii="Arial" w:hAnsi="Arial" w:cs="Arial"/>
+          <w:sz w:val="16"/>
+          <w:szCs w:val="16"/>
+          <w:highlight w:val="cyan"/>
+          <w:lang w:val="ru-RU"/>
+        </w:rPr>
+        <w:t xml:space="preserve">. Осуждение: 28 мая 1922 г. </w:t>
+      </w:r>
+      <w:r>
+        <w:rPr>
+          <w:rFonts w:ascii="Arial" w:hAnsi="Arial" w:cs="Arial"/>
+          <w:sz w:val="16"/>
+          <w:szCs w:val="16"/>
+          <w:highlight w:val="cyan"/>
+          <w:lang w:val="ru-RU"/>
+        </w:rPr>
+        <w:t>Осудивший орган: Новгородский Губернский Революционный Трибунал по военному отделению. Приговор: высшая мера наказания — расстрел</w:t>
+      </w:r>
+    </w:p>
+    <w:p>
+      <w:pPr>
+        <w:spacing w:after="0" w:line="240" w:lineRule="auto"/>
+        <w:rPr>
+          <w:rFonts w:ascii="Arial" w:hAnsi="Arial" w:cs="Arial"/>
+          <w:sz w:val="16"/>
+          <w:szCs w:val="16"/>
+          <w:highlight w:val="cyan"/>
+          <w:lang w:val="ru-RU"/>
+        </w:rPr>
+      </w:pPr>
+      <w:r>
+        <w:rPr>
+          <w:rFonts w:ascii="Arial" w:hAnsi="Arial" w:cs="Arial"/>
+          <w:sz w:val="16"/>
+          <w:szCs w:val="16"/>
+          <w:highlight w:val="cyan"/>
+          <w:lang w:val="ru-RU"/>
+        </w:rPr>
+        <w:t>-----------------------------</w:t>
+      </w:r>
+    </w:p>
+    <w:p>
+      <w:pPr>
+        <w:spacing w:after="0" w:line="240" w:lineRule="auto"/>
+        <w:rPr>
+          <w:rFonts w:ascii="Arial" w:hAnsi="Arial" w:cs="Arial"/>
+          <w:sz w:val="16"/>
+          <w:szCs w:val="16"/>
+          <w:highlight w:val="cyan"/>
+          <w:lang w:val="ru-RU"/>
+        </w:rPr>
+      </w:pPr>
+      <w:r>
+        <w:rPr>
+          <w:rFonts w:ascii="Arial" w:hAnsi="Arial" w:cs="Arial"/>
+          <w:sz w:val="16"/>
+          <w:szCs w:val="16"/>
+          <w:highlight w:val="cyan"/>
+          <w:lang w:val="ru-RU"/>
+        </w:rPr>
+        <w:t xml:space="preserve">Чрезвычайной сессией Подольского губернского суда 25.05.25 приговорена к расстрелу с конфискацией имущества. </w:t>
+      </w:r>
+      <w:r>
+        <w:rPr>
+          <w:rFonts w:ascii="Arial" w:hAnsi="Arial" w:cs="Arial"/>
+          <w:sz w:val="16"/>
+          <w:szCs w:val="16"/>
+          <w:highlight w:val="cyan"/>
+          <w:lang w:val="ru-RU"/>
+        </w:rPr>
+        <w:t>Обвинение: шпионаж. Приговор исполнен.</w:t>
+      </w:r>
+    </w:p>
+    <w:p>
+      <w:pPr>
+        <w:spacing w:after="0" w:line="240" w:lineRule="auto"/>
+        <w:rPr>
+          <w:rFonts w:ascii="Arial" w:hAnsi="Arial" w:cs="Arial"/>
+          <w:sz w:val="16"/>
+          <w:szCs w:val="16"/>
+          <w:highlight w:val="cyan"/>
+          <w:lang w:val="ru-RU"/>
+        </w:rPr>
+      </w:pPr>
+      <w:r>
+        <w:rPr>
+          <w:rFonts w:ascii="Arial" w:hAnsi="Arial" w:cs="Arial"/>
+          <w:sz w:val="16"/>
+          <w:szCs w:val="16"/>
+          <w:highlight w:val="cyan"/>
+          <w:lang w:val="ru-RU"/>
+        </w:rPr>
+        <w:t>-----------------------------------------</w:t>
+      </w:r>
+    </w:p>
+    <w:p>
+      <w:pPr>
+        <w:spacing w:after="0" w:line="240" w:lineRule="auto"/>
+        <w:rPr>
+          <w:rFonts w:ascii="Arial" w:hAnsi="Arial" w:cs="Arial"/>
+          <w:sz w:val="16"/>
+          <w:szCs w:val="16"/>
+          <w:highlight w:val="cyan"/>
+          <w:lang w:val="ru-RU"/>
+        </w:rPr>
+      </w:pPr>
+      <w:r>
+        <w:rPr>
+          <w:rFonts w:ascii="Arial" w:hAnsi="Arial" w:cs="Arial"/>
+          <w:sz w:val="16"/>
+          <w:szCs w:val="16"/>
+          <w:highlight w:val="cyan"/>
+          <w:lang w:val="ru-RU"/>
+        </w:rPr>
+        <w:t xml:space="preserve">Обвинение: "участница к/р монархической группировки, к/р-монархическая деятельность, распространение провокационных слухов о падении Соввласти и восстановлении монархии, монархическая пропаганда". Осуждение: 29 августа 1927 г. </w:t>
+      </w:r>
+    </w:p>
+    <w:p>
+      <w:pPr>
+        <w:spacing w:after="0" w:line="240" w:lineRule="auto"/>
+        <w:rPr>
+          <w:rFonts w:ascii="Arial" w:hAnsi="Arial" w:cs="Arial"/>
+          <w:sz w:val="16"/>
+          <w:szCs w:val="16"/>
+          <w:highlight w:val="cyan"/>
+          <w:lang w:val="ru-RU"/>
+        </w:rPr>
+      </w:pPr>
+      <w:r>
+        <w:rPr>
+          <w:rFonts w:ascii="Arial" w:hAnsi="Arial" w:cs="Arial"/>
+          <w:sz w:val="16"/>
+          <w:szCs w:val="16"/>
+          <w:highlight w:val="cyan"/>
+          <w:lang w:val="ru-RU"/>
+        </w:rPr>
+        <w:t>Приговор: высшая мера наказания — расстрел.</w:t>
+      </w:r>
+    </w:p>
+    <w:p>
+      <w:pPr>
+        <w:spacing w:after="0" w:line="240" w:lineRule="auto"/>
+        <w:rPr>
+          <w:rFonts w:ascii="Arial" w:hAnsi="Arial" w:cs="Arial"/>
+          <w:sz w:val="16"/>
+          <w:szCs w:val="16"/>
+          <w:highlight w:val="cyan"/>
+          <w:lang w:val="ru-RU"/>
+        </w:rPr>
+      </w:pPr>
+      <w:r>
+        <w:rPr>
+          <w:rFonts w:ascii="Arial" w:hAnsi="Arial" w:cs="Arial"/>
+          <w:sz w:val="16"/>
+          <w:szCs w:val="16"/>
+          <w:highlight w:val="cyan"/>
+          <w:lang w:val="ru-RU"/>
+        </w:rPr>
+        <w:t>---------------------------------------</w:t>
+      </w:r>
+    </w:p>
+    <w:p>
+      <w:pPr>
+        <w:spacing w:after="0" w:line="240" w:lineRule="auto"/>
+        <w:rPr>
+          <w:rFonts w:ascii="Arial" w:hAnsi="Arial" w:cs="Arial"/>
+          <w:sz w:val="16"/>
+          <w:szCs w:val="16"/>
+          <w:highlight w:val="cyan"/>
+          <w:lang w:val="ru-RU"/>
+        </w:rPr>
+      </w:pPr>
+      <w:r>
+        <w:rPr>
+          <w:rFonts w:ascii="Arial" w:hAnsi="Arial" w:cs="Arial"/>
+          <w:sz w:val="16"/>
+          <w:szCs w:val="16"/>
+          <w:highlight w:val="cyan"/>
+          <w:lang w:val="ru-RU"/>
+        </w:rPr>
+        <w:t>Обвинение: "антисоветская агитация среди крестьян за постройку церкви, продолжение а/с агитации и угрозы общественным работникам, когда церковь была построена". Осуждена 27 февраля 1930 г. тройка при ПП ОГПУ Нижегородского края. Приговор: высшая мера наказания — расстрел с конфискацией имущества. Дата расстрела: 1 апреля 1930 г.</w:t>
+      </w:r>
+    </w:p>
+    <w:p>
+      <w:pPr>
+        <w:spacing w:after="0" w:line="240" w:lineRule="auto"/>
+        <w:rPr>
+          <w:rFonts w:ascii="Arial" w:hAnsi="Arial" w:cs="Arial"/>
+          <w:sz w:val="16"/>
+          <w:szCs w:val="16"/>
+          <w:highlight w:val="cyan"/>
+          <w:lang w:val="ru-RU"/>
+        </w:rPr>
+      </w:pPr>
+      <w:r>
+        <w:rPr>
+          <w:rFonts w:ascii="Arial" w:hAnsi="Arial" w:cs="Arial"/>
+          <w:sz w:val="16"/>
+          <w:szCs w:val="16"/>
+          <w:highlight w:val="cyan"/>
+          <w:lang w:val="ru-RU"/>
+        </w:rPr>
+        <w:t>--------------------------------------------------------------</w:t>
+      </w:r>
+    </w:p>
+    <w:p>
+      <w:pPr>
+        <w:spacing w:after="0" w:line="240" w:lineRule="auto"/>
+        <w:rPr>
+          <w:rFonts w:ascii="Arial" w:hAnsi="Arial" w:cs="Arial"/>
+          <w:sz w:val="16"/>
+          <w:szCs w:val="16"/>
+          <w:highlight w:val="cyan"/>
+          <w:lang w:val="ru-RU"/>
+        </w:rPr>
+      </w:pPr>
+      <w:r>
+        <w:rPr>
+          <w:rFonts w:ascii="Arial" w:hAnsi="Arial" w:cs="Arial"/>
+          <w:sz w:val="16"/>
+          <w:szCs w:val="16"/>
+          <w:highlight w:val="cyan"/>
+        </w:rPr>
+        <w:t> </w:t>
+      </w:r>
+      <w:r>
+        <w:rPr>
+          <w:rFonts w:ascii="Arial" w:hAnsi="Arial" w:cs="Arial"/>
+          <w:sz w:val="16"/>
+          <w:szCs w:val="16"/>
+          <w:highlight w:val="cyan"/>
+          <w:lang w:val="ru-RU"/>
+        </w:rPr>
+        <w:t>Обвинение: "к/р агитация, активная участница к/р группировки церковников" Приговор: высшая мера наказания — расстрел с конфискацией имущества. Дата расстрела: 1 мая 1930 г.</w:t>
+      </w:r>
+    </w:p>
+    <w:p>
+      <w:pPr>
+        <w:spacing w:after="0" w:line="240" w:lineRule="auto"/>
+        <w:rPr>
+          <w:rFonts w:ascii="Arial" w:hAnsi="Arial" w:cs="Arial"/>
+          <w:sz w:val="16"/>
+          <w:szCs w:val="16"/>
+          <w:highlight w:val="cyan"/>
+          <w:lang w:val="ru-RU"/>
+        </w:rPr>
+      </w:pPr>
+      <w:r>
+        <w:rPr>
+          <w:rFonts w:ascii="Arial" w:hAnsi="Arial" w:cs="Arial"/>
+          <w:sz w:val="16"/>
+          <w:szCs w:val="16"/>
+          <w:highlight w:val="cyan"/>
+          <w:lang w:val="ru-RU"/>
+        </w:rPr>
+        <w:t>--------------------------------------------------------------------</w:t>
+      </w:r>
+    </w:p>
+    <w:p>
+      <w:pPr>
+        <w:spacing w:after="0" w:line="240" w:lineRule="auto"/>
+        <w:rPr>
+          <w:rFonts w:ascii="Arial" w:hAnsi="Arial" w:cs="Arial"/>
+          <w:sz w:val="16"/>
+          <w:szCs w:val="16"/>
+          <w:highlight w:val="cyan"/>
+          <w:lang w:val="ru-RU"/>
+        </w:rPr>
+      </w:pPr>
+      <w:r>
+        <w:rPr>
+          <w:rFonts w:ascii="Arial" w:hAnsi="Arial" w:cs="Arial"/>
+          <w:sz w:val="16"/>
+          <w:szCs w:val="16"/>
+          <w:highlight w:val="cyan"/>
+          <w:lang w:val="ru-RU"/>
+        </w:rPr>
+        <w:t>Приговорена: "тройка" 26 февраля 1930 г., обв.:</w:t>
+      </w:r>
+      <w:r>
+        <w:rPr>
+          <w:rFonts w:ascii="Arial" w:hAnsi="Arial" w:cs="Arial"/>
+          <w:sz w:val="16"/>
+          <w:szCs w:val="16"/>
+          <w:highlight w:val="cyan"/>
+        </w:rPr>
+        <w:t> </w:t>
+      </w:r>
+      <w:r>
+        <w:rPr>
+          <w:rFonts w:ascii="Arial" w:hAnsi="Arial" w:cs="Arial"/>
+          <w:sz w:val="16"/>
+          <w:szCs w:val="16"/>
+          <w:highlight w:val="cyan"/>
+          <w:lang w:val="ru-RU"/>
+        </w:rPr>
+        <w:t xml:space="preserve">68, 76 УК БССР - Шпионаж в пользу Латвии. </w:t>
+      </w:r>
+      <w:r>
+        <w:rPr>
+          <w:rFonts w:ascii="Arial" w:hAnsi="Arial" w:cs="Arial"/>
+          <w:sz w:val="16"/>
+          <w:szCs w:val="16"/>
+          <w:highlight w:val="cyan"/>
+          <w:lang w:val="ru-RU"/>
+        </w:rPr>
+        <w:t>Приговор: ВМН</w:t>
+      </w:r>
+    </w:p>
+    <w:p>
+      <w:pPr>
+        <w:spacing w:after="0" w:line="240" w:lineRule="auto"/>
+        <w:rPr>
+          <w:rFonts w:ascii="Arial" w:hAnsi="Arial" w:cs="Arial"/>
+          <w:sz w:val="16"/>
+          <w:szCs w:val="16"/>
+          <w:highlight w:val="cyan"/>
+          <w:lang w:val="ru-RU"/>
+        </w:rPr>
+      </w:pPr>
+      <w:r>
+        <w:rPr>
+          <w:rFonts w:ascii="Arial" w:hAnsi="Arial" w:cs="Arial"/>
+          <w:sz w:val="16"/>
+          <w:szCs w:val="16"/>
+          <w:highlight w:val="cyan"/>
+          <w:lang w:val="ru-RU"/>
+        </w:rPr>
+        <w:t>-----------------------------------------------------------</w:t>
+      </w:r>
+    </w:p>
+    <w:p>
+      <w:pPr>
+        <w:spacing w:after="0" w:line="240" w:lineRule="auto"/>
+        <w:rPr>
+          <w:rFonts w:ascii="Arial" w:hAnsi="Arial" w:cs="Arial"/>
+          <w:sz w:val="16"/>
+          <w:szCs w:val="16"/>
+          <w:highlight w:val="cyan"/>
+          <w:lang w:val="ru-RU"/>
+        </w:rPr>
+      </w:pPr>
+      <w:r>
+        <w:rPr>
+          <w:rFonts w:ascii="Arial" w:hAnsi="Arial" w:cs="Arial"/>
+          <w:sz w:val="16"/>
+          <w:szCs w:val="16"/>
+          <w:highlight w:val="cyan"/>
+          <w:lang w:val="ru-RU"/>
+        </w:rPr>
+        <w:t>Приговорена: тройка при ПП ОГПУ по ЦЧО 8 марта 1930 г., обв.:</w:t>
+      </w:r>
+      <w:r>
+        <w:rPr>
+          <w:rFonts w:ascii="Arial" w:hAnsi="Arial" w:cs="Arial"/>
+          <w:sz w:val="16"/>
+          <w:szCs w:val="16"/>
+          <w:highlight w:val="cyan"/>
+        </w:rPr>
+        <w:t> </w:t>
+      </w:r>
+      <w:r>
+        <w:rPr>
+          <w:rFonts w:ascii="Arial" w:hAnsi="Arial" w:cs="Arial"/>
+          <w:sz w:val="16"/>
+          <w:szCs w:val="16"/>
+          <w:highlight w:val="cyan"/>
+          <w:lang w:val="ru-RU"/>
+        </w:rPr>
+        <w:t>Обвинена в участии в массовом а/с выступлении в с. Новая Чигла, ст. ст. 58-10, 11. Приговор: расстрел</w:t>
+      </w:r>
+      <w:r>
+        <w:rPr>
+          <w:rFonts w:ascii="Arial" w:hAnsi="Arial" w:cs="Arial"/>
+          <w:sz w:val="16"/>
+          <w:szCs w:val="16"/>
+          <w:highlight w:val="cyan"/>
+        </w:rPr>
+        <w:t> </w:t>
+      </w:r>
+    </w:p>
+    <w:p>
+      <w:pPr>
+        <w:spacing w:after="0" w:line="240" w:lineRule="auto"/>
+        <w:rPr>
+          <w:rFonts w:ascii="Arial" w:hAnsi="Arial" w:cs="Arial"/>
+          <w:sz w:val="16"/>
+          <w:szCs w:val="16"/>
+          <w:highlight w:val="cyan"/>
+          <w:lang w:val="ru-RU"/>
+        </w:rPr>
+      </w:pPr>
+      <w:r>
+        <w:rPr>
+          <w:rFonts w:ascii="Arial" w:hAnsi="Arial" w:cs="Arial"/>
+          <w:sz w:val="16"/>
+          <w:szCs w:val="16"/>
+          <w:highlight w:val="cyan"/>
+          <w:lang w:val="ru-RU"/>
+        </w:rPr>
+        <w:t>--------------------------------------------------------</w:t>
+      </w:r>
+    </w:p>
+    <w:p>
+      <w:pPr>
+        <w:spacing w:after="0" w:line="240" w:lineRule="auto"/>
+        <w:rPr>
+          <w:rFonts w:ascii="Arial" w:hAnsi="Arial" w:cs="Arial"/>
+          <w:sz w:val="16"/>
+          <w:szCs w:val="16"/>
+          <w:highlight w:val="cyan"/>
+          <w:lang w:val="ru-RU"/>
+        </w:rPr>
+      </w:pPr>
+      <w:r>
+        <w:rPr>
+          <w:rFonts w:ascii="Arial" w:hAnsi="Arial" w:cs="Arial"/>
+          <w:sz w:val="16"/>
+          <w:szCs w:val="16"/>
+          <w:highlight w:val="cyan"/>
+          <w:lang w:val="ru-RU"/>
+        </w:rPr>
+        <w:t>Приговорена: "тройка" 18 марта 1930 г., обв.:</w:t>
+      </w:r>
+      <w:r>
+        <w:rPr>
+          <w:rFonts w:ascii="Arial" w:hAnsi="Arial" w:cs="Arial"/>
+          <w:sz w:val="16"/>
+          <w:szCs w:val="16"/>
+          <w:highlight w:val="cyan"/>
+        </w:rPr>
+        <w:t> </w:t>
+      </w:r>
+      <w:r>
+        <w:rPr>
+          <w:rFonts w:ascii="Arial" w:hAnsi="Arial" w:cs="Arial"/>
+          <w:sz w:val="16"/>
+          <w:szCs w:val="16"/>
+          <w:highlight w:val="cyan"/>
+          <w:lang w:val="ru-RU"/>
+        </w:rPr>
+        <w:t xml:space="preserve">68 УК БССР - агент польской разведки. </w:t>
+      </w:r>
+      <w:r>
+        <w:rPr>
+          <w:rFonts w:ascii="Arial" w:hAnsi="Arial" w:cs="Arial"/>
+          <w:sz w:val="16"/>
+          <w:szCs w:val="16"/>
+          <w:highlight w:val="cyan"/>
+          <w:lang w:val="ru-RU"/>
+        </w:rPr>
+        <w:t>Приговор: ВМН</w:t>
+      </w:r>
+    </w:p>
+    <w:p>
+      <w:pPr>
+        <w:spacing w:after="0" w:line="240" w:lineRule="auto"/>
+        <w:rPr>
+          <w:rFonts w:ascii="Arial" w:hAnsi="Arial" w:cs="Arial"/>
+          <w:sz w:val="16"/>
+          <w:szCs w:val="16"/>
+          <w:highlight w:val="cyan"/>
+          <w:lang w:val="ru-RU"/>
+        </w:rPr>
+      </w:pPr>
+      <w:r>
+        <w:rPr>
+          <w:rFonts w:ascii="Arial" w:hAnsi="Arial" w:cs="Arial"/>
+          <w:sz w:val="16"/>
+          <w:szCs w:val="16"/>
+          <w:highlight w:val="cyan"/>
+          <w:lang w:val="ru-RU"/>
+        </w:rPr>
+        <w:t>---------------------------------------------------------------------------</w:t>
+      </w:r>
+    </w:p>
+    <w:p>
+      <w:pPr>
+        <w:spacing w:after="0" w:line="240" w:lineRule="auto"/>
+        <w:rPr>
+          <w:rFonts w:ascii="Arial" w:hAnsi="Arial" w:cs="Arial"/>
+          <w:sz w:val="16"/>
+          <w:szCs w:val="16"/>
+          <w:highlight w:val="cyan"/>
+          <w:lang w:val="ru-RU"/>
+        </w:rPr>
+      </w:pPr>
+      <w:r>
+        <w:rPr>
+          <w:rFonts w:ascii="Arial" w:hAnsi="Arial" w:cs="Arial"/>
+          <w:sz w:val="16"/>
+          <w:szCs w:val="16"/>
+          <w:highlight w:val="cyan"/>
+          <w:lang w:val="ru-RU"/>
+        </w:rPr>
+        <w:t>Приговорена: "тройка" 23 февраля 1930 г., обв.:</w:t>
+      </w:r>
+      <w:r>
+        <w:rPr>
+          <w:rFonts w:ascii="Arial" w:hAnsi="Arial" w:cs="Arial"/>
+          <w:sz w:val="16"/>
+          <w:szCs w:val="16"/>
+          <w:highlight w:val="cyan"/>
+        </w:rPr>
+        <w:t> </w:t>
+      </w:r>
+      <w:r>
+        <w:rPr>
+          <w:rFonts w:ascii="Arial" w:hAnsi="Arial" w:cs="Arial"/>
+          <w:sz w:val="16"/>
+          <w:szCs w:val="16"/>
+          <w:highlight w:val="cyan"/>
+          <w:lang w:val="ru-RU"/>
+        </w:rPr>
+        <w:t>68 УК БССР - связь с польской разведкой.</w:t>
+      </w:r>
+    </w:p>
+    <w:p>
+      <w:pPr>
+        <w:spacing w:after="0" w:line="240" w:lineRule="auto"/>
+        <w:rPr>
+          <w:rFonts w:ascii="Arial" w:hAnsi="Arial" w:cs="Arial"/>
+          <w:sz w:val="16"/>
+          <w:szCs w:val="16"/>
+          <w:highlight w:val="cyan"/>
+          <w:lang w:val="ru-RU"/>
+        </w:rPr>
+      </w:pPr>
+      <w:r>
+        <w:rPr>
+          <w:rFonts w:ascii="Arial" w:hAnsi="Arial" w:cs="Arial"/>
+          <w:sz w:val="16"/>
+          <w:szCs w:val="16"/>
+          <w:highlight w:val="cyan"/>
+          <w:lang w:val="ru-RU"/>
+        </w:rPr>
+        <w:t>-----------------------------------------------------------------------------</w:t>
+      </w:r>
+    </w:p>
+    <w:p>
+      <w:pPr>
+        <w:spacing w:after="0" w:line="240" w:lineRule="auto"/>
+        <w:rPr>
+          <w:rFonts w:ascii="Arial" w:hAnsi="Arial" w:cs="Arial"/>
+          <w:sz w:val="16"/>
+          <w:szCs w:val="16"/>
+          <w:highlight w:val="cyan"/>
+          <w:lang w:val="ru-RU"/>
+        </w:rPr>
+      </w:pPr>
+      <w:r>
+        <w:rPr>
+          <w:rFonts w:ascii="Arial" w:hAnsi="Arial" w:cs="Arial"/>
+          <w:sz w:val="16"/>
+          <w:szCs w:val="16"/>
+          <w:highlight w:val="cyan"/>
+          <w:lang w:val="ru-RU"/>
+        </w:rPr>
+        <w:t xml:space="preserve">Обвинена в участии в религиозной организации "федоровцев", ст. </w:t>
+      </w:r>
+      <w:proofErr w:type="gramStart"/>
+      <w:r>
+        <w:rPr>
+          <w:rFonts w:ascii="Arial" w:hAnsi="Arial" w:cs="Arial"/>
+          <w:sz w:val="16"/>
+          <w:szCs w:val="16"/>
+          <w:highlight w:val="cyan"/>
+          <w:lang w:val="ru-RU"/>
+        </w:rPr>
+        <w:t>58-11</w:t>
+      </w:r>
+      <w:proofErr w:type="gramEnd"/>
+      <w:r>
+        <w:rPr>
+          <w:rFonts w:ascii="Arial" w:hAnsi="Arial" w:cs="Arial"/>
+          <w:sz w:val="16"/>
+          <w:szCs w:val="16"/>
+          <w:highlight w:val="cyan"/>
+          <w:lang w:val="ru-RU"/>
+        </w:rPr>
+        <w:t xml:space="preserve">. </w:t>
+      </w:r>
+      <w:r>
+        <w:rPr>
+          <w:rFonts w:ascii="Arial" w:hAnsi="Arial" w:cs="Arial"/>
+          <w:sz w:val="16"/>
+          <w:szCs w:val="16"/>
+          <w:highlight w:val="cyan"/>
+          <w:lang w:val="ru-RU"/>
+        </w:rPr>
+        <w:t>Приговор: расстрел</w:t>
+      </w:r>
+    </w:p>
+    <w:p>
+      <w:pPr>
+        <w:spacing w:after="0" w:line="240" w:lineRule="auto"/>
+        <w:rPr>
+          <w:rFonts w:ascii="Arial" w:hAnsi="Arial" w:cs="Arial"/>
+          <w:sz w:val="16"/>
+          <w:szCs w:val="16"/>
+          <w:highlight w:val="cyan"/>
+          <w:lang w:val="ru-RU"/>
+        </w:rPr>
+      </w:pPr>
+      <w:r>
+        <w:rPr>
+          <w:rFonts w:ascii="Arial" w:hAnsi="Arial" w:cs="Arial"/>
+          <w:sz w:val="16"/>
+          <w:szCs w:val="16"/>
+          <w:highlight w:val="cyan"/>
+          <w:lang w:val="ru-RU"/>
+        </w:rPr>
+        <w:t>--------------------------------------------------------------</w:t>
+      </w:r>
+    </w:p>
+    <w:p>
+      <w:pPr>
+        <w:spacing w:after="0" w:line="240" w:lineRule="auto"/>
+        <w:rPr>
+          <w:rFonts w:ascii="Arial" w:hAnsi="Arial" w:cs="Arial"/>
+          <w:sz w:val="16"/>
+          <w:szCs w:val="16"/>
+          <w:highlight w:val="cyan"/>
+          <w:lang w:val="ru-RU"/>
+        </w:rPr>
+      </w:pPr>
+      <w:r>
+        <w:rPr>
+          <w:rFonts w:ascii="Arial" w:hAnsi="Arial" w:cs="Arial"/>
+          <w:sz w:val="16"/>
+          <w:szCs w:val="16"/>
+          <w:highlight w:val="cyan"/>
+          <w:lang w:val="ru-RU"/>
+        </w:rPr>
+        <w:t xml:space="preserve">Шпионаж в пользу иностранного государства. </w:t>
+      </w:r>
+      <w:r>
+        <w:rPr>
+          <w:rFonts w:ascii="Arial" w:hAnsi="Arial" w:cs="Arial"/>
+          <w:sz w:val="16"/>
+          <w:szCs w:val="16"/>
+          <w:highlight w:val="cyan"/>
+          <w:lang w:val="ru-RU"/>
+        </w:rPr>
+        <w:t>Приговор: "тройка", 11.02.1931 — ВМН</w:t>
+      </w:r>
+    </w:p>
+    <w:p>
+      <w:pPr>
+        <w:spacing w:after="0" w:line="240" w:lineRule="auto"/>
+        <w:rPr>
+          <w:rFonts w:ascii="Arial" w:hAnsi="Arial" w:cs="Arial"/>
+          <w:sz w:val="16"/>
+          <w:szCs w:val="16"/>
+          <w:highlight w:val="cyan"/>
+          <w:lang w:val="ru-RU"/>
+        </w:rPr>
+      </w:pPr>
+      <w:r>
+        <w:rPr>
+          <w:rFonts w:ascii="Arial" w:hAnsi="Arial" w:cs="Arial"/>
+          <w:sz w:val="16"/>
+          <w:szCs w:val="16"/>
+          <w:highlight w:val="cyan"/>
+          <w:lang w:val="ru-RU"/>
+        </w:rPr>
+        <w:t>-----------------------------------------------------------------</w:t>
+      </w:r>
+    </w:p>
+    <w:p>
+      <w:pPr>
+        <w:spacing w:after="0" w:line="240" w:lineRule="auto"/>
+        <w:rPr>
+          <w:rFonts w:ascii="Arial" w:hAnsi="Arial" w:cs="Arial"/>
+          <w:sz w:val="16"/>
+          <w:szCs w:val="16"/>
+          <w:highlight w:val="cyan"/>
+          <w:lang w:val="ru-RU"/>
+        </w:rPr>
+      </w:pPr>
+      <w:r>
+        <w:rPr>
+          <w:rFonts w:ascii="Arial" w:hAnsi="Arial" w:cs="Arial"/>
+          <w:sz w:val="16"/>
+          <w:szCs w:val="16"/>
+          <w:highlight w:val="cyan"/>
+          <w:lang w:val="ru-RU"/>
+        </w:rPr>
+        <w:t>Приговорена: тройка ГПУ ТАССР 22 января 1931 г., обв.:</w:t>
+      </w:r>
+      <w:r>
+        <w:rPr>
+          <w:rFonts w:ascii="Arial" w:hAnsi="Arial" w:cs="Arial"/>
+          <w:sz w:val="16"/>
+          <w:szCs w:val="16"/>
+          <w:highlight w:val="cyan"/>
+        </w:rPr>
+        <w:t> </w:t>
+      </w:r>
+      <w:r>
+        <w:rPr>
+          <w:rFonts w:ascii="Arial" w:hAnsi="Arial" w:cs="Arial"/>
+          <w:sz w:val="16"/>
+          <w:szCs w:val="16"/>
+          <w:highlight w:val="cyan"/>
+          <w:lang w:val="ru-RU"/>
+        </w:rPr>
+        <w:t xml:space="preserve">по ст. 58-11 ("руководитель а/с движения женщин, провоцировала на массовые беспорядки"). </w:t>
+      </w:r>
+      <w:r>
+        <w:rPr>
+          <w:rFonts w:ascii="Arial" w:hAnsi="Arial" w:cs="Arial"/>
+          <w:sz w:val="16"/>
+          <w:szCs w:val="16"/>
+          <w:highlight w:val="cyan"/>
+          <w:lang w:val="ru-RU"/>
+        </w:rPr>
+        <w:t>Расстреляна 17 февраля 1931 г.</w:t>
+      </w:r>
+      <w:r>
+        <w:rPr>
+          <w:rFonts w:ascii="Arial" w:hAnsi="Arial" w:cs="Arial"/>
+          <w:sz w:val="16"/>
+          <w:szCs w:val="16"/>
+          <w:highlight w:val="cyan"/>
+        </w:rPr>
+        <w:t> </w:t>
+      </w:r>
+    </w:p>
+    <w:p>
+      <w:pPr>
+        <w:spacing w:after="0" w:line="240" w:lineRule="auto"/>
+        <w:rPr>
+          <w:rFonts w:ascii="Arial" w:hAnsi="Arial" w:cs="Arial"/>
+          <w:sz w:val="16"/>
+          <w:szCs w:val="16"/>
+          <w:highlight w:val="cyan"/>
+          <w:lang w:val="ru-RU"/>
+        </w:rPr>
+      </w:pPr>
+      <w:r>
+        <w:rPr>
+          <w:rFonts w:ascii="Arial" w:hAnsi="Arial" w:cs="Arial"/>
+          <w:sz w:val="16"/>
+          <w:szCs w:val="16"/>
+          <w:highlight w:val="cyan"/>
+          <w:lang w:val="ru-RU"/>
+        </w:rPr>
+        <w:t>-----------------------------------------------------</w:t>
+      </w:r>
+    </w:p>
+    <w:p>
+      <w:pPr>
+        <w:spacing w:after="0" w:line="240" w:lineRule="auto"/>
+        <w:rPr>
+          <w:rFonts w:ascii="Arial" w:hAnsi="Arial" w:cs="Arial"/>
+          <w:sz w:val="16"/>
+          <w:szCs w:val="16"/>
+          <w:highlight w:val="cyan"/>
+          <w:lang w:val="ru-RU"/>
+        </w:rPr>
+      </w:pPr>
+      <w:r>
+        <w:rPr>
+          <w:rFonts w:ascii="Arial" w:hAnsi="Arial" w:cs="Arial"/>
+          <w:sz w:val="16"/>
+          <w:szCs w:val="16"/>
+          <w:highlight w:val="cyan"/>
+        </w:rPr>
+        <w:t> </w:t>
+      </w:r>
+      <w:r>
+        <w:rPr>
+          <w:rFonts w:ascii="Arial" w:hAnsi="Arial" w:cs="Arial"/>
+          <w:sz w:val="16"/>
+          <w:szCs w:val="16"/>
+          <w:highlight w:val="cyan"/>
+          <w:lang w:val="ru-RU"/>
+        </w:rPr>
+        <w:t xml:space="preserve">Обвинение: в членстве в церковно-монархической организации, ст. ст. </w:t>
+      </w:r>
+      <w:proofErr w:type="gramStart"/>
+      <w:r>
+        <w:rPr>
+          <w:rFonts w:ascii="Arial" w:hAnsi="Arial" w:cs="Arial"/>
+          <w:sz w:val="16"/>
+          <w:szCs w:val="16"/>
+          <w:highlight w:val="cyan"/>
+          <w:lang w:val="ru-RU"/>
+        </w:rPr>
+        <w:t>58-10</w:t>
+      </w:r>
+      <w:proofErr w:type="gramEnd"/>
+      <w:r>
+        <w:rPr>
+          <w:rFonts w:ascii="Arial" w:hAnsi="Arial" w:cs="Arial"/>
+          <w:sz w:val="16"/>
+          <w:szCs w:val="16"/>
+          <w:highlight w:val="cyan"/>
+          <w:lang w:val="ru-RU"/>
+        </w:rPr>
+        <w:t xml:space="preserve">, 11. </w:t>
+      </w:r>
+      <w:r>
+        <w:rPr>
+          <w:rFonts w:ascii="Arial" w:hAnsi="Arial" w:cs="Arial"/>
+          <w:sz w:val="16"/>
+          <w:szCs w:val="16"/>
+          <w:highlight w:val="cyan"/>
+          <w:lang w:val="ru-RU"/>
+        </w:rPr>
+        <w:t>Приговор: тройка при ПП ОГПУ по ЦЧО, 10.04.1931 — ВМН.</w:t>
+      </w:r>
+      <w:r>
+        <w:rPr>
+          <w:rFonts w:ascii="Arial" w:hAnsi="Arial" w:cs="Arial"/>
+          <w:sz w:val="16"/>
+          <w:szCs w:val="16"/>
+          <w:highlight w:val="cyan"/>
+        </w:rPr>
+        <w:t> </w:t>
+      </w:r>
+    </w:p>
+    <w:p>
+      <w:pPr>
+        <w:spacing w:after="0" w:line="240" w:lineRule="auto"/>
+        <w:rPr>
+          <w:rFonts w:ascii="Arial" w:hAnsi="Arial" w:cs="Arial"/>
+          <w:sz w:val="16"/>
+          <w:szCs w:val="16"/>
+          <w:highlight w:val="cyan"/>
+          <w:lang w:val="ru-RU"/>
+        </w:rPr>
+      </w:pPr>
+      <w:r>
+        <w:rPr>
+          <w:rFonts w:ascii="Arial" w:hAnsi="Arial" w:cs="Arial"/>
+          <w:sz w:val="16"/>
+          <w:szCs w:val="16"/>
+          <w:highlight w:val="cyan"/>
+          <w:lang w:val="ru-RU"/>
+        </w:rPr>
+        <w:t>--------------------------------------------------------</w:t>
+      </w:r>
+    </w:p>
+    <w:p>
+      <w:pPr>
+        <w:spacing w:after="0" w:line="240" w:lineRule="auto"/>
+        <w:rPr>
+          <w:rFonts w:ascii="Arial" w:hAnsi="Arial" w:cs="Arial"/>
+          <w:sz w:val="16"/>
+          <w:szCs w:val="16"/>
+          <w:highlight w:val="cyan"/>
+          <w:lang w:val="ru-RU"/>
+        </w:rPr>
+      </w:pPr>
+      <w:r>
+        <w:rPr>
+          <w:rFonts w:ascii="Arial" w:hAnsi="Arial" w:cs="Arial"/>
+          <w:sz w:val="16"/>
+          <w:szCs w:val="16"/>
+          <w:highlight w:val="cyan"/>
+          <w:lang w:val="ru-RU"/>
+        </w:rPr>
+        <w:t>Приговорена: тройкой ГПУ ТАССР 9 июля 1931 г., обв.:</w:t>
+      </w:r>
+      <w:r>
+        <w:rPr>
+          <w:rFonts w:ascii="Arial" w:hAnsi="Arial" w:cs="Arial"/>
+          <w:sz w:val="16"/>
+          <w:szCs w:val="16"/>
+          <w:highlight w:val="cyan"/>
+        </w:rPr>
+        <w:t> </w:t>
+      </w:r>
+      <w:r>
+        <w:rPr>
+          <w:rFonts w:ascii="Arial" w:hAnsi="Arial" w:cs="Arial"/>
+          <w:sz w:val="16"/>
+          <w:szCs w:val="16"/>
+          <w:highlight w:val="cyan"/>
+          <w:lang w:val="ru-RU"/>
+        </w:rPr>
+        <w:t>58-11. ("бывшая кулачка, участница а/с группировки, антиколхозная, религиозная агитация"). Приговор: ВМН Расстреляна 11 июля 1931 г.</w:t>
+      </w:r>
+      <w:r>
+        <w:rPr>
+          <w:rFonts w:ascii="Arial" w:hAnsi="Arial" w:cs="Arial"/>
+          <w:sz w:val="16"/>
+          <w:szCs w:val="16"/>
+          <w:highlight w:val="cyan"/>
+        </w:rPr>
+        <w:t> </w:t>
+      </w:r>
+    </w:p>
+    <w:p>
+      <w:pPr>
+        <w:spacing w:after="0" w:line="240" w:lineRule="auto"/>
+        <w:rPr>
+          <w:rFonts w:ascii="Arial" w:hAnsi="Arial" w:cs="Arial"/>
+          <w:sz w:val="16"/>
+          <w:szCs w:val="16"/>
+          <w:highlight w:val="cyan"/>
+          <w:lang w:val="ru-RU"/>
+        </w:rPr>
+      </w:pPr>
+      <w:r>
+        <w:rPr>
+          <w:rFonts w:ascii="Arial" w:hAnsi="Arial" w:cs="Arial"/>
+          <w:sz w:val="16"/>
+          <w:szCs w:val="16"/>
+          <w:highlight w:val="cyan"/>
+          <w:lang w:val="ru-RU"/>
+        </w:rPr>
+        <w:t>------------------------------------------------------------------</w:t>
+      </w:r>
+    </w:p>
+    <w:p>
+      <w:pPr>
+        <w:spacing w:after="0" w:line="240" w:lineRule="auto"/>
+        <w:rPr>
+          <w:rFonts w:ascii="Arial" w:hAnsi="Arial" w:cs="Arial"/>
+          <w:sz w:val="16"/>
+          <w:szCs w:val="16"/>
+          <w:highlight w:val="cyan"/>
+          <w:lang w:val="ru-RU"/>
+        </w:rPr>
+      </w:pPr>
+      <w:r>
+        <w:rPr>
+          <w:rFonts w:ascii="Arial" w:hAnsi="Arial" w:cs="Arial"/>
+          <w:sz w:val="16"/>
+          <w:szCs w:val="16"/>
+          <w:highlight w:val="cyan"/>
+          <w:lang w:val="ru-RU"/>
+        </w:rPr>
+        <w:t>Обвинение: "являлась членом к/р организации "Истинные", организовала нелегальную ячейку и руководила ей". Осуждение: 26 марта 1931 г</w:t>
+      </w:r>
+      <w:r>
+        <w:rPr>
+          <w:rFonts w:ascii="Arial" w:hAnsi="Arial" w:cs="Arial"/>
+          <w:b/>
+          <w:bCs/>
+          <w:sz w:val="16"/>
+          <w:szCs w:val="16"/>
+          <w:highlight w:val="cyan"/>
+          <w:lang w:val="ru-RU"/>
+        </w:rPr>
+        <w:t>.</w:t>
+      </w:r>
+      <w:r>
+        <w:rPr>
+          <w:rFonts w:ascii="Arial" w:hAnsi="Arial" w:cs="Arial"/>
+          <w:b/>
+          <w:bCs/>
+          <w:sz w:val="16"/>
+          <w:szCs w:val="16"/>
+          <w:highlight w:val="cyan"/>
+          <w:lang w:val="ru-RU"/>
+        </w:rPr>
+        <w:t xml:space="preserve"> </w:t>
+      </w:r>
+      <w:r>
+        <w:rPr>
+          <w:rFonts w:ascii="Arial" w:hAnsi="Arial" w:cs="Arial"/>
+          <w:sz w:val="16"/>
+          <w:szCs w:val="16"/>
+          <w:highlight w:val="cyan"/>
+          <w:lang w:val="ru-RU"/>
+        </w:rPr>
+        <w:t>Приговор: тройка при ПП ОГПУ по СВК, 26.03.1931 — ВМН. Расстреляна</w:t>
+      </w:r>
+      <w:r>
+        <w:rPr>
+          <w:rFonts w:ascii="Arial" w:hAnsi="Arial" w:cs="Arial"/>
+          <w:sz w:val="16"/>
+          <w:szCs w:val="16"/>
+          <w:highlight w:val="cyan"/>
+        </w:rPr>
+        <w:t> </w:t>
+      </w:r>
+      <w:r>
+        <w:rPr>
+          <w:rFonts w:ascii="Arial" w:hAnsi="Arial" w:cs="Arial"/>
+          <w:sz w:val="16"/>
+          <w:szCs w:val="16"/>
+          <w:highlight w:val="cyan"/>
+          <w:lang w:val="ru-RU"/>
+        </w:rPr>
+        <w:t>5 апреля 1931</w:t>
+      </w:r>
+      <w:r>
+        <w:rPr>
+          <w:rFonts w:ascii="Arial" w:hAnsi="Arial" w:cs="Arial"/>
+          <w:sz w:val="16"/>
+          <w:szCs w:val="16"/>
+          <w:highlight w:val="cyan"/>
+        </w:rPr>
+        <w:t> </w:t>
+      </w:r>
+      <w:r>
+        <w:rPr>
+          <w:rFonts w:ascii="Arial" w:hAnsi="Arial" w:cs="Arial"/>
+          <w:sz w:val="16"/>
+          <w:szCs w:val="16"/>
+          <w:highlight w:val="cyan"/>
+          <w:lang w:val="ru-RU"/>
+        </w:rPr>
+        <w:t>г.</w:t>
+      </w:r>
+    </w:p>
+    <w:p>
+      <w:pPr>
+        <w:spacing w:after="0" w:line="240" w:lineRule="auto"/>
+        <w:rPr>
+          <w:rFonts w:ascii="Arial" w:hAnsi="Arial" w:cs="Arial"/>
+          <w:sz w:val="16"/>
+          <w:szCs w:val="16"/>
+          <w:highlight w:val="cyan"/>
+          <w:lang w:val="ru-RU"/>
+        </w:rPr>
+      </w:pPr>
+      <w:r>
+        <w:rPr>
+          <w:rFonts w:ascii="Arial" w:hAnsi="Arial" w:cs="Arial"/>
+          <w:sz w:val="16"/>
+          <w:szCs w:val="16"/>
+          <w:highlight w:val="cyan"/>
+          <w:lang w:val="ru-RU"/>
+        </w:rPr>
+        <w:t>-------------------------------------------------------------</w:t>
+      </w:r>
+    </w:p>
+    <w:p>
+      <w:pPr>
+        <w:spacing w:after="0" w:line="240" w:lineRule="auto"/>
+        <w:rPr>
+          <w:rFonts w:ascii="Arial" w:hAnsi="Arial" w:cs="Arial"/>
+          <w:sz w:val="16"/>
+          <w:szCs w:val="16"/>
+          <w:highlight w:val="cyan"/>
+          <w:lang w:val="ru-RU"/>
+        </w:rPr>
+      </w:pPr>
+      <w:r>
+        <w:rPr>
+          <w:rFonts w:ascii="Arial" w:hAnsi="Arial" w:cs="Arial"/>
+          <w:sz w:val="16"/>
+          <w:szCs w:val="16"/>
+          <w:highlight w:val="cyan"/>
+          <w:lang w:val="ru-RU"/>
+        </w:rPr>
+        <w:t>"участник а/с группировки, антиколхозная, религиозная агитация". Приговор: ВМН Расстреляна 10 июля 1931 г.</w:t>
+      </w:r>
+      <w:r>
+        <w:rPr>
+          <w:rFonts w:ascii="Arial" w:hAnsi="Arial" w:cs="Arial"/>
+          <w:sz w:val="16"/>
+          <w:szCs w:val="16"/>
+          <w:highlight w:val="cyan"/>
+        </w:rPr>
+        <w:t> </w:t>
+      </w:r>
+    </w:p>
+    <w:p>
+      <w:pPr>
+        <w:spacing w:after="0" w:line="240" w:lineRule="auto"/>
+        <w:rPr>
+          <w:rFonts w:ascii="Arial" w:hAnsi="Arial" w:cs="Arial"/>
+          <w:sz w:val="16"/>
+          <w:szCs w:val="16"/>
+          <w:lang w:val="ru-RU"/>
+        </w:rPr>
+      </w:pPr>
+      <w:r>
+        <w:rPr>
+          <w:rFonts w:ascii="Arial" w:hAnsi="Arial" w:cs="Arial"/>
+          <w:sz w:val="16"/>
+          <w:szCs w:val="16"/>
+          <w:highlight w:val="cyan"/>
+          <w:lang w:val="ru-RU"/>
+        </w:rPr>
+        <w:t>-------------------------------------------------------------------</w:t>
+      </w:r>
+    </w:p>
+    <w:p>
+      <w:pPr>
+        <w:spacing w:after="0" w:line="240" w:lineRule="auto"/>
+        <w:rPr>
+          <w:rFonts w:ascii="Arial" w:hAnsi="Arial" w:cs="Arial"/>
+          <w:sz w:val="16"/>
+          <w:szCs w:val="16"/>
+          <w:lang w:val="ru-RU"/>
+        </w:rPr>
+      </w:pPr>
       <w:proofErr w:type="spellStart"/>
       <w:r>
         <w:rPr>
@@ -1410,7 +6949,8 @@
           <w:szCs w:val="16"/>
           <w:lang w:val="ru-RU"/>
         </w:rPr>
-        <w:t>распр-ие</w:t>
+        <w:lastRenderedPageBreak/>
+        <w:t>обв</w:t>
       </w:r>
       <w:proofErr w:type="spellEnd"/>
       <w:r>
@@ -1420,1784 +6960,605 @@
           <w:szCs w:val="16"/>
           <w:lang w:val="ru-RU"/>
         </w:rPr>
+        <w:t>.:</w:t>
+      </w:r>
+      <w:r>
+        <w:rPr>
+          <w:rFonts w:ascii="Arial" w:hAnsi="Arial" w:cs="Arial"/>
+          <w:sz w:val="16"/>
+          <w:szCs w:val="16"/>
+        </w:rPr>
+        <w:t> </w:t>
+      </w:r>
+      <w:r>
+        <w:rPr>
+          <w:rFonts w:ascii="Arial" w:hAnsi="Arial" w:cs="Arial"/>
+          <w:sz w:val="16"/>
+          <w:szCs w:val="16"/>
+          <w:lang w:val="ru-RU"/>
+        </w:rPr>
+        <w:t xml:space="preserve">член церковно-монархической организации "Южно-Русский Синод". </w:t>
+      </w:r>
+      <w:r>
+        <w:rPr>
+          <w:rFonts w:ascii="Arial" w:hAnsi="Arial" w:cs="Arial"/>
+          <w:sz w:val="16"/>
+          <w:szCs w:val="16"/>
+          <w:lang w:val="ru-RU"/>
+        </w:rPr>
+        <w:t>Приговор: расстрел Расстреляна 2 апреля 1933 г.</w:t>
+      </w:r>
+      <w:r>
+        <w:rPr>
+          <w:rFonts w:ascii="Arial" w:hAnsi="Arial" w:cs="Arial"/>
+          <w:sz w:val="16"/>
+          <w:szCs w:val="16"/>
+        </w:rPr>
+        <w:t> </w:t>
+      </w:r>
+    </w:p>
+    <w:p>
+      <w:pPr>
+        <w:spacing w:after="0" w:line="240" w:lineRule="auto"/>
+        <w:rPr>
+          <w:rFonts w:ascii="Arial" w:hAnsi="Arial" w:cs="Arial"/>
+          <w:sz w:val="16"/>
+          <w:szCs w:val="16"/>
+          <w:lang w:val="ru-RU"/>
+        </w:rPr>
+      </w:pPr>
+      <w:r>
+        <w:rPr>
+          <w:rFonts w:ascii="Arial" w:hAnsi="Arial" w:cs="Arial"/>
+          <w:sz w:val="16"/>
+          <w:szCs w:val="16"/>
+          <w:lang w:val="ru-RU"/>
+        </w:rPr>
+        <w:t>--------------------------------------------------------------</w:t>
+      </w:r>
+    </w:p>
+    <w:p>
+      <w:pPr>
+        <w:spacing w:after="0" w:line="240" w:lineRule="auto"/>
+        <w:rPr>
+          <w:rFonts w:ascii="Arial" w:hAnsi="Arial" w:cs="Arial"/>
+          <w:sz w:val="16"/>
+          <w:szCs w:val="16"/>
+          <w:lang w:val="ru-RU"/>
+        </w:rPr>
+      </w:pPr>
+      <w:r>
+        <w:rPr>
+          <w:rFonts w:ascii="Arial" w:hAnsi="Arial" w:cs="Arial"/>
+          <w:sz w:val="16"/>
+          <w:szCs w:val="16"/>
+          <w:lang w:val="ru-RU"/>
+        </w:rPr>
+        <w:t>обв.:</w:t>
+      </w:r>
+      <w:r>
+        <w:rPr>
+          <w:rFonts w:ascii="Arial" w:hAnsi="Arial" w:cs="Arial"/>
+          <w:sz w:val="16"/>
+          <w:szCs w:val="16"/>
+        </w:rPr>
+        <w:t> </w:t>
+      </w:r>
+      <w:r>
+        <w:rPr>
+          <w:rFonts w:ascii="Arial" w:hAnsi="Arial" w:cs="Arial"/>
+          <w:sz w:val="16"/>
+          <w:szCs w:val="16"/>
+          <w:lang w:val="ru-RU"/>
+        </w:rPr>
+        <w:t>распространяла в к/р среде казачества сообщения о близости интервенции и гибели Сов. Власти, чем создавал повстанческие настроения. Приговор: расстрел Расстреляна 1 февраля 1933 г.</w:t>
+      </w:r>
+      <w:r>
+        <w:rPr>
+          <w:rFonts w:ascii="Arial" w:hAnsi="Arial" w:cs="Arial"/>
+          <w:sz w:val="16"/>
+          <w:szCs w:val="16"/>
+        </w:rPr>
+        <w:t> </w:t>
+      </w:r>
+    </w:p>
+    <w:p>
+      <w:pPr>
+        <w:spacing w:after="0" w:line="240" w:lineRule="auto"/>
+        <w:rPr>
+          <w:rFonts w:ascii="Arial" w:hAnsi="Arial" w:cs="Arial"/>
+          <w:sz w:val="16"/>
+          <w:szCs w:val="16"/>
+          <w:lang w:val="ru-RU"/>
+        </w:rPr>
+      </w:pPr>
+      <w:r>
+        <w:rPr>
+          <w:rFonts w:ascii="Arial" w:hAnsi="Arial" w:cs="Arial"/>
+          <w:sz w:val="16"/>
+          <w:szCs w:val="16"/>
+          <w:lang w:val="ru-RU"/>
+        </w:rPr>
+        <w:t>-----------------------------------------------------------------------------</w:t>
+      </w:r>
+    </w:p>
+    <w:p>
+      <w:pPr>
+        <w:spacing w:after="0" w:line="240" w:lineRule="auto"/>
+        <w:rPr>
+          <w:rFonts w:ascii="Arial" w:hAnsi="Arial" w:cs="Arial"/>
+          <w:sz w:val="16"/>
+          <w:szCs w:val="16"/>
+          <w:lang w:val="ru-RU"/>
+        </w:rPr>
+      </w:pPr>
+      <w:r>
+        <w:rPr>
+          <w:rFonts w:ascii="Arial" w:hAnsi="Arial" w:cs="Arial"/>
+          <w:sz w:val="16"/>
+          <w:szCs w:val="16"/>
+          <w:lang w:val="ru-RU"/>
+        </w:rPr>
+        <w:t>Приговорена: "тройка" 14 февраля 1933 г., обв.:</w:t>
+      </w:r>
+      <w:r>
+        <w:rPr>
+          <w:rFonts w:ascii="Arial" w:hAnsi="Arial" w:cs="Arial"/>
+          <w:sz w:val="16"/>
+          <w:szCs w:val="16"/>
+        </w:rPr>
+        <w:t> </w:t>
+      </w:r>
+      <w:r>
+        <w:rPr>
+          <w:rFonts w:ascii="Arial" w:hAnsi="Arial" w:cs="Arial"/>
+          <w:sz w:val="16"/>
+          <w:szCs w:val="16"/>
+          <w:lang w:val="ru-RU"/>
+        </w:rPr>
+        <w:t xml:space="preserve">72, 76 - Участие в к/р кулацкой организации. </w:t>
+      </w:r>
+      <w:r>
+        <w:rPr>
+          <w:rFonts w:ascii="Arial" w:hAnsi="Arial" w:cs="Arial"/>
+          <w:sz w:val="16"/>
+          <w:szCs w:val="16"/>
+          <w:lang w:val="ru-RU"/>
+        </w:rPr>
+        <w:t>Приговор: ВМН</w:t>
+      </w:r>
+    </w:p>
+    <w:p>
+      <w:pPr>
+        <w:spacing w:after="0" w:line="240" w:lineRule="auto"/>
+        <w:rPr>
+          <w:rFonts w:ascii="Arial" w:hAnsi="Arial" w:cs="Arial"/>
+          <w:sz w:val="16"/>
+          <w:szCs w:val="16"/>
+          <w:lang w:val="ru-RU"/>
+        </w:rPr>
+      </w:pPr>
+      <w:r>
+        <w:rPr>
+          <w:rFonts w:ascii="Arial" w:hAnsi="Arial" w:cs="Arial"/>
+          <w:sz w:val="16"/>
+          <w:szCs w:val="16"/>
+          <w:lang w:val="ru-RU"/>
+        </w:rPr>
+        <w:t>-----------------------------------------------------------------------------------------</w:t>
+      </w:r>
+    </w:p>
+    <w:p>
+      <w:pPr>
+        <w:spacing w:after="0" w:line="240" w:lineRule="auto"/>
+        <w:rPr>
+          <w:rFonts w:ascii="Arial" w:hAnsi="Arial" w:cs="Arial"/>
+          <w:sz w:val="16"/>
+          <w:szCs w:val="16"/>
+          <w:lang w:val="ru-RU"/>
+        </w:rPr>
+      </w:pPr>
+      <w:r>
+        <w:rPr>
+          <w:rFonts w:ascii="Arial" w:hAnsi="Arial" w:cs="Arial"/>
+          <w:sz w:val="16"/>
+          <w:szCs w:val="16"/>
+          <w:lang w:val="ru-RU"/>
+        </w:rPr>
+        <w:t>обв.:</w:t>
+      </w:r>
+      <w:r>
+        <w:rPr>
+          <w:rFonts w:ascii="Arial" w:hAnsi="Arial" w:cs="Arial"/>
+          <w:sz w:val="16"/>
+          <w:szCs w:val="16"/>
+        </w:rPr>
+        <w:t> </w:t>
+      </w:r>
+      <w:r>
+        <w:rPr>
+          <w:rFonts w:ascii="Arial" w:hAnsi="Arial" w:cs="Arial"/>
+          <w:sz w:val="16"/>
+          <w:szCs w:val="16"/>
+          <w:lang w:val="ru-RU"/>
+        </w:rPr>
+        <w:t>являлась одной из руководительниц "бабского бунта" в марте 1930г. в ст-це Полтавской, направленного к разгрому колхоза "ЧЕРВОННЫЙ ПРАПОР" вела к/р, повстанческую и антиколхозную агитацию</w:t>
+      </w:r>
+      <w:proofErr w:type="gramStart"/>
+      <w:r>
+        <w:rPr>
+          <w:rFonts w:ascii="Arial" w:hAnsi="Arial" w:cs="Arial"/>
+          <w:sz w:val="16"/>
+          <w:szCs w:val="16"/>
+          <w:lang w:val="ru-RU"/>
+        </w:rPr>
+        <w:t>|.Приговор</w:t>
+      </w:r>
+      <w:proofErr w:type="gramEnd"/>
+      <w:r>
+        <w:rPr>
+          <w:rFonts w:ascii="Arial" w:hAnsi="Arial" w:cs="Arial"/>
+          <w:sz w:val="16"/>
+          <w:szCs w:val="16"/>
+          <w:lang w:val="ru-RU"/>
+        </w:rPr>
+        <w:t>: расстрел Расстреляна 1 февраля 1933 г.</w:t>
+      </w:r>
+      <w:r>
+        <w:rPr>
+          <w:rFonts w:ascii="Arial" w:hAnsi="Arial" w:cs="Arial"/>
+          <w:sz w:val="16"/>
+          <w:szCs w:val="16"/>
+        </w:rPr>
+        <w:t> </w:t>
+      </w:r>
+    </w:p>
+    <w:p>
+      <w:pPr>
+        <w:spacing w:after="0" w:line="240" w:lineRule="auto"/>
+        <w:rPr>
+          <w:rFonts w:ascii="Arial" w:hAnsi="Arial" w:cs="Arial"/>
+          <w:sz w:val="16"/>
+          <w:szCs w:val="16"/>
+          <w:lang w:val="ru-RU"/>
+        </w:rPr>
+      </w:pPr>
+      <w:r>
+        <w:rPr>
+          <w:rFonts w:ascii="Arial" w:hAnsi="Arial" w:cs="Arial"/>
+          <w:sz w:val="16"/>
+          <w:szCs w:val="16"/>
+          <w:lang w:val="ru-RU"/>
+        </w:rPr>
+        <w:t>--------------------------------------------------</w:t>
+      </w:r>
+    </w:p>
+    <w:p>
+      <w:pPr>
+        <w:spacing w:after="0" w:line="240" w:lineRule="auto"/>
+        <w:rPr>
+          <w:rFonts w:ascii="Arial" w:hAnsi="Arial" w:cs="Arial"/>
+          <w:sz w:val="16"/>
+          <w:szCs w:val="16"/>
+          <w:lang w:val="ru-RU"/>
+        </w:rPr>
+      </w:pPr>
+      <w:r>
+        <w:rPr>
+          <w:rFonts w:ascii="Arial" w:hAnsi="Arial" w:cs="Arial"/>
+          <w:sz w:val="16"/>
+          <w:szCs w:val="16"/>
+        </w:rPr>
+        <w:t> </w:t>
+      </w:r>
+      <w:r>
+        <w:rPr>
+          <w:rFonts w:ascii="Arial" w:hAnsi="Arial" w:cs="Arial"/>
+          <w:sz w:val="16"/>
+          <w:szCs w:val="16"/>
+          <w:lang w:val="ru-RU"/>
+        </w:rPr>
+        <w:t>Приговорена: ВКВС СССР 5 декабря 1934 г., обв.:</w:t>
+      </w:r>
+      <w:r>
+        <w:rPr>
+          <w:rFonts w:ascii="Arial" w:hAnsi="Arial" w:cs="Arial"/>
+          <w:sz w:val="16"/>
+          <w:szCs w:val="16"/>
+        </w:rPr>
+        <w:t> </w:t>
+      </w:r>
+      <w:r>
+        <w:rPr>
+          <w:rFonts w:ascii="Arial" w:hAnsi="Arial" w:cs="Arial"/>
+          <w:sz w:val="16"/>
+          <w:szCs w:val="16"/>
+          <w:lang w:val="ru-RU"/>
+        </w:rPr>
+        <w:t>участии в к.-р. организации. Расстреляна 6 декабря 1934 г.</w:t>
+      </w:r>
+    </w:p>
+    <w:p>
+      <w:pPr>
+        <w:spacing w:after="0" w:line="240" w:lineRule="auto"/>
+        <w:rPr>
+          <w:rFonts w:ascii="Arial" w:hAnsi="Arial" w:cs="Arial"/>
+          <w:sz w:val="16"/>
+          <w:szCs w:val="16"/>
+          <w:lang w:val="ru-RU"/>
+        </w:rPr>
+      </w:pPr>
+      <w:r>
+        <w:rPr>
+          <w:rFonts w:ascii="Arial" w:hAnsi="Arial" w:cs="Arial"/>
+          <w:sz w:val="16"/>
+          <w:szCs w:val="16"/>
+          <w:lang w:val="ru-RU"/>
+        </w:rPr>
+        <w:t>--------------------------------------------------------</w:t>
+      </w:r>
+    </w:p>
+    <w:p>
+      <w:pPr>
+        <w:spacing w:after="0" w:line="240" w:lineRule="auto"/>
+        <w:rPr>
+          <w:rFonts w:ascii="Arial" w:hAnsi="Arial" w:cs="Arial"/>
+          <w:sz w:val="16"/>
+          <w:szCs w:val="16"/>
+          <w:lang w:val="ru-RU"/>
+        </w:rPr>
+      </w:pPr>
+      <w:r>
+        <w:rPr>
+          <w:rFonts w:ascii="Arial" w:hAnsi="Arial" w:cs="Arial"/>
+          <w:sz w:val="16"/>
+          <w:szCs w:val="16"/>
+          <w:lang w:val="ru-RU"/>
+        </w:rPr>
+        <w:t>Обвинение: соучастие в терр. акте (жена террориста Л.Николаева, убившего С.М.Кирова). Приговор: ВМН (расстрел). Дата расстрела: 10 марта 1935 г.</w:t>
+      </w:r>
+      <w:r>
+        <w:rPr>
+          <w:rFonts w:ascii="Arial" w:hAnsi="Arial" w:cs="Arial"/>
+          <w:sz w:val="16"/>
+          <w:szCs w:val="16"/>
+        </w:rPr>
+        <w:t> </w:t>
+      </w:r>
+    </w:p>
+    <w:p>
+      <w:pPr>
+        <w:spacing w:after="0" w:line="240" w:lineRule="auto"/>
+        <w:rPr>
+          <w:rFonts w:ascii="Arial" w:hAnsi="Arial" w:cs="Arial"/>
+          <w:sz w:val="16"/>
+          <w:szCs w:val="16"/>
+          <w:lang w:val="ru-RU"/>
+        </w:rPr>
+      </w:pPr>
+      <w:r>
+        <w:rPr>
+          <w:rFonts w:ascii="Arial" w:hAnsi="Arial" w:cs="Arial"/>
+          <w:sz w:val="16"/>
+          <w:szCs w:val="16"/>
+          <w:lang w:val="ru-RU"/>
+        </w:rPr>
+        <w:t>---------------------------------------------------</w:t>
+      </w:r>
+    </w:p>
+    <w:p>
+      <w:pPr>
+        <w:spacing w:after="0" w:line="240" w:lineRule="auto"/>
+        <w:rPr>
+          <w:rFonts w:ascii="Arial" w:hAnsi="Arial" w:cs="Arial"/>
+          <w:sz w:val="16"/>
+          <w:szCs w:val="16"/>
+          <w:lang w:val="ru-RU"/>
+        </w:rPr>
+      </w:pPr>
+      <w:r>
+        <w:rPr>
+          <w:rFonts w:ascii="Arial" w:hAnsi="Arial" w:cs="Arial"/>
+          <w:sz w:val="16"/>
+          <w:szCs w:val="16"/>
+          <w:lang w:val="ru-RU"/>
+        </w:rPr>
+        <w:t>Обвинение: по политическим мотивам (родство с женой террориста Л.Николаева, знакомство с рядом троцкистов)</w:t>
+      </w:r>
+    </w:p>
+    <w:p>
+      <w:pPr>
+        <w:spacing w:after="0" w:line="240" w:lineRule="auto"/>
+        <w:rPr>
+          <w:rFonts w:ascii="Arial" w:hAnsi="Arial" w:cs="Arial"/>
+          <w:sz w:val="16"/>
+          <w:szCs w:val="16"/>
+          <w:lang w:val="ru-RU"/>
+        </w:rPr>
+      </w:pPr>
+      <w:r>
+        <w:rPr>
+          <w:rFonts w:ascii="Arial" w:hAnsi="Arial" w:cs="Arial"/>
+          <w:sz w:val="16"/>
+          <w:szCs w:val="16"/>
+          <w:lang w:val="ru-RU"/>
+        </w:rPr>
+        <w:t xml:space="preserve">Осуждение: март 1935 г. Приговор: ВМН (расстрел). </w:t>
+      </w:r>
+      <w:r>
+        <w:rPr>
+          <w:rFonts w:ascii="Arial" w:hAnsi="Arial" w:cs="Arial"/>
+          <w:sz w:val="16"/>
+          <w:szCs w:val="16"/>
+          <w:lang w:val="ru-RU"/>
+        </w:rPr>
+        <w:t>Дата расстрела: 10 марта 1935 г.</w:t>
+      </w:r>
+    </w:p>
+    <w:p>
+      <w:pPr>
+        <w:spacing w:after="0" w:line="240" w:lineRule="auto"/>
+        <w:rPr>
+          <w:rFonts w:ascii="Arial" w:hAnsi="Arial" w:cs="Arial"/>
+          <w:sz w:val="16"/>
+          <w:szCs w:val="16"/>
+          <w:lang w:val="ru-RU"/>
+        </w:rPr>
+      </w:pPr>
+      <w:r>
+        <w:rPr>
+          <w:rFonts w:ascii="Arial" w:hAnsi="Arial" w:cs="Arial"/>
+          <w:sz w:val="16"/>
+          <w:szCs w:val="16"/>
+          <w:lang w:val="ru-RU"/>
+        </w:rPr>
+        <w:t>----------------------------------------------------------------------</w:t>
+      </w:r>
+    </w:p>
+    <w:p>
+      <w:pPr>
+        <w:spacing w:after="0" w:line="240" w:lineRule="auto"/>
+        <w:rPr>
+          <w:rFonts w:ascii="Arial" w:hAnsi="Arial" w:cs="Arial"/>
+          <w:sz w:val="16"/>
+          <w:szCs w:val="16"/>
+          <w:lang w:val="ru-RU"/>
+        </w:rPr>
+      </w:pPr>
+      <w:r>
+        <w:rPr>
+          <w:rFonts w:ascii="Arial" w:hAnsi="Arial" w:cs="Arial"/>
+          <w:sz w:val="16"/>
+          <w:szCs w:val="16"/>
+          <w:lang w:val="ru-RU"/>
+        </w:rPr>
+        <w:t>Приговорена: ВТ МВО 19 сентября 1939 г., обв.:</w:t>
+      </w:r>
+      <w:r>
+        <w:rPr>
+          <w:rFonts w:ascii="Arial" w:hAnsi="Arial" w:cs="Arial"/>
+          <w:sz w:val="16"/>
+          <w:szCs w:val="16"/>
+        </w:rPr>
+        <w:t> </w:t>
+      </w:r>
+      <w:r>
+        <w:rPr>
+          <w:rFonts w:ascii="Arial" w:hAnsi="Arial" w:cs="Arial"/>
+          <w:sz w:val="16"/>
+          <w:szCs w:val="16"/>
+          <w:lang w:val="ru-RU"/>
+        </w:rPr>
+        <w:t xml:space="preserve">организации диверсионного акта на </w:t>
+      </w:r>
+      <w:proofErr w:type="gramStart"/>
+      <w:r>
+        <w:rPr>
+          <w:rFonts w:ascii="Arial" w:hAnsi="Arial" w:cs="Arial"/>
+          <w:sz w:val="16"/>
+          <w:szCs w:val="16"/>
+          <w:lang w:val="ru-RU"/>
+        </w:rPr>
+        <w:t>ж.д..</w:t>
+      </w:r>
+      <w:proofErr w:type="gramEnd"/>
+      <w:r>
+        <w:rPr>
+          <w:rFonts w:ascii="Arial" w:hAnsi="Arial" w:cs="Arial"/>
+          <w:sz w:val="16"/>
+          <w:szCs w:val="16"/>
+          <w:lang w:val="ru-RU"/>
+        </w:rPr>
         <w:t xml:space="preserve"> </w:t>
       </w:r>
+      <w:r>
+        <w:rPr>
+          <w:rFonts w:ascii="Arial" w:hAnsi="Arial" w:cs="Arial"/>
+          <w:sz w:val="16"/>
+          <w:szCs w:val="16"/>
+          <w:lang w:val="ru-RU"/>
+        </w:rPr>
+        <w:t>Расстреляна 10 октября 1939 г.</w:t>
+      </w:r>
+    </w:p>
+    <w:p>
+      <w:pPr>
+        <w:spacing w:after="0" w:line="240" w:lineRule="auto"/>
+        <w:rPr>
+          <w:rFonts w:ascii="Arial" w:hAnsi="Arial" w:cs="Arial"/>
+          <w:sz w:val="16"/>
+          <w:szCs w:val="16"/>
+          <w:lang w:val="ru-RU"/>
+        </w:rPr>
+      </w:pPr>
+      <w:r>
+        <w:rPr>
+          <w:rFonts w:ascii="Arial" w:hAnsi="Arial" w:cs="Arial"/>
+          <w:sz w:val="16"/>
+          <w:szCs w:val="16"/>
+          <w:lang w:val="ru-RU"/>
+        </w:rPr>
+        <w:t>--------------------------------------------------------</w:t>
+      </w:r>
+    </w:p>
+    <w:p>
+      <w:pPr>
+        <w:spacing w:after="0" w:line="240" w:lineRule="auto"/>
+        <w:rPr>
+          <w:rFonts w:ascii="Arial" w:hAnsi="Arial" w:cs="Arial"/>
+          <w:sz w:val="16"/>
+          <w:szCs w:val="16"/>
+        </w:rPr>
+      </w:pPr>
+      <w:r>
+        <w:rPr>
+          <w:rFonts w:ascii="Arial" w:hAnsi="Arial" w:cs="Arial"/>
+          <w:sz w:val="16"/>
+          <w:szCs w:val="16"/>
+          <w:lang w:val="ru-RU"/>
+        </w:rPr>
+        <w:t xml:space="preserve">Обвинение: в участии в к.-р. буржуазно-нац. Орг-ации. Приговор: Военная коллегия Верховного суда СССР, 26.02.1939 – ВМН. </w:t>
+      </w:r>
       <w:proofErr w:type="spellStart"/>
-      <w:proofErr w:type="gramStart"/>
-      <w:r>
-        <w:rPr>
-          <w:rFonts w:ascii="Arial" w:hAnsi="Arial" w:cs="Arial"/>
-          <w:sz w:val="16"/>
-          <w:szCs w:val="16"/>
-          <w:lang w:val="ru-RU"/>
-        </w:rPr>
-        <w:t>клеветнич.измышлений</w:t>
+      <w:r>
+        <w:rPr>
+          <w:rFonts w:ascii="Arial" w:hAnsi="Arial" w:cs="Arial"/>
+          <w:sz w:val="16"/>
+          <w:szCs w:val="16"/>
+        </w:rPr>
+        <w:t>Расстреляна</w:t>
       </w:r>
       <w:proofErr w:type="spellEnd"/>
-      <w:proofErr w:type="gramEnd"/>
-      <w:r>
-        <w:rPr>
-          <w:rFonts w:ascii="Arial" w:hAnsi="Arial" w:cs="Arial"/>
-          <w:sz w:val="16"/>
-          <w:szCs w:val="16"/>
-          <w:lang w:val="ru-RU"/>
-        </w:rPr>
-        <w:t xml:space="preserve"> о мероприятиях ВКП(б) и сов. Правительства).  Приговор: ВМН Расстреляна 11 сентября 1941 г.</w:t>
-      </w:r>
-    </w:p>
-    <w:p>
-      <w:pPr>
-        <w:spacing w:after="0" w:line="240" w:lineRule="auto"/>
-        <w:rPr>
-          <w:rFonts w:ascii="Arial" w:hAnsi="Arial" w:cs="Arial"/>
-          <w:sz w:val="16"/>
-          <w:szCs w:val="16"/>
-          <w:lang w:val="ru-RU"/>
-        </w:rPr>
-      </w:pPr>
-      <w:r>
-        <w:rPr>
-          <w:rFonts w:ascii="Arial" w:hAnsi="Arial" w:cs="Arial"/>
-          <w:sz w:val="16"/>
-          <w:szCs w:val="16"/>
-          <w:lang w:val="ru-RU"/>
-        </w:rPr>
-        <w:t>-----------------------------------------------------------</w:t>
-      </w:r>
-    </w:p>
-    <w:p>
-      <w:pPr>
-        <w:spacing w:after="0" w:line="240" w:lineRule="auto"/>
-        <w:rPr>
-          <w:rFonts w:ascii="Arial" w:hAnsi="Arial" w:cs="Arial"/>
-          <w:sz w:val="16"/>
-          <w:szCs w:val="16"/>
-          <w:lang w:val="ru-RU"/>
-        </w:rPr>
-      </w:pPr>
-      <w:r>
-        <w:rPr>
-          <w:rFonts w:ascii="Arial" w:hAnsi="Arial" w:cs="Arial"/>
-          <w:sz w:val="16"/>
-          <w:szCs w:val="16"/>
-          <w:lang w:val="ru-RU"/>
-        </w:rPr>
-        <w:t>О</w:t>
-      </w:r>
-      <w:r>
-        <w:rPr>
-          <w:rFonts w:ascii="Arial" w:hAnsi="Arial" w:cs="Arial"/>
-          <w:sz w:val="16"/>
-          <w:szCs w:val="16"/>
-          <w:lang w:val="ru-RU"/>
-        </w:rPr>
-        <w:t>бв</w:t>
-      </w:r>
-      <w:r>
-        <w:rPr>
-          <w:rFonts w:ascii="Arial" w:hAnsi="Arial" w:cs="Arial"/>
-          <w:sz w:val="16"/>
-          <w:szCs w:val="16"/>
-          <w:lang w:val="ru-RU"/>
-        </w:rPr>
-        <w:t>инение</w:t>
-      </w:r>
-      <w:r>
-        <w:rPr>
-          <w:rFonts w:ascii="Arial" w:hAnsi="Arial" w:cs="Arial"/>
-          <w:sz w:val="16"/>
-          <w:szCs w:val="16"/>
-          <w:lang w:val="ru-RU"/>
-        </w:rPr>
-        <w:t>:</w:t>
-      </w:r>
-      <w:r>
-        <w:rPr>
-          <w:rFonts w:ascii="Arial" w:hAnsi="Arial" w:cs="Arial"/>
-          <w:sz w:val="16"/>
-          <w:szCs w:val="16"/>
-        </w:rPr>
-        <w:t> </w:t>
-      </w:r>
-      <w:r>
-        <w:rPr>
-          <w:rFonts w:ascii="Arial" w:hAnsi="Arial" w:cs="Arial"/>
-          <w:sz w:val="16"/>
-          <w:szCs w:val="16"/>
-          <w:lang w:val="ru-RU"/>
-        </w:rPr>
-        <w:t>была враждебно настроена к Сов. власти, открыто среди жильцов выражала свое недовольствие. Расстреляна 14 марта 1938 г.</w:t>
-      </w:r>
-    </w:p>
-    <w:p>
-      <w:pPr>
-        <w:spacing w:after="0" w:line="240" w:lineRule="auto"/>
-        <w:rPr>
-          <w:rFonts w:ascii="Arial" w:hAnsi="Arial" w:cs="Arial"/>
-          <w:sz w:val="16"/>
-          <w:szCs w:val="16"/>
-          <w:lang w:val="ru-RU"/>
-        </w:rPr>
-      </w:pPr>
-      <w:r>
-        <w:rPr>
-          <w:rFonts w:ascii="Arial" w:hAnsi="Arial" w:cs="Arial"/>
-          <w:sz w:val="16"/>
-          <w:szCs w:val="16"/>
-          <w:lang w:val="ru-RU"/>
-        </w:rPr>
-        <w:t>-----------------------------------------------</w:t>
-      </w:r>
-    </w:p>
-    <w:p>
-      <w:pPr>
-        <w:spacing w:after="0" w:line="240" w:lineRule="auto"/>
-        <w:rPr>
-          <w:rFonts w:ascii="Arial" w:hAnsi="Arial" w:cs="Arial"/>
-          <w:sz w:val="16"/>
-          <w:szCs w:val="16"/>
-          <w:lang w:val="ru-RU"/>
-        </w:rPr>
-      </w:pPr>
-      <w:r>
-        <w:rPr>
-          <w:rFonts w:ascii="Arial" w:hAnsi="Arial" w:cs="Arial"/>
-          <w:sz w:val="16"/>
-          <w:szCs w:val="16"/>
-          <w:lang w:val="ru-RU"/>
-        </w:rPr>
-        <w:t>О</w:t>
-      </w:r>
-      <w:r>
-        <w:rPr>
-          <w:rFonts w:ascii="Arial" w:hAnsi="Arial" w:cs="Arial"/>
-          <w:sz w:val="16"/>
-          <w:szCs w:val="16"/>
-          <w:lang w:val="ru-RU"/>
-        </w:rPr>
-        <w:t>бв</w:t>
-      </w:r>
-      <w:r>
-        <w:rPr>
-          <w:rFonts w:ascii="Arial" w:hAnsi="Arial" w:cs="Arial"/>
-          <w:sz w:val="16"/>
-          <w:szCs w:val="16"/>
-          <w:lang w:val="ru-RU"/>
-        </w:rPr>
-        <w:t>инение</w:t>
-      </w:r>
-      <w:r>
-        <w:rPr>
-          <w:rFonts w:ascii="Arial" w:hAnsi="Arial" w:cs="Arial"/>
-          <w:sz w:val="16"/>
-          <w:szCs w:val="16"/>
-          <w:lang w:val="ru-RU"/>
-        </w:rPr>
-        <w:t>:</w:t>
-      </w:r>
-      <w:r>
-        <w:rPr>
-          <w:rFonts w:ascii="Arial" w:hAnsi="Arial" w:cs="Arial"/>
-          <w:sz w:val="16"/>
-          <w:szCs w:val="16"/>
-        </w:rPr>
-        <w:t> </w:t>
-      </w:r>
-      <w:r>
-        <w:rPr>
-          <w:rFonts w:ascii="Arial" w:hAnsi="Arial" w:cs="Arial"/>
-          <w:sz w:val="16"/>
-          <w:szCs w:val="16"/>
-          <w:lang w:val="ru-RU"/>
-        </w:rPr>
-        <w:t>проводил</w:t>
-      </w:r>
-      <w:r>
-        <w:rPr>
-          <w:rFonts w:ascii="Arial" w:hAnsi="Arial" w:cs="Arial"/>
-          <w:sz w:val="16"/>
-          <w:szCs w:val="16"/>
-          <w:lang w:val="ru-RU"/>
-        </w:rPr>
-        <w:t>а</w:t>
-      </w:r>
-      <w:r>
-        <w:rPr>
-          <w:rFonts w:ascii="Arial" w:hAnsi="Arial" w:cs="Arial"/>
-          <w:sz w:val="16"/>
-          <w:szCs w:val="16"/>
-          <w:lang w:val="ru-RU"/>
-        </w:rPr>
-        <w:t xml:space="preserve"> </w:t>
-      </w:r>
-      <w:proofErr w:type="spellStart"/>
-      <w:proofErr w:type="gramStart"/>
-      <w:r>
-        <w:rPr>
-          <w:rFonts w:ascii="Arial" w:hAnsi="Arial" w:cs="Arial"/>
-          <w:sz w:val="16"/>
-          <w:szCs w:val="16"/>
-          <w:lang w:val="ru-RU"/>
-        </w:rPr>
-        <w:t>к</w:t>
-      </w:r>
-      <w:r>
-        <w:rPr>
-          <w:rFonts w:ascii="Arial" w:hAnsi="Arial" w:cs="Arial"/>
-          <w:sz w:val="16"/>
-          <w:szCs w:val="16"/>
-          <w:lang w:val="ru-RU"/>
-        </w:rPr>
-        <w:t>онтр-революционную</w:t>
-      </w:r>
-      <w:proofErr w:type="spellEnd"/>
-      <w:proofErr w:type="gramEnd"/>
-      <w:r>
-        <w:rPr>
-          <w:rFonts w:ascii="Arial" w:hAnsi="Arial" w:cs="Arial"/>
-          <w:sz w:val="16"/>
-          <w:szCs w:val="16"/>
-          <w:lang w:val="ru-RU"/>
-        </w:rPr>
-        <w:t xml:space="preserve"> шпионскую работу в пользу</w:t>
-      </w:r>
-      <w:r>
-        <w:rPr>
-          <w:rFonts w:ascii="Arial" w:hAnsi="Arial" w:cs="Arial"/>
-          <w:sz w:val="16"/>
-          <w:szCs w:val="16"/>
-          <w:lang w:val="ru-RU"/>
-        </w:rPr>
-        <w:t xml:space="preserve"> Японии</w:t>
-      </w:r>
-    </w:p>
-    <w:p>
-      <w:pPr>
-        <w:spacing w:after="0" w:line="240" w:lineRule="auto"/>
-        <w:rPr>
-          <w:rFonts w:ascii="Arial" w:hAnsi="Arial" w:cs="Arial"/>
-          <w:sz w:val="16"/>
-          <w:szCs w:val="16"/>
-          <w:lang w:val="ru-RU"/>
-        </w:rPr>
-      </w:pPr>
-      <w:r>
-        <w:rPr>
-          <w:rFonts w:ascii="Arial" w:hAnsi="Arial" w:cs="Arial"/>
-          <w:sz w:val="16"/>
-          <w:szCs w:val="16"/>
-          <w:lang w:val="ru-RU"/>
-        </w:rPr>
-        <w:t>--------------------------------------------------</w:t>
-      </w:r>
-    </w:p>
-    <w:p>
-      <w:pPr>
-        <w:spacing w:after="0" w:line="240" w:lineRule="auto"/>
-        <w:rPr>
-          <w:rFonts w:ascii="Arial" w:hAnsi="Arial" w:cs="Arial"/>
-          <w:sz w:val="16"/>
-          <w:szCs w:val="16"/>
-          <w:lang w:val="ru-RU"/>
-        </w:rPr>
-      </w:pPr>
-      <w:r>
-        <w:rPr>
-          <w:rFonts w:ascii="Arial" w:hAnsi="Arial" w:cs="Arial"/>
-          <w:sz w:val="16"/>
-          <w:szCs w:val="16"/>
-          <w:lang w:val="ru-RU"/>
-        </w:rPr>
-        <w:t>О</w:t>
-      </w:r>
-      <w:r>
-        <w:rPr>
-          <w:rFonts w:ascii="Arial" w:hAnsi="Arial" w:cs="Arial"/>
-          <w:sz w:val="16"/>
-          <w:szCs w:val="16"/>
-          <w:lang w:val="ru-RU"/>
-        </w:rPr>
-        <w:t>бв</w:t>
-      </w:r>
-      <w:r>
-        <w:rPr>
-          <w:rFonts w:ascii="Arial" w:hAnsi="Arial" w:cs="Arial"/>
-          <w:sz w:val="16"/>
-          <w:szCs w:val="16"/>
-          <w:lang w:val="ru-RU"/>
-        </w:rPr>
-        <w:t>инена</w:t>
-      </w:r>
-      <w:r>
-        <w:rPr>
-          <w:rFonts w:ascii="Arial" w:hAnsi="Arial" w:cs="Arial"/>
-          <w:sz w:val="16"/>
-          <w:szCs w:val="16"/>
-          <w:lang w:val="ru-RU"/>
-        </w:rPr>
-        <w:t>:</w:t>
-      </w:r>
-      <w:r>
-        <w:rPr>
-          <w:rFonts w:ascii="Arial" w:hAnsi="Arial" w:cs="Arial"/>
-          <w:sz w:val="16"/>
-          <w:szCs w:val="16"/>
-        </w:rPr>
-        <w:t> </w:t>
-      </w:r>
-      <w:r>
-        <w:rPr>
-          <w:rFonts w:ascii="Arial" w:hAnsi="Arial" w:cs="Arial"/>
-          <w:sz w:val="16"/>
-          <w:szCs w:val="16"/>
-          <w:lang w:val="ru-RU"/>
-        </w:rPr>
-        <w:t xml:space="preserve">в </w:t>
-      </w:r>
-      <w:r>
-        <w:rPr>
-          <w:rFonts w:ascii="Arial" w:hAnsi="Arial" w:cs="Arial"/>
-          <w:sz w:val="16"/>
-          <w:szCs w:val="16"/>
-          <w:lang w:val="ru-RU"/>
-        </w:rPr>
-        <w:t>активном участии в а/с террористической шпион</w:t>
-      </w:r>
-      <w:r>
-        <w:rPr>
-          <w:rFonts w:ascii="Arial" w:hAnsi="Arial" w:cs="Arial"/>
-          <w:sz w:val="16"/>
-          <w:szCs w:val="16"/>
-          <w:lang w:val="ru-RU"/>
-        </w:rPr>
-        <w:t>ско</w:t>
-      </w:r>
-      <w:r>
-        <w:rPr>
-          <w:rFonts w:ascii="Arial" w:hAnsi="Arial" w:cs="Arial"/>
-          <w:sz w:val="16"/>
-          <w:szCs w:val="16"/>
-          <w:lang w:val="ru-RU"/>
-        </w:rPr>
-        <w:t>-диверс</w:t>
-      </w:r>
-      <w:r>
-        <w:rPr>
-          <w:rFonts w:ascii="Arial" w:hAnsi="Arial" w:cs="Arial"/>
-          <w:sz w:val="16"/>
-          <w:szCs w:val="16"/>
-          <w:lang w:val="ru-RU"/>
-        </w:rPr>
-        <w:t>ионной</w:t>
-      </w:r>
-      <w:r>
-        <w:rPr>
-          <w:rFonts w:ascii="Arial" w:hAnsi="Arial" w:cs="Arial"/>
-          <w:sz w:val="16"/>
-          <w:szCs w:val="16"/>
-          <w:lang w:val="ru-RU"/>
-        </w:rPr>
-        <w:t xml:space="preserve"> орг</w:t>
-      </w:r>
-      <w:r>
-        <w:rPr>
-          <w:rFonts w:ascii="Arial" w:hAnsi="Arial" w:cs="Arial"/>
-          <w:sz w:val="16"/>
-          <w:szCs w:val="16"/>
-          <w:lang w:val="ru-RU"/>
-        </w:rPr>
-        <w:t>анизации</w:t>
-      </w:r>
-      <w:r>
-        <w:rPr>
-          <w:rFonts w:ascii="Arial" w:hAnsi="Arial" w:cs="Arial"/>
-          <w:sz w:val="16"/>
-          <w:szCs w:val="16"/>
-          <w:lang w:val="ru-RU"/>
-        </w:rPr>
-        <w:t xml:space="preserve"> на Рублевской водонасосной станции. Расстреляна 27 сентября 1938 г.</w:t>
-      </w:r>
-    </w:p>
-    <w:p>
-      <w:pPr>
-        <w:spacing w:after="0" w:line="240" w:lineRule="auto"/>
-        <w:rPr>
-          <w:rFonts w:ascii="Arial" w:hAnsi="Arial" w:cs="Arial"/>
-          <w:sz w:val="16"/>
-          <w:szCs w:val="16"/>
-          <w:lang w:val="ru-RU"/>
-        </w:rPr>
-      </w:pPr>
-      <w:r>
-        <w:rPr>
-          <w:rFonts w:ascii="Arial" w:hAnsi="Arial" w:cs="Arial"/>
-          <w:sz w:val="16"/>
-          <w:szCs w:val="16"/>
-          <w:lang w:val="ru-RU"/>
-        </w:rPr>
-        <w:lastRenderedPageBreak/>
-        <w:t>----------------------------------------</w:t>
-      </w:r>
-    </w:p>
-    <w:p>
-      <w:pPr>
-        <w:spacing w:after="0" w:line="240" w:lineRule="auto"/>
-        <w:rPr>
-          <w:rFonts w:ascii="Arial" w:hAnsi="Arial" w:cs="Arial"/>
-          <w:sz w:val="16"/>
-          <w:szCs w:val="16"/>
-          <w:lang w:val="ru-RU"/>
-        </w:rPr>
-      </w:pPr>
-      <w:r>
-        <w:rPr>
-          <w:rFonts w:ascii="Arial" w:hAnsi="Arial" w:cs="Arial"/>
-          <w:sz w:val="16"/>
-          <w:szCs w:val="16"/>
-          <w:lang w:val="ru-RU"/>
-        </w:rPr>
-        <w:t>О</w:t>
-      </w:r>
-      <w:r>
-        <w:rPr>
-          <w:rFonts w:ascii="Arial" w:hAnsi="Arial" w:cs="Arial"/>
-          <w:sz w:val="16"/>
-          <w:szCs w:val="16"/>
-          <w:lang w:val="ru-RU"/>
-        </w:rPr>
-        <w:t>бв</w:t>
-      </w:r>
-      <w:r>
-        <w:rPr>
-          <w:rFonts w:ascii="Arial" w:hAnsi="Arial" w:cs="Arial"/>
-          <w:sz w:val="16"/>
-          <w:szCs w:val="16"/>
-          <w:lang w:val="ru-RU"/>
-        </w:rPr>
-        <w:t>инение</w:t>
-      </w:r>
-      <w:r>
-        <w:rPr>
-          <w:rFonts w:ascii="Arial" w:hAnsi="Arial" w:cs="Arial"/>
-          <w:sz w:val="16"/>
-          <w:szCs w:val="16"/>
-          <w:lang w:val="ru-RU"/>
-        </w:rPr>
-        <w:t>:</w:t>
-      </w:r>
-      <w:r>
-        <w:rPr>
-          <w:rFonts w:ascii="Arial" w:hAnsi="Arial" w:cs="Arial"/>
-          <w:sz w:val="16"/>
-          <w:szCs w:val="16"/>
-        </w:rPr>
-        <w:t> </w:t>
-      </w:r>
-      <w:r>
-        <w:rPr>
-          <w:rFonts w:ascii="Arial" w:hAnsi="Arial" w:cs="Arial"/>
-          <w:sz w:val="16"/>
-          <w:szCs w:val="16"/>
-          <w:lang w:val="ru-RU"/>
-        </w:rPr>
-        <w:t>за к/р агитацию без ссылки на закон.  Приговор: ВМН.</w:t>
-      </w:r>
-    </w:p>
-    <w:p>
-      <w:pPr>
-        <w:spacing w:after="0" w:line="240" w:lineRule="auto"/>
-        <w:rPr>
-          <w:rFonts w:ascii="Arial" w:hAnsi="Arial" w:cs="Arial"/>
-          <w:sz w:val="16"/>
-          <w:szCs w:val="16"/>
-          <w:lang w:val="ru-RU"/>
-        </w:rPr>
-      </w:pPr>
-      <w:r>
-        <w:rPr>
-          <w:rFonts w:ascii="Arial" w:hAnsi="Arial" w:cs="Arial"/>
-          <w:sz w:val="16"/>
-          <w:szCs w:val="16"/>
-          <w:lang w:val="ru-RU"/>
-        </w:rPr>
-        <w:t>-------------------------------------------------------------------------------------</w:t>
-      </w:r>
-    </w:p>
-    <w:p>
-      <w:pPr>
-        <w:spacing w:after="0" w:line="240" w:lineRule="auto"/>
-        <w:rPr>
-          <w:rFonts w:ascii="Arial" w:hAnsi="Arial" w:cs="Arial"/>
-          <w:sz w:val="16"/>
-          <w:szCs w:val="16"/>
-          <w:lang w:val="ru-RU"/>
-        </w:rPr>
-      </w:pPr>
-      <w:r>
-        <w:rPr>
-          <w:rFonts w:ascii="Arial" w:hAnsi="Arial" w:cs="Arial"/>
-          <w:sz w:val="16"/>
-          <w:szCs w:val="16"/>
-          <w:lang w:val="ru-RU"/>
-        </w:rPr>
-        <w:t>Обвинение: «агент японской разведки».</w:t>
-      </w:r>
-    </w:p>
-    <w:p>
-      <w:pPr>
-        <w:spacing w:after="0" w:line="240" w:lineRule="auto"/>
-        <w:rPr>
-          <w:rFonts w:ascii="Arial" w:hAnsi="Arial" w:cs="Arial"/>
-          <w:sz w:val="16"/>
-          <w:szCs w:val="16"/>
-          <w:lang w:val="ru-RU"/>
-        </w:rPr>
-      </w:pPr>
-      <w:r>
-        <w:rPr>
-          <w:rFonts w:ascii="Arial" w:hAnsi="Arial" w:cs="Arial"/>
-          <w:sz w:val="16"/>
-          <w:szCs w:val="16"/>
-          <w:lang w:val="ru-RU"/>
-        </w:rPr>
-        <w:t>-------------------------------------------------</w:t>
-      </w:r>
-    </w:p>
-    <w:p>
-      <w:pPr>
-        <w:spacing w:after="0" w:line="240" w:lineRule="auto"/>
-        <w:rPr>
-          <w:rFonts w:ascii="Arial" w:hAnsi="Arial" w:cs="Arial"/>
-          <w:sz w:val="16"/>
-          <w:szCs w:val="16"/>
-          <w:lang w:val="ru-RU"/>
-        </w:rPr>
-      </w:pPr>
-      <w:r>
-        <w:rPr>
-          <w:rFonts w:ascii="Arial" w:hAnsi="Arial" w:cs="Arial"/>
-          <w:sz w:val="16"/>
-          <w:szCs w:val="16"/>
-          <w:lang w:val="ru-RU"/>
-        </w:rPr>
-        <w:t xml:space="preserve">Обвинение: </w:t>
-      </w:r>
-      <w:r>
-        <w:rPr>
-          <w:rFonts w:ascii="Arial" w:hAnsi="Arial" w:cs="Arial"/>
-          <w:sz w:val="16"/>
-          <w:szCs w:val="16"/>
-          <w:lang w:val="ru-RU"/>
-        </w:rPr>
-        <w:t>занятие нищенством.</w:t>
-      </w:r>
-      <w:r>
-        <w:rPr>
-          <w:rFonts w:ascii="Arial" w:hAnsi="Arial" w:cs="Arial"/>
-          <w:sz w:val="16"/>
-          <w:szCs w:val="16"/>
-          <w:lang w:val="ru-RU"/>
-        </w:rPr>
-        <w:t xml:space="preserve"> </w:t>
-      </w:r>
-      <w:r>
-        <w:rPr>
-          <w:rFonts w:ascii="Arial" w:hAnsi="Arial" w:cs="Arial"/>
-          <w:sz w:val="16"/>
-          <w:szCs w:val="16"/>
-          <w:lang w:val="ru-RU"/>
-        </w:rPr>
-        <w:t>Расстреляна 8 марта 1938 г.</w:t>
-      </w:r>
-    </w:p>
-    <w:p>
-      <w:pPr>
-        <w:spacing w:after="0" w:line="240" w:lineRule="auto"/>
-        <w:rPr>
-          <w:rFonts w:ascii="Arial" w:hAnsi="Arial" w:cs="Arial"/>
-          <w:sz w:val="16"/>
-          <w:szCs w:val="16"/>
-          <w:lang w:val="ru-RU"/>
-        </w:rPr>
-      </w:pPr>
-      <w:r>
-        <w:rPr>
-          <w:rFonts w:ascii="Arial" w:hAnsi="Arial" w:cs="Arial"/>
-          <w:sz w:val="16"/>
-          <w:szCs w:val="16"/>
-          <w:lang w:val="ru-RU"/>
-        </w:rPr>
-        <w:t>--------------------------------------------------</w:t>
-      </w:r>
-    </w:p>
-    <w:p>
-      <w:pPr>
-        <w:spacing w:after="0" w:line="240" w:lineRule="auto"/>
-        <w:rPr>
-          <w:rFonts w:ascii="Arial" w:hAnsi="Arial" w:cs="Arial"/>
-          <w:sz w:val="16"/>
-          <w:szCs w:val="16"/>
-          <w:lang w:val="ru-RU"/>
-        </w:rPr>
-      </w:pPr>
-      <w:r>
-        <w:rPr>
-          <w:rFonts w:ascii="Arial" w:hAnsi="Arial" w:cs="Arial"/>
-          <w:sz w:val="16"/>
-          <w:szCs w:val="16"/>
-          <w:lang w:val="ru-RU"/>
-        </w:rPr>
-        <w:t>О</w:t>
-      </w:r>
-      <w:r>
-        <w:rPr>
-          <w:rFonts w:ascii="Arial" w:hAnsi="Arial" w:cs="Arial"/>
-          <w:sz w:val="16"/>
-          <w:szCs w:val="16"/>
-          <w:lang w:val="ru-RU"/>
-        </w:rPr>
-        <w:t>бв</w:t>
-      </w:r>
-      <w:r>
-        <w:rPr>
-          <w:rFonts w:ascii="Arial" w:hAnsi="Arial" w:cs="Arial"/>
-          <w:sz w:val="16"/>
-          <w:szCs w:val="16"/>
-          <w:lang w:val="ru-RU"/>
-        </w:rPr>
-        <w:t>инение</w:t>
-      </w:r>
-      <w:r>
-        <w:rPr>
-          <w:rFonts w:ascii="Arial" w:hAnsi="Arial" w:cs="Arial"/>
-          <w:sz w:val="16"/>
-          <w:szCs w:val="16"/>
-          <w:lang w:val="ru-RU"/>
-        </w:rPr>
-        <w:t>:</w:t>
-      </w:r>
-      <w:r>
-        <w:rPr>
-          <w:rFonts w:ascii="Arial" w:hAnsi="Arial" w:cs="Arial"/>
-          <w:sz w:val="16"/>
-          <w:szCs w:val="16"/>
-        </w:rPr>
-        <w:t> </w:t>
-      </w:r>
-      <w:r>
-        <w:rPr>
-          <w:rFonts w:ascii="Arial" w:hAnsi="Arial" w:cs="Arial"/>
-          <w:sz w:val="16"/>
-          <w:szCs w:val="16"/>
-          <w:lang w:val="ru-RU"/>
-        </w:rPr>
-        <w:t>"Союз спасения России".</w:t>
-      </w:r>
-      <w:r>
-        <w:rPr>
-          <w:rFonts w:ascii="Arial" w:hAnsi="Arial" w:cs="Arial"/>
-          <w:sz w:val="16"/>
-          <w:szCs w:val="16"/>
-          <w:lang w:val="ru-RU"/>
-        </w:rPr>
-        <w:t xml:space="preserve"> </w:t>
-      </w:r>
-      <w:r>
-        <w:rPr>
-          <w:rFonts w:ascii="Arial" w:hAnsi="Arial" w:cs="Arial"/>
-          <w:sz w:val="16"/>
-          <w:szCs w:val="16"/>
-          <w:lang w:val="ru-RU"/>
-        </w:rPr>
-        <w:t>Приговор: расстрел</w:t>
-      </w:r>
-    </w:p>
-    <w:p>
-      <w:pPr>
-        <w:spacing w:after="0" w:line="240" w:lineRule="auto"/>
-        <w:rPr>
-          <w:rFonts w:ascii="Arial" w:hAnsi="Arial" w:cs="Arial"/>
-          <w:sz w:val="16"/>
-          <w:szCs w:val="16"/>
-          <w:lang w:val="ru-RU"/>
-        </w:rPr>
-      </w:pPr>
-      <w:r>
-        <w:rPr>
-          <w:rFonts w:ascii="Arial" w:hAnsi="Arial" w:cs="Arial"/>
-          <w:sz w:val="16"/>
-          <w:szCs w:val="16"/>
-          <w:lang w:val="ru-RU"/>
-        </w:rPr>
-        <w:t>------------------------------------------------</w:t>
-      </w:r>
-    </w:p>
-    <w:p>
-      <w:pPr>
-        <w:spacing w:after="0" w:line="240" w:lineRule="auto"/>
-        <w:rPr>
-          <w:rFonts w:ascii="Arial" w:hAnsi="Arial" w:cs="Arial"/>
-          <w:sz w:val="16"/>
-          <w:szCs w:val="16"/>
-          <w:lang w:val="ru-RU"/>
-        </w:rPr>
-      </w:pPr>
-      <w:r>
-        <w:rPr>
-          <w:rFonts w:ascii="Arial" w:hAnsi="Arial" w:cs="Arial"/>
-          <w:sz w:val="16"/>
-          <w:szCs w:val="16"/>
-          <w:lang w:val="ru-RU"/>
-        </w:rPr>
-        <w:t>О</w:t>
-      </w:r>
-      <w:r>
-        <w:rPr>
-          <w:rFonts w:ascii="Arial" w:hAnsi="Arial" w:cs="Arial"/>
-          <w:sz w:val="16"/>
-          <w:szCs w:val="16"/>
-          <w:lang w:val="ru-RU"/>
-        </w:rPr>
-        <w:t>бв</w:t>
-      </w:r>
-      <w:r>
-        <w:rPr>
-          <w:rFonts w:ascii="Arial" w:hAnsi="Arial" w:cs="Arial"/>
-          <w:sz w:val="16"/>
-          <w:szCs w:val="16"/>
-          <w:lang w:val="ru-RU"/>
-        </w:rPr>
-        <w:t>инение</w:t>
-      </w:r>
-      <w:r>
-        <w:rPr>
-          <w:rFonts w:ascii="Arial" w:hAnsi="Arial" w:cs="Arial"/>
-          <w:sz w:val="16"/>
-          <w:szCs w:val="16"/>
-          <w:lang w:val="ru-RU"/>
-        </w:rPr>
-        <w:t>:</w:t>
-      </w:r>
-      <w:r>
-        <w:rPr>
-          <w:rFonts w:ascii="Arial" w:hAnsi="Arial" w:cs="Arial"/>
-          <w:sz w:val="16"/>
-          <w:szCs w:val="16"/>
-        </w:rPr>
-        <w:t> </w:t>
-      </w:r>
-      <w:r>
-        <w:rPr>
-          <w:rFonts w:ascii="Arial" w:hAnsi="Arial" w:cs="Arial"/>
-          <w:sz w:val="16"/>
-          <w:szCs w:val="16"/>
-          <w:lang w:val="ru-RU"/>
-        </w:rPr>
-        <w:t>а/с агитации среди домохозяек и жен бывших заключенных</w:t>
-      </w:r>
-    </w:p>
-    <w:p>
-      <w:pPr>
-        <w:spacing w:after="0" w:line="240" w:lineRule="auto"/>
-        <w:rPr>
-          <w:rFonts w:ascii="Arial" w:hAnsi="Arial" w:cs="Arial"/>
-          <w:sz w:val="16"/>
-          <w:szCs w:val="16"/>
-          <w:lang w:val="ru-RU"/>
-        </w:rPr>
-      </w:pPr>
-      <w:r>
-        <w:rPr>
-          <w:rFonts w:ascii="Arial" w:hAnsi="Arial" w:cs="Arial"/>
-          <w:sz w:val="16"/>
-          <w:szCs w:val="16"/>
-          <w:lang w:val="ru-RU"/>
-        </w:rPr>
-        <w:t>-----------------------------------</w:t>
-      </w:r>
-    </w:p>
-    <w:p>
-      <w:pPr>
-        <w:spacing w:after="0" w:line="240" w:lineRule="auto"/>
-        <w:rPr>
-          <w:rFonts w:ascii="Arial" w:hAnsi="Arial" w:cs="Arial"/>
-          <w:sz w:val="16"/>
-          <w:szCs w:val="16"/>
-          <w:lang w:val="ru-RU"/>
-        </w:rPr>
-      </w:pPr>
-      <w:r>
-        <w:rPr>
-          <w:rFonts w:ascii="Arial" w:hAnsi="Arial" w:cs="Arial"/>
-          <w:sz w:val="16"/>
-          <w:szCs w:val="16"/>
-          <w:lang w:val="ru-RU"/>
-        </w:rPr>
-        <w:t xml:space="preserve">Обвинение: </w:t>
-      </w:r>
-      <w:r>
-        <w:rPr>
-          <w:rFonts w:ascii="Arial" w:hAnsi="Arial" w:cs="Arial"/>
-          <w:sz w:val="16"/>
-          <w:szCs w:val="16"/>
-          <w:lang w:val="ru-RU"/>
-        </w:rPr>
-        <w:t>"провокационные слухи о голоде, войне, падении Сов. вл., колхозов, религиозная агитация"</w:t>
-      </w:r>
-    </w:p>
-    <w:p>
-      <w:pPr>
-        <w:spacing w:after="0" w:line="240" w:lineRule="auto"/>
-        <w:rPr>
-          <w:rFonts w:ascii="Arial" w:hAnsi="Arial" w:cs="Arial"/>
-          <w:sz w:val="16"/>
-          <w:szCs w:val="16"/>
-          <w:lang w:val="ru-RU"/>
-        </w:rPr>
-      </w:pPr>
-      <w:r>
-        <w:rPr>
-          <w:rFonts w:ascii="Arial" w:hAnsi="Arial" w:cs="Arial"/>
-          <w:sz w:val="16"/>
-          <w:szCs w:val="16"/>
-          <w:lang w:val="ru-RU"/>
-        </w:rPr>
-        <w:t>-----------------------------------------------------------</w:t>
-      </w:r>
-    </w:p>
-    <w:p>
-      <w:pPr>
-        <w:spacing w:after="0" w:line="240" w:lineRule="auto"/>
-        <w:rPr>
-          <w:rFonts w:ascii="Arial" w:hAnsi="Arial" w:cs="Arial"/>
-          <w:sz w:val="16"/>
-          <w:szCs w:val="16"/>
-          <w:lang w:val="ru-RU"/>
-        </w:rPr>
-      </w:pPr>
-      <w:r>
-        <w:rPr>
-          <w:rFonts w:ascii="Arial" w:hAnsi="Arial" w:cs="Arial"/>
-          <w:sz w:val="16"/>
-          <w:szCs w:val="16"/>
-          <w:lang w:val="ru-RU"/>
-        </w:rPr>
-        <w:t xml:space="preserve">Обвинение: </w:t>
-      </w:r>
-      <w:r>
-        <w:rPr>
-          <w:rFonts w:ascii="Arial" w:hAnsi="Arial" w:cs="Arial"/>
-          <w:sz w:val="16"/>
-          <w:szCs w:val="16"/>
-          <w:lang w:val="ru-RU"/>
-        </w:rPr>
-        <w:t>"террористические намерения, недоносительство на мужа"</w:t>
-      </w:r>
-    </w:p>
-    <w:p>
-      <w:pPr>
-        <w:spacing w:after="0" w:line="240" w:lineRule="auto"/>
-        <w:rPr>
-          <w:rFonts w:ascii="Arial" w:hAnsi="Arial" w:cs="Arial"/>
-          <w:sz w:val="16"/>
-          <w:szCs w:val="16"/>
-          <w:lang w:val="ru-RU"/>
-        </w:rPr>
-      </w:pPr>
-      <w:r>
-        <w:rPr>
-          <w:rFonts w:ascii="Arial" w:hAnsi="Arial" w:cs="Arial"/>
-          <w:sz w:val="16"/>
-          <w:szCs w:val="16"/>
-          <w:lang w:val="ru-RU"/>
-        </w:rPr>
-        <w:t>-----------------------------------</w:t>
-      </w:r>
-    </w:p>
-    <w:p>
-      <w:pPr>
-        <w:spacing w:after="0" w:line="240" w:lineRule="auto"/>
-        <w:rPr>
-          <w:rFonts w:ascii="Arial" w:hAnsi="Arial" w:cs="Arial"/>
-          <w:sz w:val="16"/>
-          <w:szCs w:val="16"/>
-          <w:lang w:val="ru-RU"/>
-        </w:rPr>
-      </w:pPr>
-      <w:r>
-        <w:rPr>
-          <w:rFonts w:ascii="Arial" w:hAnsi="Arial" w:cs="Arial"/>
-          <w:sz w:val="16"/>
-          <w:szCs w:val="16"/>
-          <w:lang w:val="ru-RU"/>
-        </w:rPr>
-        <w:t>Обвинение: знала о шпионской деятельности своего родственника, нелегально приезжавшего в СССР, и не доносила органам советской власти, принимала у себя на квартире японского агента</w:t>
-      </w:r>
-    </w:p>
-    <w:p>
-      <w:pPr>
-        <w:spacing w:after="0" w:line="240" w:lineRule="auto"/>
-        <w:rPr>
-          <w:rFonts w:ascii="Arial" w:hAnsi="Arial" w:cs="Arial"/>
-          <w:sz w:val="16"/>
-          <w:szCs w:val="16"/>
-          <w:lang w:val="ru-RU"/>
-        </w:rPr>
-      </w:pPr>
-      <w:r>
-        <w:rPr>
-          <w:rFonts w:ascii="Arial" w:hAnsi="Arial" w:cs="Arial"/>
-          <w:sz w:val="16"/>
-          <w:szCs w:val="16"/>
-          <w:lang w:val="ru-RU"/>
-        </w:rPr>
-        <w:t>--------------------------------------</w:t>
-      </w:r>
-    </w:p>
-    <w:p>
-      <w:pPr>
-        <w:spacing w:after="0" w:line="240" w:lineRule="auto"/>
-        <w:rPr>
-          <w:rFonts w:ascii="Arial" w:hAnsi="Arial" w:cs="Arial"/>
-          <w:sz w:val="16"/>
-          <w:szCs w:val="16"/>
-          <w:lang w:val="ru-RU"/>
-        </w:rPr>
-      </w:pPr>
-      <w:r>
-        <w:rPr>
-          <w:rFonts w:ascii="Arial" w:hAnsi="Arial" w:cs="Arial"/>
-          <w:sz w:val="16"/>
-          <w:szCs w:val="16"/>
-          <w:lang w:val="ru-RU"/>
-        </w:rPr>
-        <w:t>О</w:t>
-      </w:r>
-      <w:r>
-        <w:rPr>
-          <w:rFonts w:ascii="Arial" w:hAnsi="Arial" w:cs="Arial"/>
-          <w:sz w:val="16"/>
-          <w:szCs w:val="16"/>
-          <w:lang w:val="ru-RU"/>
-        </w:rPr>
-        <w:t>бвине</w:t>
-      </w:r>
-      <w:r>
-        <w:rPr>
-          <w:rFonts w:ascii="Arial" w:hAnsi="Arial" w:cs="Arial"/>
-          <w:sz w:val="16"/>
-          <w:szCs w:val="16"/>
-          <w:lang w:val="ru-RU"/>
-        </w:rPr>
-        <w:t>ние:</w:t>
-      </w:r>
-      <w:r>
-        <w:rPr>
-          <w:rFonts w:ascii="Arial" w:hAnsi="Arial" w:cs="Arial"/>
-          <w:sz w:val="16"/>
-          <w:szCs w:val="16"/>
-          <w:lang w:val="ru-RU"/>
-        </w:rPr>
-        <w:t xml:space="preserve"> в "преступных связях с главарями" еврейского антифашистского комитета – ЕАК и в шпионаже. Расстреляна 23.11.1950</w:t>
-      </w:r>
-      <w:r>
-        <w:rPr>
-          <w:rFonts w:ascii="Arial" w:hAnsi="Arial" w:cs="Arial"/>
-          <w:sz w:val="16"/>
-          <w:szCs w:val="16"/>
-          <w:lang w:val="ru-RU"/>
-        </w:rPr>
-        <w:t>.</w:t>
-      </w:r>
-    </w:p>
-    <w:p>
-      <w:pPr>
-        <w:spacing w:after="0" w:line="240" w:lineRule="auto"/>
-        <w:rPr>
-          <w:rFonts w:ascii="Arial" w:hAnsi="Arial" w:cs="Arial"/>
-          <w:sz w:val="16"/>
-          <w:szCs w:val="16"/>
-          <w:lang w:val="ru-RU"/>
-        </w:rPr>
-      </w:pPr>
-      <w:r>
-        <w:rPr>
-          <w:rFonts w:ascii="Arial" w:hAnsi="Arial" w:cs="Arial"/>
-          <w:sz w:val="16"/>
-          <w:szCs w:val="16"/>
-          <w:lang w:val="ru-RU"/>
-        </w:rPr>
-        <w:t>-------------------------------------------------------------------------------</w:t>
-      </w:r>
-    </w:p>
-    <w:p>
-      <w:pPr>
-        <w:spacing w:after="0" w:line="240" w:lineRule="auto"/>
-        <w:rPr>
-          <w:rFonts w:ascii="Arial" w:hAnsi="Arial" w:cs="Arial"/>
-          <w:sz w:val="16"/>
-          <w:szCs w:val="16"/>
-          <w:lang w:val="ru-RU"/>
-        </w:rPr>
-      </w:pPr>
-      <w:r>
-        <w:rPr>
-          <w:rFonts w:ascii="Arial" w:hAnsi="Arial" w:cs="Arial"/>
-          <w:sz w:val="16"/>
-          <w:szCs w:val="16"/>
-          <w:lang w:val="ru-RU"/>
-        </w:rPr>
-        <w:t>О</w:t>
-      </w:r>
-      <w:r>
-        <w:rPr>
-          <w:rFonts w:ascii="Arial" w:hAnsi="Arial" w:cs="Arial"/>
-          <w:sz w:val="16"/>
-          <w:szCs w:val="16"/>
-          <w:lang w:val="ru-RU"/>
-        </w:rPr>
-        <w:t>бв</w:t>
-      </w:r>
-      <w:r>
-        <w:rPr>
-          <w:rFonts w:ascii="Arial" w:hAnsi="Arial" w:cs="Arial"/>
-          <w:sz w:val="16"/>
-          <w:szCs w:val="16"/>
-          <w:lang w:val="ru-RU"/>
-        </w:rPr>
-        <w:t>инение</w:t>
-      </w:r>
-      <w:r>
-        <w:rPr>
-          <w:rFonts w:ascii="Arial" w:hAnsi="Arial" w:cs="Arial"/>
-          <w:sz w:val="16"/>
-          <w:szCs w:val="16"/>
-          <w:lang w:val="ru-RU"/>
-        </w:rPr>
-        <w:t xml:space="preserve">: </w:t>
-      </w:r>
-      <w:r>
-        <w:rPr>
-          <w:rFonts w:ascii="Arial" w:hAnsi="Arial" w:cs="Arial"/>
-          <w:sz w:val="16"/>
-          <w:szCs w:val="16"/>
-          <w:lang w:val="ru-RU"/>
-        </w:rPr>
-        <w:t xml:space="preserve">в </w:t>
-      </w:r>
-      <w:r>
-        <w:rPr>
-          <w:rFonts w:ascii="Arial" w:hAnsi="Arial" w:cs="Arial"/>
-          <w:sz w:val="16"/>
-          <w:szCs w:val="16"/>
-          <w:lang w:val="ru-RU"/>
-        </w:rPr>
-        <w:t>шпионаже в пользу Польши. Расстреляна 21 октября 1937 г.</w:t>
-      </w:r>
-    </w:p>
-    <w:p>
-      <w:pPr>
-        <w:spacing w:after="0" w:line="240" w:lineRule="auto"/>
-        <w:rPr>
-          <w:rFonts w:ascii="Arial" w:hAnsi="Arial" w:cs="Arial"/>
-          <w:sz w:val="16"/>
-          <w:szCs w:val="16"/>
-          <w:lang w:val="ru-RU"/>
-        </w:rPr>
-      </w:pPr>
-      <w:r>
-        <w:rPr>
-          <w:rFonts w:ascii="Arial" w:hAnsi="Arial" w:cs="Arial"/>
-          <w:sz w:val="16"/>
-          <w:szCs w:val="16"/>
-          <w:lang w:val="ru-RU"/>
-        </w:rPr>
-        <w:t>------------------------------------------</w:t>
-      </w:r>
-    </w:p>
-    <w:p>
-      <w:pPr>
-        <w:spacing w:after="0" w:line="240" w:lineRule="auto"/>
-        <w:rPr>
-          <w:rFonts w:ascii="Arial" w:hAnsi="Arial" w:cs="Arial"/>
-          <w:sz w:val="16"/>
-          <w:szCs w:val="16"/>
-          <w:lang w:val="ru-RU"/>
-        </w:rPr>
-      </w:pPr>
-      <w:r>
-        <w:rPr>
-          <w:rFonts w:ascii="Arial" w:hAnsi="Arial" w:cs="Arial"/>
-          <w:sz w:val="16"/>
-          <w:szCs w:val="16"/>
-          <w:lang w:val="ru-RU"/>
-        </w:rPr>
-        <w:t>О</w:t>
-      </w:r>
-      <w:r>
-        <w:rPr>
-          <w:rFonts w:ascii="Arial" w:hAnsi="Arial" w:cs="Arial"/>
-          <w:sz w:val="16"/>
-          <w:szCs w:val="16"/>
-          <w:lang w:val="ru-RU"/>
-        </w:rPr>
-        <w:t>бвинение: участник меньшевистской к/р организации.</w:t>
-      </w:r>
-    </w:p>
-    <w:p>
-      <w:pPr>
-        <w:spacing w:after="0" w:line="240" w:lineRule="auto"/>
-        <w:rPr>
-          <w:rFonts w:ascii="Arial" w:hAnsi="Arial" w:cs="Arial"/>
-          <w:sz w:val="16"/>
-          <w:szCs w:val="16"/>
-          <w:lang w:val="ru-RU"/>
-        </w:rPr>
-      </w:pPr>
-      <w:r>
-        <w:rPr>
-          <w:rFonts w:ascii="Arial" w:hAnsi="Arial" w:cs="Arial"/>
-          <w:sz w:val="16"/>
-          <w:szCs w:val="16"/>
-          <w:lang w:val="ru-RU"/>
-        </w:rPr>
-        <w:t>-----------------------------------------------------</w:t>
-      </w:r>
-    </w:p>
-    <w:p>
-      <w:pPr>
-        <w:spacing w:after="0" w:line="240" w:lineRule="auto"/>
-        <w:rPr>
-          <w:rFonts w:ascii="Arial" w:hAnsi="Arial" w:cs="Arial"/>
-          <w:sz w:val="16"/>
-          <w:szCs w:val="16"/>
-          <w:lang w:val="ru-RU"/>
-        </w:rPr>
-      </w:pPr>
-      <w:r>
-        <w:rPr>
-          <w:rFonts w:ascii="Arial" w:hAnsi="Arial" w:cs="Arial"/>
-          <w:sz w:val="16"/>
-          <w:szCs w:val="16"/>
-          <w:lang w:val="ru-RU"/>
-        </w:rPr>
-        <w:t>О</w:t>
-      </w:r>
-      <w:r>
-        <w:rPr>
-          <w:rFonts w:ascii="Arial" w:hAnsi="Arial" w:cs="Arial"/>
-          <w:sz w:val="16"/>
-          <w:szCs w:val="16"/>
-          <w:lang w:val="ru-RU"/>
-        </w:rPr>
-        <w:t>бв</w:t>
-      </w:r>
-      <w:r>
-        <w:rPr>
-          <w:rFonts w:ascii="Arial" w:hAnsi="Arial" w:cs="Arial"/>
-          <w:sz w:val="16"/>
-          <w:szCs w:val="16"/>
-          <w:lang w:val="ru-RU"/>
-        </w:rPr>
-        <w:t>инение</w:t>
-      </w:r>
-      <w:r>
-        <w:rPr>
-          <w:rFonts w:ascii="Arial" w:hAnsi="Arial" w:cs="Arial"/>
-          <w:sz w:val="16"/>
-          <w:szCs w:val="16"/>
-          <w:lang w:val="ru-RU"/>
-        </w:rPr>
-        <w:t>: шпионской деятельности в пользу Японии и связи с родственниками, проживавшими за границей. Расстреляна 4 декабря 1937 г.</w:t>
-      </w:r>
-    </w:p>
-    <w:p>
-      <w:pPr>
-        <w:spacing w:after="0" w:line="240" w:lineRule="auto"/>
-        <w:rPr>
-          <w:rFonts w:ascii="Arial" w:hAnsi="Arial" w:cs="Arial"/>
-          <w:sz w:val="16"/>
-          <w:szCs w:val="16"/>
-          <w:lang w:val="ru-RU"/>
-        </w:rPr>
-      </w:pPr>
-      <w:r>
-        <w:rPr>
-          <w:rFonts w:ascii="Arial" w:hAnsi="Arial" w:cs="Arial"/>
-          <w:sz w:val="16"/>
-          <w:szCs w:val="16"/>
-          <w:lang w:val="ru-RU"/>
-        </w:rPr>
-        <w:t>-------------------------------------------------</w:t>
-      </w:r>
-    </w:p>
-    <w:p>
-      <w:pPr>
-        <w:spacing w:after="0" w:line="240" w:lineRule="auto"/>
-        <w:rPr>
-          <w:rFonts w:ascii="Arial" w:hAnsi="Arial" w:cs="Arial"/>
-          <w:sz w:val="16"/>
-          <w:szCs w:val="16"/>
-          <w:lang w:val="ru-RU"/>
-        </w:rPr>
-      </w:pPr>
-      <w:r>
-        <w:rPr>
-          <w:rFonts w:ascii="Arial" w:hAnsi="Arial" w:cs="Arial"/>
-          <w:sz w:val="16"/>
-          <w:szCs w:val="16"/>
-          <w:lang w:val="ru-RU"/>
-        </w:rPr>
-        <w:t>О</w:t>
-      </w:r>
-      <w:r>
-        <w:rPr>
-          <w:rFonts w:ascii="Arial" w:hAnsi="Arial" w:cs="Arial"/>
-          <w:sz w:val="16"/>
-          <w:szCs w:val="16"/>
-          <w:lang w:val="ru-RU"/>
-        </w:rPr>
-        <w:t>бв</w:t>
-      </w:r>
-      <w:r>
-        <w:rPr>
-          <w:rFonts w:ascii="Arial" w:hAnsi="Arial" w:cs="Arial"/>
-          <w:sz w:val="16"/>
-          <w:szCs w:val="16"/>
-          <w:lang w:val="ru-RU"/>
-        </w:rPr>
-        <w:t>инение</w:t>
-      </w:r>
-      <w:r>
-        <w:rPr>
-          <w:rFonts w:ascii="Arial" w:hAnsi="Arial" w:cs="Arial"/>
-          <w:sz w:val="16"/>
-          <w:szCs w:val="16"/>
-          <w:lang w:val="ru-RU"/>
-        </w:rPr>
-        <w:t>:</w:t>
-      </w:r>
-      <w:r>
-        <w:rPr>
-          <w:rFonts w:ascii="Arial" w:hAnsi="Arial" w:cs="Arial"/>
-          <w:sz w:val="16"/>
-          <w:szCs w:val="16"/>
-        </w:rPr>
-        <w:t> </w:t>
-      </w:r>
-      <w:r>
-        <w:rPr>
-          <w:rFonts w:ascii="Arial" w:hAnsi="Arial" w:cs="Arial"/>
-          <w:sz w:val="16"/>
-          <w:szCs w:val="16"/>
-          <w:lang w:val="ru-RU"/>
-        </w:rPr>
-        <w:t>принадлежности к латышской к/р повстанческой орг-</w:t>
-      </w:r>
-      <w:proofErr w:type="spellStart"/>
-      <w:r>
-        <w:rPr>
-          <w:rFonts w:ascii="Arial" w:hAnsi="Arial" w:cs="Arial"/>
-          <w:sz w:val="16"/>
-          <w:szCs w:val="16"/>
-          <w:lang w:val="ru-RU"/>
-        </w:rPr>
-        <w:t>ции</w:t>
-      </w:r>
-      <w:proofErr w:type="spellEnd"/>
-      <w:r>
-        <w:rPr>
-          <w:rFonts w:ascii="Arial" w:hAnsi="Arial" w:cs="Arial"/>
-          <w:sz w:val="16"/>
-          <w:szCs w:val="16"/>
-          <w:lang w:val="ru-RU"/>
-        </w:rPr>
-        <w:t>. Расстреляна 3 февраля 1938 г.</w:t>
-      </w:r>
-    </w:p>
-    <w:p>
-      <w:pPr>
-        <w:spacing w:after="0" w:line="240" w:lineRule="auto"/>
-        <w:rPr>
-          <w:rFonts w:ascii="Arial" w:hAnsi="Arial" w:cs="Arial"/>
-          <w:sz w:val="16"/>
-          <w:szCs w:val="16"/>
-          <w:lang w:val="ru-RU"/>
-        </w:rPr>
-      </w:pPr>
-      <w:r>
-        <w:rPr>
-          <w:rFonts w:ascii="Arial" w:hAnsi="Arial" w:cs="Arial"/>
-          <w:sz w:val="16"/>
-          <w:szCs w:val="16"/>
-          <w:lang w:val="ru-RU"/>
-        </w:rPr>
-        <w:t>--------------------------------------------------------</w:t>
-      </w:r>
-    </w:p>
-    <w:p>
-      <w:pPr>
-        <w:spacing w:after="0" w:line="240" w:lineRule="auto"/>
-        <w:rPr>
-          <w:rFonts w:ascii="Arial" w:hAnsi="Arial" w:cs="Arial"/>
-          <w:sz w:val="16"/>
-          <w:szCs w:val="16"/>
-          <w:lang w:val="ru-RU"/>
-        </w:rPr>
-      </w:pPr>
-      <w:r>
-        <w:rPr>
-          <w:rFonts w:ascii="Arial" w:hAnsi="Arial" w:cs="Arial"/>
-          <w:sz w:val="16"/>
-          <w:szCs w:val="16"/>
-          <w:lang w:val="ru-RU"/>
-        </w:rPr>
-        <w:t>О</w:t>
-      </w:r>
-      <w:r>
-        <w:rPr>
-          <w:rFonts w:ascii="Arial" w:hAnsi="Arial" w:cs="Arial"/>
-          <w:sz w:val="16"/>
-          <w:szCs w:val="16"/>
-          <w:lang w:val="ru-RU"/>
-        </w:rPr>
-        <w:t>бв</w:t>
-      </w:r>
-      <w:r>
-        <w:rPr>
-          <w:rFonts w:ascii="Arial" w:hAnsi="Arial" w:cs="Arial"/>
-          <w:sz w:val="16"/>
-          <w:szCs w:val="16"/>
-          <w:lang w:val="ru-RU"/>
-        </w:rPr>
-        <w:t>инение</w:t>
-      </w:r>
-      <w:r>
-        <w:rPr>
-          <w:rFonts w:ascii="Arial" w:hAnsi="Arial" w:cs="Arial"/>
-          <w:sz w:val="16"/>
-          <w:szCs w:val="16"/>
-          <w:lang w:val="ru-RU"/>
-        </w:rPr>
-        <w:t>:</w:t>
-      </w:r>
-      <w:r>
-        <w:rPr>
-          <w:rFonts w:ascii="Arial" w:hAnsi="Arial" w:cs="Arial"/>
-          <w:sz w:val="16"/>
-          <w:szCs w:val="16"/>
-        </w:rPr>
-        <w:t> </w:t>
-      </w:r>
-      <w:r>
-        <w:rPr>
-          <w:rFonts w:ascii="Arial" w:hAnsi="Arial" w:cs="Arial"/>
-          <w:sz w:val="16"/>
-          <w:szCs w:val="16"/>
-          <w:lang w:val="ru-RU"/>
-        </w:rPr>
-        <w:t>принадлежности к а/с польской организации 'ПОВ'.</w:t>
-      </w:r>
-      <w:r>
-        <w:rPr>
-          <w:rFonts w:ascii="Arial" w:hAnsi="Arial" w:cs="Arial"/>
-          <w:sz w:val="16"/>
-          <w:szCs w:val="16"/>
-        </w:rPr>
-        <w:t> </w:t>
-      </w:r>
-    </w:p>
-    <w:p>
-      <w:pPr>
-        <w:spacing w:after="0" w:line="240" w:lineRule="auto"/>
-        <w:rPr>
-          <w:rFonts w:ascii="Arial" w:hAnsi="Arial" w:cs="Arial"/>
-          <w:sz w:val="16"/>
-          <w:szCs w:val="16"/>
-          <w:lang w:val="ru-RU"/>
-        </w:rPr>
-      </w:pPr>
-      <w:r>
-        <w:rPr>
-          <w:rFonts w:ascii="Arial" w:hAnsi="Arial" w:cs="Arial"/>
-          <w:sz w:val="16"/>
-          <w:szCs w:val="16"/>
-          <w:lang w:val="ru-RU"/>
-        </w:rPr>
-        <w:t>---------------------------------</w:t>
-      </w:r>
-    </w:p>
-    <w:p>
-      <w:pPr>
-        <w:spacing w:after="0" w:line="240" w:lineRule="auto"/>
-        <w:rPr>
-          <w:rFonts w:ascii="Arial" w:hAnsi="Arial" w:cs="Arial"/>
-          <w:sz w:val="16"/>
-          <w:szCs w:val="16"/>
-          <w:lang w:val="ru-RU"/>
-        </w:rPr>
-      </w:pPr>
-      <w:r>
-        <w:rPr>
-          <w:rFonts w:ascii="Arial" w:hAnsi="Arial" w:cs="Arial"/>
-          <w:sz w:val="16"/>
-          <w:szCs w:val="16"/>
-          <w:lang w:val="ru-RU"/>
-        </w:rPr>
-        <w:t>О</w:t>
-      </w:r>
-      <w:r>
-        <w:rPr>
-          <w:rFonts w:ascii="Arial" w:hAnsi="Arial" w:cs="Arial"/>
-          <w:sz w:val="16"/>
-          <w:szCs w:val="16"/>
-          <w:lang w:val="ru-RU"/>
-        </w:rPr>
-        <w:t>бв</w:t>
-      </w:r>
-      <w:r>
-        <w:rPr>
-          <w:rFonts w:ascii="Arial" w:hAnsi="Arial" w:cs="Arial"/>
-          <w:sz w:val="16"/>
-          <w:szCs w:val="16"/>
-          <w:lang w:val="ru-RU"/>
-        </w:rPr>
-        <w:t>инение</w:t>
-      </w:r>
-      <w:r>
-        <w:rPr>
-          <w:rFonts w:ascii="Arial" w:hAnsi="Arial" w:cs="Arial"/>
-          <w:sz w:val="16"/>
-          <w:szCs w:val="16"/>
-          <w:lang w:val="ru-RU"/>
-        </w:rPr>
-        <w:t>:</w:t>
-      </w:r>
-      <w:r>
-        <w:rPr>
-          <w:rFonts w:ascii="Arial" w:hAnsi="Arial" w:cs="Arial"/>
-          <w:sz w:val="16"/>
-          <w:szCs w:val="16"/>
-        </w:rPr>
-        <w:t> </w:t>
-      </w:r>
-      <w:r>
-        <w:rPr>
-          <w:rFonts w:ascii="Arial" w:hAnsi="Arial" w:cs="Arial"/>
-          <w:sz w:val="16"/>
-          <w:szCs w:val="16"/>
-          <w:lang w:val="ru-RU"/>
-        </w:rPr>
-        <w:t>73 УК БССР – недонесение.</w:t>
-      </w:r>
-      <w:r>
-        <w:rPr>
-          <w:rFonts w:ascii="Arial" w:hAnsi="Arial" w:cs="Arial"/>
-          <w:sz w:val="16"/>
-          <w:szCs w:val="16"/>
-          <w:lang w:val="ru-RU"/>
-        </w:rPr>
-        <w:t xml:space="preserve"> </w:t>
-      </w:r>
-      <w:r>
-        <w:rPr>
-          <w:rFonts w:ascii="Arial" w:hAnsi="Arial" w:cs="Arial"/>
-          <w:sz w:val="16"/>
-          <w:szCs w:val="16"/>
-          <w:lang w:val="ru-RU"/>
-        </w:rPr>
-        <w:t>Приговор: ВМН Расстреляна 20 ноября 1937 г.</w:t>
-      </w:r>
-      <w:r>
-        <w:rPr>
-          <w:rFonts w:ascii="Arial" w:hAnsi="Arial" w:cs="Arial"/>
-          <w:sz w:val="16"/>
-          <w:szCs w:val="16"/>
-        </w:rPr>
-        <w:t> </w:t>
-      </w:r>
-    </w:p>
-    <w:p>
-      <w:pPr>
-        <w:spacing w:after="0" w:line="240" w:lineRule="auto"/>
-        <w:rPr>
-          <w:rFonts w:ascii="Arial" w:hAnsi="Arial" w:cs="Arial"/>
-          <w:sz w:val="16"/>
-          <w:szCs w:val="16"/>
-          <w:lang w:val="ru-RU"/>
-        </w:rPr>
-      </w:pPr>
-      <w:r>
-        <w:rPr>
-          <w:rFonts w:ascii="Arial" w:hAnsi="Arial" w:cs="Arial"/>
-          <w:sz w:val="16"/>
-          <w:szCs w:val="16"/>
-          <w:lang w:val="ru-RU"/>
-        </w:rPr>
-        <w:t>---------------------------------------------</w:t>
-      </w:r>
-    </w:p>
-    <w:p>
-      <w:pPr>
-        <w:spacing w:after="0" w:line="240" w:lineRule="auto"/>
-        <w:rPr>
-          <w:rFonts w:ascii="Arial" w:hAnsi="Arial" w:cs="Arial"/>
-          <w:sz w:val="16"/>
-          <w:szCs w:val="16"/>
-          <w:lang w:val="ru-RU"/>
-        </w:rPr>
-      </w:pPr>
-      <w:r>
-        <w:rPr>
-          <w:rFonts w:ascii="Arial" w:hAnsi="Arial" w:cs="Arial"/>
-          <w:sz w:val="16"/>
-          <w:szCs w:val="16"/>
-        </w:rPr>
-        <w:t> </w:t>
-      </w:r>
-      <w:r>
-        <w:rPr>
-          <w:rFonts w:ascii="Arial" w:hAnsi="Arial" w:cs="Arial"/>
-          <w:sz w:val="16"/>
-          <w:szCs w:val="16"/>
-          <w:lang w:val="ru-RU"/>
-        </w:rPr>
-        <w:t xml:space="preserve">Обвинение: </w:t>
-      </w:r>
-      <w:r>
-        <w:rPr>
-          <w:rFonts w:ascii="Arial" w:hAnsi="Arial" w:cs="Arial"/>
-          <w:sz w:val="16"/>
-          <w:szCs w:val="16"/>
-          <w:lang w:val="ru-RU"/>
-        </w:rPr>
-        <w:t>пособничала шпионской деятельности мужа. Приговор: ВМН Расстреляна 26 октября 1937 г</w:t>
-      </w:r>
-      <w:r>
-        <w:rPr>
-          <w:rFonts w:ascii="Arial" w:hAnsi="Arial" w:cs="Arial"/>
-          <w:sz w:val="16"/>
-          <w:szCs w:val="16"/>
-          <w:lang w:val="ru-RU"/>
-        </w:rPr>
-        <w:t>.</w:t>
-      </w:r>
-    </w:p>
-    <w:p>
-      <w:pPr>
-        <w:spacing w:after="0" w:line="240" w:lineRule="auto"/>
-        <w:rPr>
-          <w:rFonts w:ascii="Arial" w:hAnsi="Arial" w:cs="Arial"/>
-          <w:sz w:val="16"/>
-          <w:szCs w:val="16"/>
-          <w:lang w:val="ru-RU"/>
-        </w:rPr>
-      </w:pPr>
-      <w:r>
-        <w:rPr>
-          <w:rFonts w:ascii="Arial" w:hAnsi="Arial" w:cs="Arial"/>
-          <w:sz w:val="16"/>
-          <w:szCs w:val="16"/>
-          <w:lang w:val="ru-RU"/>
-        </w:rPr>
-        <w:t>----------------------------------------</w:t>
-      </w:r>
-    </w:p>
-    <w:p>
-      <w:pPr>
-        <w:spacing w:after="0" w:line="240" w:lineRule="auto"/>
-        <w:rPr>
-          <w:rFonts w:ascii="Arial" w:hAnsi="Arial" w:cs="Arial"/>
-          <w:sz w:val="16"/>
-          <w:szCs w:val="16"/>
-          <w:lang w:val="ru-RU"/>
-        </w:rPr>
-      </w:pPr>
-      <w:r>
-        <w:rPr>
-          <w:rFonts w:ascii="Arial" w:hAnsi="Arial" w:cs="Arial"/>
-          <w:sz w:val="16"/>
-          <w:szCs w:val="16"/>
-          <w:lang w:val="ru-RU"/>
-        </w:rPr>
-        <w:t>О</w:t>
-      </w:r>
-      <w:r>
-        <w:rPr>
-          <w:rFonts w:ascii="Arial" w:hAnsi="Arial" w:cs="Arial"/>
-          <w:sz w:val="16"/>
-          <w:szCs w:val="16"/>
-          <w:lang w:val="ru-RU"/>
-        </w:rPr>
-        <w:t>бв</w:t>
-      </w:r>
-      <w:r>
-        <w:rPr>
-          <w:rFonts w:ascii="Arial" w:hAnsi="Arial" w:cs="Arial"/>
-          <w:sz w:val="16"/>
-          <w:szCs w:val="16"/>
-          <w:lang w:val="ru-RU"/>
-        </w:rPr>
-        <w:t>инение</w:t>
-      </w:r>
-      <w:r>
-        <w:rPr>
-          <w:rFonts w:ascii="Arial" w:hAnsi="Arial" w:cs="Arial"/>
-          <w:sz w:val="16"/>
-          <w:szCs w:val="16"/>
-          <w:lang w:val="ru-RU"/>
-        </w:rPr>
-        <w:t>:</w:t>
-      </w:r>
-      <w:r>
-        <w:rPr>
-          <w:rFonts w:ascii="Arial" w:hAnsi="Arial" w:cs="Arial"/>
-          <w:sz w:val="16"/>
-          <w:szCs w:val="16"/>
-        </w:rPr>
-        <w:t> </w:t>
-      </w:r>
-      <w:r>
-        <w:rPr>
-          <w:rFonts w:ascii="Arial" w:hAnsi="Arial" w:cs="Arial"/>
-          <w:sz w:val="16"/>
-          <w:szCs w:val="16"/>
-          <w:lang w:val="ru-RU"/>
-        </w:rPr>
-        <w:t>была также осведомлена о шпионской и террористической деятельности своего мужа Обуховского В. Г. и не донесла. Расстреляна 4 декабря 1937 г.</w:t>
-      </w:r>
-      <w:r>
-        <w:rPr>
-          <w:rFonts w:ascii="Arial" w:hAnsi="Arial" w:cs="Arial"/>
-          <w:sz w:val="16"/>
-          <w:szCs w:val="16"/>
-        </w:rPr>
-        <w:t> </w:t>
-      </w:r>
-    </w:p>
-    <w:p>
-      <w:pPr>
-        <w:spacing w:after="0" w:line="240" w:lineRule="auto"/>
-        <w:rPr>
-          <w:rFonts w:ascii="Arial" w:hAnsi="Arial" w:cs="Arial"/>
-          <w:sz w:val="16"/>
-          <w:szCs w:val="16"/>
-          <w:lang w:val="ru-RU"/>
-        </w:rPr>
-      </w:pPr>
-    </w:p>
-    <w:p>
-      <w:pPr>
-        <w:spacing w:after="0" w:line="240" w:lineRule="auto"/>
-        <w:rPr>
-          <w:rFonts w:ascii="Arial" w:hAnsi="Arial" w:cs="Arial"/>
-          <w:sz w:val="16"/>
-          <w:szCs w:val="16"/>
-          <w:lang w:val="ru-RU"/>
-        </w:rPr>
-      </w:pPr>
-    </w:p>
-    <w:p>
-      <w:pPr>
-        <w:spacing w:after="0" w:line="240" w:lineRule="auto"/>
-        <w:rPr>
-          <w:rFonts w:ascii="Arial" w:hAnsi="Arial" w:cs="Arial"/>
-          <w:sz w:val="16"/>
-          <w:szCs w:val="16"/>
-          <w:lang w:val="ru-RU"/>
-        </w:rPr>
-      </w:pPr>
-    </w:p>
-    <w:p>
-      <w:pPr>
-        <w:spacing w:after="0" w:line="240" w:lineRule="auto"/>
-        <w:rPr>
-          <w:rFonts w:ascii="Arial" w:hAnsi="Arial" w:cs="Arial"/>
-          <w:sz w:val="16"/>
-          <w:szCs w:val="16"/>
-          <w:lang w:val="ru-RU"/>
-        </w:rPr>
-      </w:pPr>
-    </w:p>
-    <w:p>
-      <w:pPr>
-        <w:spacing w:after="0" w:line="240" w:lineRule="auto"/>
-        <w:rPr>
-          <w:rFonts w:ascii="Arial" w:hAnsi="Arial" w:cs="Arial"/>
-          <w:sz w:val="16"/>
-          <w:szCs w:val="16"/>
-          <w:lang w:val="ru-RU"/>
-        </w:rPr>
-      </w:pPr>
-    </w:p>
-    <w:p>
-      <w:pPr>
-        <w:spacing w:after="0" w:line="240" w:lineRule="auto"/>
-        <w:rPr>
-          <w:rFonts w:ascii="Arial" w:hAnsi="Arial" w:cs="Arial"/>
-          <w:sz w:val="16"/>
-          <w:szCs w:val="16"/>
-          <w:lang w:val="ru-RU"/>
-        </w:rPr>
-      </w:pPr>
-    </w:p>
-    <w:p>
-      <w:pPr>
-        <w:spacing w:after="0" w:line="240" w:lineRule="auto"/>
-        <w:rPr>
-          <w:rFonts w:ascii="Arial" w:hAnsi="Arial" w:cs="Arial"/>
-          <w:sz w:val="16"/>
-          <w:szCs w:val="16"/>
-          <w:lang w:val="ru-RU"/>
-        </w:rPr>
-      </w:pPr>
-    </w:p>
-    <w:p>
-      <w:pPr>
-        <w:spacing w:after="0" w:line="240" w:lineRule="auto"/>
-        <w:rPr>
-          <w:rFonts w:ascii="Arial" w:hAnsi="Arial" w:cs="Arial"/>
-          <w:sz w:val="16"/>
-          <w:szCs w:val="16"/>
-          <w:lang w:val="ru-RU"/>
-        </w:rPr>
-      </w:pPr>
-    </w:p>
-    <w:p>
-      <w:pPr>
-        <w:spacing w:after="0" w:line="240" w:lineRule="auto"/>
-        <w:rPr>
-          <w:rFonts w:ascii="Arial" w:hAnsi="Arial" w:cs="Arial"/>
-          <w:sz w:val="16"/>
-          <w:szCs w:val="16"/>
-          <w:lang w:val="ru-RU"/>
-        </w:rPr>
-      </w:pPr>
-    </w:p>
-    <w:p>
-      <w:pPr>
-        <w:spacing w:after="0" w:line="240" w:lineRule="auto"/>
-        <w:rPr>
-          <w:rFonts w:ascii="Arial" w:hAnsi="Arial" w:cs="Arial"/>
-          <w:sz w:val="16"/>
-          <w:szCs w:val="16"/>
-          <w:lang w:val="ru-RU"/>
-        </w:rPr>
-      </w:pPr>
-    </w:p>
-    <w:p>
-      <w:pPr>
-        <w:spacing w:after="0" w:line="240" w:lineRule="auto"/>
-        <w:rPr>
-          <w:rFonts w:ascii="Arial" w:hAnsi="Arial" w:cs="Arial"/>
-          <w:sz w:val="16"/>
-          <w:szCs w:val="16"/>
-          <w:lang w:val="ru-RU"/>
-        </w:rPr>
-      </w:pPr>
-    </w:p>
-    <w:p>
-      <w:pPr>
+      <w:r>
+        <w:rPr>
+          <w:rFonts w:ascii="Arial" w:hAnsi="Arial" w:cs="Arial"/>
+          <w:sz w:val="16"/>
+          <w:szCs w:val="16"/>
+        </w:rPr>
+        <w:t xml:space="preserve"> 26.02.1939</w:t>
+      </w:r>
+    </w:p>
+    <w:p>
+      <w:pPr>
+        <w:spacing w:after="0" w:line="240" w:lineRule="auto"/>
+        <w:rPr>
+          <w:rFonts w:ascii="Arial" w:hAnsi="Arial" w:cs="Arial"/>
+          <w:sz w:val="16"/>
+          <w:szCs w:val="16"/>
+        </w:rPr>
+      </w:pPr>
+      <w:r>
+        <w:rPr>
+          <w:rFonts w:ascii="Arial" w:hAnsi="Arial" w:cs="Arial"/>
+          <w:sz w:val="16"/>
+          <w:szCs w:val="16"/>
+        </w:rPr>
+        <w:t>--------------------------------------------------------------------------------</w:t>
+      </w:r>
+    </w:p>
+    <w:p>
+      <w:pPr>
+        <w:spacing w:line="240" w:lineRule="auto"/>
         <w:rPr>
           <w:lang w:val="ru-RU"/>
         </w:rPr>
@@ -3211,6 +7572,243 @@
     </w:sectPr>
   </w:body>
 </w:document>
+</file>
+
+<file path=word/numbering.xml><?xml version="1.0" encoding="utf-8"?>
+<w:numbering xmlns:wpc="http://schemas.microsoft.com/office/word/2010/wordprocessingCanvas" xmlns:cx="http://schemas.microsoft.com/office/drawing/2014/chartex" xmlns:cx1="http://schemas.microsoft.com/office/drawing/2015/9/8/chartex" xmlns:cx2="http://schemas.microsoft.com/office/drawing/2015/10/21/chartex" xmlns:cx3="http://schemas.microsoft.com/office/drawing/2016/5/9/chartex" xmlns:cx4="http://schemas.microsoft.com/office/drawing/2016/5/10/chartex" xmlns:cx5="http://schemas.microsoft.com/office/drawing/2016/5/11/chartex" xmlns:cx6="http://schemas.microsoft.com/office/drawing/2016/5/12/chartex" xmlns:cx7="http://schemas.microsoft.com/office/drawing/2016/5/13/chartex" xmlns:cx8="http://schemas.microsoft.com/office/drawing/2016/5/14/chartex" xmlns:mc="http://schemas.openxmlformats.org/markup-compatibility/2006" xmlns:aink="http://schemas.microsoft.com/office/drawing/2016/ink" xmlns:am3d="http://schemas.microsoft.com/office/drawing/2017/model3d" xmlns:o="urn:schemas-microsoft-com:office:office" xmlns:oel="http://schemas.microsoft.com/office/2019/extlst" xmlns:r="http://schemas.openxmlformats.org/officeDocument/2006/relationships" xmlns:m="http://schemas.openxmlformats.org/officeDocument/2006/math" xmlns:v="urn:schemas-microsoft-com:vml" xmlns:wp14="http://schemas.microsoft.com/office/word/2010/wordprocessingDrawing" xmlns:wp="http://schemas.openxmlformats.org/drawingml/2006/wordprocessingDrawing" xmlns:w10="urn:schemas-microsoft-com:office:word" xmlns:w="http://schemas.openxmlformats.org/wordprocessingml/2006/main" xmlns:w14="http://schemas.microsoft.com/office/word/2010/wordml" xmlns:w15="http://schemas.microsoft.com/office/word/2012/wordml" xmlns:w16cex="http://schemas.microsoft.com/office/word/2018/wordml/cex" xmlns:w16cid="http://schemas.microsoft.com/office/word/2016/wordml/cid" xmlns:w16="http://schemas.microsoft.com/office/word/2018/wordml" xmlns:w16du="http://schemas.microsoft.com/office/word/2023/wordml/word16du" xmlns:w16sdtdh="http://schemas.microsoft.com/office/word/2020/wordml/sdtdatahash" xmlns:w16sdtfl="http://schemas.microsoft.com/office/word/2024/wordml/sdtformatlock" xmlns:w16se="http://schemas.microsoft.com/office/word/2015/wordml/symex" xmlns:wpg="http://schemas.microsoft.com/office/word/2010/wordprocessingGroup" xmlns:wpi="http://schemas.microsoft.com/office/word/2010/wordprocessingInk" xmlns:wne="http://schemas.microsoft.com/office/word/2006/wordml" xmlns:wps="http://schemas.microsoft.com/office/word/2010/wordprocessingShape" mc:Ignorable="w14 w15 w16se w16cid w16 w16cex w16sdtdh w16sdtfl w16du wp14">
+  <w:abstractNum w:abstractNumId="0" w15:restartNumberingAfterBreak="0">
+    <w:nsid w:val="0F421A62"/>
+    <w:multiLevelType w:val="multilevel"/>
+    <w:tmpl w:val="B0C05D9C"/>
+    <w:lvl w:ilvl="0">
+      <w:start w:val="1"/>
+      <w:numFmt w:val="decimal"/>
+      <w:lvlText w:val="%1."/>
+      <w:lvlJc w:val="left"/>
+      <w:pPr>
+        <w:tabs>
+          <w:tab w:val="num" w:pos="720"/>
+        </w:tabs>
+        <w:ind w:left="720" w:hanging="360"/>
+      </w:pPr>
+    </w:lvl>
+    <w:lvl w:ilvl="1" w:tentative="1">
+      <w:start w:val="1"/>
+      <w:numFmt w:val="decimal"/>
+      <w:lvlText w:val="%2."/>
+      <w:lvlJc w:val="left"/>
+      <w:pPr>
+        <w:tabs>
+          <w:tab w:val="num" w:pos="1440"/>
+        </w:tabs>
+        <w:ind w:left="1440" w:hanging="360"/>
+      </w:pPr>
+    </w:lvl>
+    <w:lvl w:ilvl="2" w:tentative="1">
+      <w:start w:val="1"/>
+      <w:numFmt w:val="decimal"/>
+      <w:lvlText w:val="%3."/>
+      <w:lvlJc w:val="left"/>
+      <w:pPr>
+        <w:tabs>
+          <w:tab w:val="num" w:pos="2160"/>
+        </w:tabs>
+        <w:ind w:left="2160" w:hanging="360"/>
+      </w:pPr>
+    </w:lvl>
+    <w:lvl w:ilvl="3" w:tentative="1">
+      <w:start w:val="1"/>
+      <w:numFmt w:val="decimal"/>
+      <w:lvlText w:val="%4."/>
+      <w:lvlJc w:val="left"/>
+      <w:pPr>
+        <w:tabs>
+          <w:tab w:val="num" w:pos="2880"/>
+        </w:tabs>
+        <w:ind w:left="2880" w:hanging="360"/>
+      </w:pPr>
+    </w:lvl>
+    <w:lvl w:ilvl="4" w:tentative="1">
+      <w:start w:val="1"/>
+      <w:numFmt w:val="decimal"/>
+      <w:lvlText w:val="%5."/>
+      <w:lvlJc w:val="left"/>
+      <w:pPr>
+        <w:tabs>
+          <w:tab w:val="num" w:pos="3600"/>
+        </w:tabs>
+        <w:ind w:left="3600" w:hanging="360"/>
+      </w:pPr>
+    </w:lvl>
+    <w:lvl w:ilvl="5" w:tentative="1">
+      <w:start w:val="1"/>
+      <w:numFmt w:val="decimal"/>
+      <w:lvlText w:val="%6."/>
+      <w:lvlJc w:val="left"/>
+      <w:pPr>
+        <w:tabs>
+          <w:tab w:val="num" w:pos="4320"/>
+        </w:tabs>
+        <w:ind w:left="4320" w:hanging="360"/>
+      </w:pPr>
+    </w:lvl>
+    <w:lvl w:ilvl="6" w:tentative="1">
+      <w:start w:val="1"/>
+      <w:numFmt w:val="decimal"/>
+      <w:lvlText w:val="%7."/>
+      <w:lvlJc w:val="left"/>
+      <w:pPr>
+        <w:tabs>
+          <w:tab w:val="num" w:pos="5040"/>
+        </w:tabs>
+        <w:ind w:left="5040" w:hanging="360"/>
+      </w:pPr>
+    </w:lvl>
+    <w:lvl w:ilvl="7" w:tentative="1">
+      <w:start w:val="1"/>
+      <w:numFmt w:val="decimal"/>
+      <w:lvlText w:val="%8."/>
+      <w:lvlJc w:val="left"/>
+      <w:pPr>
+        <w:tabs>
+          <w:tab w:val="num" w:pos="5760"/>
+        </w:tabs>
+        <w:ind w:left="5760" w:hanging="360"/>
+      </w:pPr>
+    </w:lvl>
+    <w:lvl w:ilvl="8" w:tentative="1">
+      <w:start w:val="1"/>
+      <w:numFmt w:val="decimal"/>
+      <w:lvlText w:val="%9."/>
+      <w:lvlJc w:val="left"/>
+      <w:pPr>
+        <w:tabs>
+          <w:tab w:val="num" w:pos="6480"/>
+        </w:tabs>
+        <w:ind w:left="6480" w:hanging="360"/>
+      </w:pPr>
+    </w:lvl>
+  </w:abstractNum>
+  <w:abstractNum w:abstractNumId="1" w15:restartNumberingAfterBreak="0">
+    <w:nsid w:val="6F560FD7"/>
+    <w:multiLevelType w:val="multilevel"/>
+    <w:tmpl w:val="E0BC4E8E"/>
+    <w:lvl w:ilvl="0">
+      <w:start w:val="1"/>
+      <w:numFmt w:val="decimal"/>
+      <w:lvlText w:val="%1."/>
+      <w:lvlJc w:val="left"/>
+      <w:pPr>
+        <w:tabs>
+          <w:tab w:val="num" w:pos="720"/>
+        </w:tabs>
+        <w:ind w:left="720" w:hanging="360"/>
+      </w:pPr>
+    </w:lvl>
+    <w:lvl w:ilvl="1" w:tentative="1">
+      <w:start w:val="1"/>
+      <w:numFmt w:val="decimal"/>
+      <w:lvlText w:val="%2."/>
+      <w:lvlJc w:val="left"/>
+      <w:pPr>
+        <w:tabs>
+          <w:tab w:val="num" w:pos="1440"/>
+        </w:tabs>
+        <w:ind w:left="1440" w:hanging="360"/>
+      </w:pPr>
+    </w:lvl>
+    <w:lvl w:ilvl="2" w:tentative="1">
+      <w:start w:val="1"/>
+      <w:numFmt w:val="decimal"/>
+      <w:lvlText w:val="%3."/>
+      <w:lvlJc w:val="left"/>
+      <w:pPr>
+        <w:tabs>
+          <w:tab w:val="num" w:pos="2160"/>
+        </w:tabs>
+        <w:ind w:left="2160" w:hanging="360"/>
+      </w:pPr>
+    </w:lvl>
+    <w:lvl w:ilvl="3" w:tentative="1">
+      <w:start w:val="1"/>
+      <w:numFmt w:val="decimal"/>
+      <w:lvlText w:val="%4."/>
+      <w:lvlJc w:val="left"/>
+      <w:pPr>
+        <w:tabs>
+          <w:tab w:val="num" w:pos="2880"/>
+        </w:tabs>
+        <w:ind w:left="2880" w:hanging="360"/>
+      </w:pPr>
+    </w:lvl>
+    <w:lvl w:ilvl="4" w:tentative="1">
+      <w:start w:val="1"/>
+      <w:numFmt w:val="decimal"/>
+      <w:lvlText w:val="%5."/>
+      <w:lvlJc w:val="left"/>
+      <w:pPr>
+        <w:tabs>
+          <w:tab w:val="num" w:pos="3600"/>
+        </w:tabs>
+        <w:ind w:left="3600" w:hanging="360"/>
+      </w:pPr>
+    </w:lvl>
+    <w:lvl w:ilvl="5" w:tentative="1">
+      <w:start w:val="1"/>
+      <w:numFmt w:val="decimal"/>
+      <w:lvlText w:val="%6."/>
+      <w:lvlJc w:val="left"/>
+      <w:pPr>
+        <w:tabs>
+          <w:tab w:val="num" w:pos="4320"/>
+        </w:tabs>
+        <w:ind w:left="4320" w:hanging="360"/>
+      </w:pPr>
+    </w:lvl>
+    <w:lvl w:ilvl="6" w:tentative="1">
+      <w:start w:val="1"/>
+      <w:numFmt w:val="decimal"/>
+      <w:lvlText w:val="%7."/>
+      <w:lvlJc w:val="left"/>
+      <w:pPr>
+        <w:tabs>
+          <w:tab w:val="num" w:pos="5040"/>
+        </w:tabs>
+        <w:ind w:left="5040" w:hanging="360"/>
+      </w:pPr>
+    </w:lvl>
+    <w:lvl w:ilvl="7" w:tentative="1">
+      <w:start w:val="1"/>
+      <w:numFmt w:val="decimal"/>
+      <w:lvlText w:val="%8."/>
+      <w:lvlJc w:val="left"/>
+      <w:pPr>
+        <w:tabs>
+          <w:tab w:val="num" w:pos="5760"/>
+        </w:tabs>
+        <w:ind w:left="5760" w:hanging="360"/>
+      </w:pPr>
+    </w:lvl>
+    <w:lvl w:ilvl="8" w:tentative="1">
+      <w:start w:val="1"/>
+      <w:numFmt w:val="decimal"/>
+      <w:lvlText w:val="%9."/>
+      <w:lvlJc w:val="left"/>
+      <w:pPr>
+        <w:tabs>
+          <w:tab w:val="num" w:pos="6480"/>
+        </w:tabs>
+        <w:ind w:left="6480" w:hanging="360"/>
+      </w:pPr>
+    </w:lvl>
+  </w:abstractNum>
+  <w:num w:numId="1" w16cid:durableId="1553080831">
+    <w:abstractNumId w:val="0"/>
+  </w:num>
+  <w:num w:numId="2" w16cid:durableId="17388726">
+    <w:abstractNumId w:val="1"/>
+  </w:num>
+</w:numbering>
 </file>
 
 <file path=word/styles.xml><?xml version="1.0" encoding="utf-8"?>
@@ -4158,6 +8756,17 @@
       <w:szCs w:val="22"/>
     </w:rPr>
   </w:style>
+  <w:style w:type="paragraph" w:styleId="NormalWeb">
+    <w:name w:val="Normal (Web)"/>
+    <w:basedOn w:val="Normal"/>
+    <w:uiPriority w:val="99"/>
+    <w:semiHidden/>
+    <w:unhideWhenUsed/>
+    <w:rsid w:val="00F56050"/>
+    <w:rPr>
+      <w:rFonts w:ascii="Times New Roman" w:hAnsi="Times New Roman" w:cs="Times New Roman"/>
+    </w:rPr>
+  </w:style>
 </w:styles>
 </file>
 

--- a/docs/Выдержки-обвин.закл.-из-архивных-формуляров.docx
+++ b/docs/Выдержки-обвин.закл.-из-архивных-формуляров.docx
@@ -1250,27 +1250,7 @@
           <w:szCs w:val="16"/>
           <w:lang w:val="ru-RU"/>
         </w:rPr>
-        <w:t xml:space="preserve">.: по ст. </w:t>
-      </w:r>
-      <w:proofErr w:type="gramStart"/>
-      <w:r>
-        <w:rPr>
-          <w:rFonts w:ascii="Arial" w:hAnsi="Arial" w:cs="Arial"/>
-          <w:sz w:val="16"/>
-          <w:szCs w:val="16"/>
-          <w:lang w:val="ru-RU"/>
-        </w:rPr>
-        <w:t>58-10</w:t>
-      </w:r>
-      <w:proofErr w:type="gramEnd"/>
-      <w:r>
-        <w:rPr>
-          <w:rFonts w:ascii="Arial" w:hAnsi="Arial" w:cs="Arial"/>
-          <w:sz w:val="16"/>
-          <w:szCs w:val="16"/>
-          <w:lang w:val="ru-RU"/>
-        </w:rPr>
-        <w:t xml:space="preserve"> ч.2. Приговор: ВМН. Расстреляна 12 мая 1942 г.</w:t>
+        <w:t>.: по ст. 58-10 ч.2. Приговор: ВМН. Расстреляна 12 мая 1942 г.</w:t>
       </w:r>
     </w:p>
     <w:p>
@@ -6755,27 +6735,7 @@
           <w:szCs w:val="16"/>
           <w:lang w:val="ru-RU"/>
         </w:rPr>
-        <w:t xml:space="preserve"> в том, </w:t>
-      </w:r>
-      <w:proofErr w:type="gramStart"/>
-      <w:r>
-        <w:rPr>
-          <w:rFonts w:ascii="Arial" w:hAnsi="Arial" w:cs="Arial"/>
-          <w:sz w:val="16"/>
-          <w:szCs w:val="16"/>
-          <w:lang w:val="ru-RU"/>
-        </w:rPr>
-        <w:t>что</w:t>
-      </w:r>
-      <w:proofErr w:type="gramEnd"/>
-      <w:r>
-        <w:rPr>
-          <w:rFonts w:ascii="Arial" w:hAnsi="Arial" w:cs="Arial"/>
-          <w:sz w:val="16"/>
-          <w:szCs w:val="16"/>
-          <w:lang w:val="ru-RU"/>
-        </w:rPr>
-        <w:t xml:space="preserve"> присутствуя на собрании верующих по поводу изъятия церковных ценностей "выступила с речью, в которой призывала ценностей не отдавать, каковая речь принята была толпой собравшихся аплодисментами и криками "Ценностей не отдавать!"</w:t>
+        <w:t xml:space="preserve"> в том, что присутствуя на собрании верующих по поводу изъятия церковных ценностей "выступила с речью, в которой призывала ценностей не отдавать, каковая речь принята была толпой собравшихся аплодисментами и криками "Ценностей не отдавать!"</w:t>
       </w:r>
       <w:r>
         <w:rPr>
@@ -10410,27 +10370,7 @@
           <w:szCs w:val="16"/>
           <w:lang w:val="ru-RU"/>
         </w:rPr>
-        <w:t xml:space="preserve">.: по обвинению в "к/р агитации" (ст. </w:t>
-      </w:r>
-      <w:proofErr w:type="gramStart"/>
-      <w:r>
-        <w:rPr>
-          <w:rFonts w:ascii="Arial" w:hAnsi="Arial" w:cs="Arial"/>
-          <w:sz w:val="16"/>
-          <w:szCs w:val="16"/>
-          <w:lang w:val="ru-RU"/>
-        </w:rPr>
-        <w:t>58-14</w:t>
-      </w:r>
-      <w:proofErr w:type="gramEnd"/>
-      <w:r>
-        <w:rPr>
-          <w:rFonts w:ascii="Arial" w:hAnsi="Arial" w:cs="Arial"/>
-          <w:sz w:val="16"/>
-          <w:szCs w:val="16"/>
-          <w:lang w:val="ru-RU"/>
-        </w:rPr>
-        <w:t xml:space="preserve"> УК РСФСР). Приговор: к расстрелу</w:t>
+        <w:t>.: по обвинению в "к/р агитации" (ст. 58-14 УК РСФСР). Приговор: к расстрелу</w:t>
       </w:r>
     </w:p>
     <w:p>
@@ -11116,117 +11056,6 @@
           <w:szCs w:val="16"/>
           <w:lang w:val="ru-RU"/>
         </w:rPr>
-        <w:t>Арестована 21 июня 1938 г.</w:t>
-      </w:r>
-      <w:r>
-        <w:rPr>
-          <w:rFonts w:ascii="Arial" w:hAnsi="Arial" w:cs="Arial"/>
-          <w:sz w:val="16"/>
-          <w:szCs w:val="16"/>
-        </w:rPr>
-        <w:t> </w:t>
-      </w:r>
-      <w:r>
-        <w:rPr>
-          <w:rFonts w:ascii="Arial" w:hAnsi="Arial" w:cs="Arial"/>
-          <w:sz w:val="16"/>
-          <w:szCs w:val="16"/>
-          <w:lang w:val="ru-RU"/>
-        </w:rPr>
-        <w:t xml:space="preserve"> Приговорена: "тройка" 22 сентября 1938 г., </w:t>
-      </w:r>
-      <w:proofErr w:type="spellStart"/>
-      <w:r>
-        <w:rPr>
-          <w:rFonts w:ascii="Arial" w:hAnsi="Arial" w:cs="Arial"/>
-          <w:sz w:val="16"/>
-          <w:szCs w:val="16"/>
-          <w:lang w:val="ru-RU"/>
-        </w:rPr>
-        <w:t>обв</w:t>
-      </w:r>
-      <w:proofErr w:type="spellEnd"/>
-      <w:r>
-        <w:rPr>
-          <w:rFonts w:ascii="Arial" w:hAnsi="Arial" w:cs="Arial"/>
-          <w:sz w:val="16"/>
-          <w:szCs w:val="16"/>
-          <w:lang w:val="ru-RU"/>
-        </w:rPr>
-        <w:t>.:</w:t>
-      </w:r>
-      <w:r>
-        <w:rPr>
-          <w:rFonts w:ascii="Arial" w:hAnsi="Arial" w:cs="Arial"/>
-          <w:sz w:val="16"/>
-          <w:szCs w:val="16"/>
-        </w:rPr>
-        <w:t> </w:t>
-      </w:r>
-      <w:r>
-        <w:rPr>
-          <w:rFonts w:ascii="Arial" w:hAnsi="Arial" w:cs="Arial"/>
-          <w:sz w:val="16"/>
-          <w:szCs w:val="16"/>
-          <w:lang w:val="ru-RU"/>
-        </w:rPr>
-        <w:t>68 УК БССР - Шпионаж в пользу Польши.</w:t>
-      </w:r>
-      <w:r>
-        <w:rPr>
-          <w:rFonts w:ascii="Arial" w:hAnsi="Arial" w:cs="Arial"/>
-          <w:sz w:val="16"/>
-          <w:szCs w:val="16"/>
-        </w:rPr>
-        <w:t> </w:t>
-      </w:r>
-      <w:r>
-        <w:rPr>
-          <w:rFonts w:ascii="Arial" w:hAnsi="Arial" w:cs="Arial"/>
-          <w:sz w:val="16"/>
-          <w:szCs w:val="16"/>
-          <w:lang w:val="ru-RU"/>
-        </w:rPr>
-        <w:t>Приговор: ВМН Расстреляна 26 сентября 1938 г.</w:t>
-      </w:r>
-    </w:p>
-    <w:p>
-      <w:pPr>
-        <w:spacing w:after="0" w:line="240" w:lineRule="auto"/>
-        <w:rPr>
-          <w:rFonts w:ascii="Arial" w:hAnsi="Arial" w:cs="Arial"/>
-          <w:sz w:val="16"/>
-          <w:szCs w:val="16"/>
-          <w:lang w:val="ru-RU"/>
-        </w:rPr>
-      </w:pPr>
-      <w:r>
-        <w:rPr>
-          <w:rFonts w:ascii="Arial" w:hAnsi="Arial" w:cs="Arial"/>
-          <w:sz w:val="16"/>
-          <w:szCs w:val="16"/>
-          <w:lang w:val="ru-RU"/>
-        </w:rPr>
-        <w:t>--------------------------------------------------------------</w:t>
-      </w:r>
-    </w:p>
-    <w:p>
-      <w:pPr>
-        <w:spacing w:after="0" w:line="240" w:lineRule="auto"/>
-        <w:rPr>
-          <w:rFonts w:ascii="Arial" w:hAnsi="Arial" w:cs="Arial"/>
-          <w:sz w:val="16"/>
-          <w:szCs w:val="16"/>
-          <w:lang w:val="ru-RU"/>
-        </w:rPr>
-      </w:pPr>
-      <w:r>
-        <w:rPr>
-          <w:rFonts w:ascii="Arial" w:hAnsi="Arial" w:cs="Arial"/>
-          <w:sz w:val="16"/>
-          <w:szCs w:val="16"/>
-          <w:lang w:val="ru-RU"/>
-        </w:rPr>
         <w:t xml:space="preserve">Арестованная 15 декабря 1937 г., Обвинение по ст. 54-1а УК Украинская ССР. По указу НКВД СССР и Прокурора СССР от 7 января 1938 </w:t>
       </w:r>
       <w:proofErr w:type="gramStart"/>
@@ -12954,6 +12783,93 @@
           <w:szCs w:val="16"/>
           <w:lang w:val="ru-RU"/>
         </w:rPr>
+        <w:t>--------------------------------------------------------------</w:t>
+      </w:r>
+    </w:p>
+    <w:p>
+      <w:pPr>
+        <w:spacing w:after="0" w:line="240" w:lineRule="auto"/>
+        <w:rPr>
+          <w:rFonts w:ascii="Arial" w:hAnsi="Arial" w:cs="Arial"/>
+          <w:sz w:val="16"/>
+          <w:szCs w:val="16"/>
+          <w:lang w:val="ru-RU"/>
+        </w:rPr>
+      </w:pPr>
+      <w:r>
+        <w:rPr>
+          <w:rFonts w:ascii="Arial" w:hAnsi="Arial" w:cs="Arial"/>
+          <w:sz w:val="16"/>
+          <w:szCs w:val="16"/>
+          <w:lang w:val="ru-RU"/>
+        </w:rPr>
+        <w:t xml:space="preserve">Арестована 6 марта 1941 г.  Приговорена: Омский облсуд 26 декабря 1941 г., </w:t>
+      </w:r>
+      <w:proofErr w:type="spellStart"/>
+      <w:r>
+        <w:rPr>
+          <w:rFonts w:ascii="Arial" w:hAnsi="Arial" w:cs="Arial"/>
+          <w:sz w:val="16"/>
+          <w:szCs w:val="16"/>
+          <w:lang w:val="ru-RU"/>
+        </w:rPr>
+        <w:t>обв</w:t>
+      </w:r>
+      <w:proofErr w:type="spellEnd"/>
+      <w:r>
+        <w:rPr>
+          <w:rFonts w:ascii="Arial" w:hAnsi="Arial" w:cs="Arial"/>
+          <w:sz w:val="16"/>
+          <w:szCs w:val="16"/>
+          <w:lang w:val="ru-RU"/>
+        </w:rPr>
+        <w:t>.:</w:t>
+      </w:r>
+      <w:r>
+        <w:rPr>
+          <w:rFonts w:ascii="Arial" w:hAnsi="Arial" w:cs="Arial"/>
+          <w:sz w:val="16"/>
+          <w:szCs w:val="16"/>
+        </w:rPr>
+        <w:t> </w:t>
+      </w:r>
+      <w:r>
+        <w:rPr>
+          <w:rFonts w:ascii="Arial" w:hAnsi="Arial" w:cs="Arial"/>
+          <w:sz w:val="16"/>
+          <w:szCs w:val="16"/>
+          <w:lang w:val="ru-RU"/>
+        </w:rPr>
+        <w:t>по ст. 19-58-8 УК РСФСР.</w:t>
+      </w:r>
+      <w:r>
+        <w:rPr>
+          <w:rFonts w:ascii="Arial" w:hAnsi="Arial" w:cs="Arial"/>
+          <w:sz w:val="16"/>
+          <w:szCs w:val="16"/>
+          <w:lang w:val="ru-RU"/>
+        </w:rPr>
+        <w:br/>
+        <w:t>Приговор: ВМН. Реабилитирована 29 января 1991 г.</w:t>
+      </w:r>
+    </w:p>
+    <w:p>
+      <w:pPr>
+        <w:spacing w:after="0" w:line="240" w:lineRule="auto"/>
+        <w:rPr>
+          <w:rFonts w:ascii="Arial" w:hAnsi="Arial" w:cs="Arial"/>
+          <w:sz w:val="16"/>
+          <w:szCs w:val="16"/>
+          <w:lang w:val="ru-RU"/>
+        </w:rPr>
+      </w:pPr>
+      <w:r>
+        <w:rPr>
+          <w:rFonts w:ascii="Arial" w:hAnsi="Arial" w:cs="Arial"/>
+          <w:sz w:val="16"/>
+          <w:szCs w:val="16"/>
+          <w:lang w:val="ru-RU"/>
+        </w:rPr>
         <w:lastRenderedPageBreak/>
         <w:t>--------------------------------------------------------------</w:t>
       </w:r>
@@ -12962,25 +12878,79 @@
       <w:pPr>
         <w:spacing w:after="0" w:line="240" w:lineRule="auto"/>
         <w:rPr>
-          <w:rFonts w:ascii="Arial" w:hAnsi="Arial" w:cs="Arial"/>
-          <w:sz w:val="16"/>
-          <w:szCs w:val="16"/>
-          <w:lang w:val="ru-RU"/>
-        </w:rPr>
-      </w:pPr>
-      <w:r>
-        <w:rPr>
-          <w:rFonts w:ascii="Arial" w:hAnsi="Arial" w:cs="Arial"/>
-          <w:sz w:val="16"/>
-          <w:szCs w:val="16"/>
-          <w:lang w:val="ru-RU"/>
-        </w:rPr>
-        <w:t xml:space="preserve">Арестована 6 марта 1941 г.  Приговорена: Омский облсуд 26 декабря 1941 г., </w:t>
+          <w:rFonts w:ascii="Arial" w:eastAsia="Arial" w:hAnsi="Arial" w:cs="Arial"/>
+          <w:sz w:val="16"/>
+          <w:szCs w:val="16"/>
+          <w:lang w:val="ru-RU"/>
+        </w:rPr>
+      </w:pPr>
+      <w:proofErr w:type="gramStart"/>
+      <w:r>
+        <w:rPr>
+          <w:rFonts w:ascii="Arial" w:eastAsia="Arial" w:hAnsi="Arial" w:cs="Arial"/>
+          <w:sz w:val="16"/>
+          <w:szCs w:val="16"/>
+          <w:lang w:val="ru-RU"/>
+        </w:rPr>
+        <w:t>Расстреляна  26.06.1941</w:t>
+      </w:r>
+      <w:proofErr w:type="gramEnd"/>
+      <w:r>
+        <w:rPr>
+          <w:rFonts w:ascii="Arial" w:eastAsia="Arial" w:hAnsi="Arial" w:cs="Arial"/>
+          <w:sz w:val="16"/>
+          <w:szCs w:val="16"/>
+          <w:lang w:val="ru-RU"/>
+        </w:rPr>
+        <w:t xml:space="preserve"> года в Львовской тюрьме. Список № 1 (№ 62)</w:t>
+      </w:r>
+    </w:p>
+    <w:p>
+      <w:pPr>
+        <w:spacing w:after="0" w:line="240" w:lineRule="auto"/>
+        <w:rPr>
+          <w:rFonts w:ascii="Arial" w:hAnsi="Arial" w:cs="Arial"/>
+          <w:sz w:val="16"/>
+          <w:szCs w:val="16"/>
+          <w:lang w:val="ru-RU"/>
+        </w:rPr>
+      </w:pPr>
+      <w:r>
+        <w:rPr>
+          <w:rFonts w:ascii="Arial" w:hAnsi="Arial" w:cs="Arial"/>
+          <w:sz w:val="16"/>
+          <w:szCs w:val="16"/>
+          <w:lang w:val="ru-RU"/>
+        </w:rPr>
+        <w:t>--------------------------------------------------------------</w:t>
+      </w:r>
+    </w:p>
+    <w:p>
+      <w:pPr>
+        <w:spacing w:after="0" w:line="240" w:lineRule="auto"/>
+        <w:rPr>
+          <w:rFonts w:ascii="Arial" w:hAnsi="Arial" w:cs="Arial"/>
+          <w:color w:val="000000"/>
+          <w:sz w:val="16"/>
+          <w:szCs w:val="16"/>
+          <w:lang w:val="ru-RU"/>
+        </w:rPr>
+      </w:pPr>
+      <w:r>
+        <w:rPr>
+          <w:rFonts w:ascii="Arial" w:hAnsi="Arial" w:cs="Arial"/>
+          <w:color w:val="000000"/>
+          <w:sz w:val="16"/>
+          <w:szCs w:val="16"/>
+          <w:lang w:val="ru-RU"/>
+        </w:rPr>
+        <w:t xml:space="preserve">Приговорена: ВК ВС СССР (заочно, по указанию ГКО от 6.09.1941, подписанному Сталиным) 8 сентября 1941 г., </w:t>
       </w:r>
       <w:proofErr w:type="spellStart"/>
       <w:r>
         <w:rPr>
           <w:rFonts w:ascii="Arial" w:hAnsi="Arial" w:cs="Arial"/>
+          <w:color w:val="000000"/>
           <w:sz w:val="16"/>
           <w:szCs w:val="16"/>
           <w:lang w:val="ru-RU"/>
@@ -12991,6 +12961,7 @@
       <w:r>
         <w:rPr>
           <w:rFonts w:ascii="Arial" w:hAnsi="Arial" w:cs="Arial"/>
+          <w:color w:val="000000"/>
           <w:sz w:val="16"/>
           <w:szCs w:val="16"/>
           <w:lang w:val="ru-RU"/>
@@ -13000,6 +12971,7 @@
       <w:r>
         <w:rPr>
           <w:rFonts w:ascii="Arial" w:hAnsi="Arial" w:cs="Arial"/>
+          <w:color w:val="000000"/>
           <w:sz w:val="16"/>
           <w:szCs w:val="16"/>
         </w:rPr>
@@ -13008,105 +12980,14 @@
       <w:r>
         <w:rPr>
           <w:rFonts w:ascii="Arial" w:hAnsi="Arial" w:cs="Arial"/>
-          <w:sz w:val="16"/>
-          <w:szCs w:val="16"/>
-          <w:lang w:val="ru-RU"/>
-        </w:rPr>
-        <w:t>по ст. 19-58-8 УК РСФСР.</w:t>
-      </w:r>
-      <w:r>
-        <w:rPr>
-          <w:rFonts w:ascii="Arial" w:hAnsi="Arial" w:cs="Arial"/>
-          <w:sz w:val="16"/>
-          <w:szCs w:val="16"/>
-          <w:lang w:val="ru-RU"/>
-        </w:rPr>
-        <w:br/>
-        <w:t>Приговор: ВМН. Реабилитирована 29 января 1991 г.</w:t>
-      </w:r>
-    </w:p>
-    <w:p>
-      <w:pPr>
-        <w:spacing w:after="0" w:line="240" w:lineRule="auto"/>
-        <w:rPr>
-          <w:rFonts w:ascii="Arial" w:hAnsi="Arial" w:cs="Arial"/>
-          <w:sz w:val="16"/>
-          <w:szCs w:val="16"/>
-          <w:lang w:val="ru-RU"/>
-        </w:rPr>
-      </w:pPr>
-      <w:r>
-        <w:rPr>
-          <w:rFonts w:ascii="Arial" w:hAnsi="Arial" w:cs="Arial"/>
-          <w:sz w:val="16"/>
-          <w:szCs w:val="16"/>
-          <w:lang w:val="ru-RU"/>
-        </w:rPr>
-        <w:t>--------------------------------------------------------------</w:t>
-      </w:r>
-    </w:p>
-    <w:p>
-      <w:pPr>
-        <w:spacing w:after="0" w:line="240" w:lineRule="auto"/>
-        <w:rPr>
-          <w:rFonts w:ascii="Arial" w:eastAsia="Arial" w:hAnsi="Arial" w:cs="Arial"/>
-          <w:sz w:val="16"/>
-          <w:szCs w:val="16"/>
-          <w:lang w:val="ru-RU"/>
-        </w:rPr>
-      </w:pPr>
-      <w:proofErr w:type="gramStart"/>
-      <w:r>
-        <w:rPr>
-          <w:rFonts w:ascii="Arial" w:eastAsia="Arial" w:hAnsi="Arial" w:cs="Arial"/>
-          <w:sz w:val="16"/>
-          <w:szCs w:val="16"/>
-          <w:lang w:val="ru-RU"/>
-        </w:rPr>
-        <w:t>Расстреляна  26.06.1941</w:t>
-      </w:r>
-      <w:proofErr w:type="gramEnd"/>
-      <w:r>
-        <w:rPr>
-          <w:rFonts w:ascii="Arial" w:eastAsia="Arial" w:hAnsi="Arial" w:cs="Arial"/>
-          <w:sz w:val="16"/>
-          <w:szCs w:val="16"/>
-          <w:lang w:val="ru-RU"/>
-        </w:rPr>
-        <w:t xml:space="preserve"> года в Львовской тюрьме. Список № 1 (№ 62)</w:t>
-      </w:r>
-    </w:p>
-    <w:p>
-      <w:pPr>
-        <w:spacing w:after="0" w:line="240" w:lineRule="auto"/>
-        <w:rPr>
-          <w:rFonts w:ascii="Arial" w:hAnsi="Arial" w:cs="Arial"/>
-          <w:sz w:val="16"/>
-          <w:szCs w:val="16"/>
-          <w:lang w:val="ru-RU"/>
-        </w:rPr>
-      </w:pPr>
-      <w:r>
-        <w:rPr>
-          <w:rFonts w:ascii="Arial" w:hAnsi="Arial" w:cs="Arial"/>
-          <w:sz w:val="16"/>
-          <w:szCs w:val="16"/>
-          <w:lang w:val="ru-RU"/>
-        </w:rPr>
-        <w:t>--------------------------------------------------------------</w:t>
-      </w:r>
-    </w:p>
-    <w:p>
-      <w:pPr>
-        <w:spacing w:after="0" w:line="240" w:lineRule="auto"/>
-        <w:rPr>
-          <w:rFonts w:ascii="Arial" w:hAnsi="Arial" w:cs="Arial"/>
           <w:color w:val="000000"/>
           <w:sz w:val="16"/>
           <w:szCs w:val="16"/>
           <w:lang w:val="ru-RU"/>
         </w:rPr>
-      </w:pPr>
+        <w:t xml:space="preserve">58-10, ч.2 (антисоветская агитация, </w:t>
+      </w:r>
+      <w:proofErr w:type="spellStart"/>
       <w:r>
         <w:rPr>
           <w:rFonts w:ascii="Arial" w:hAnsi="Arial" w:cs="Arial"/>
@@ -13115,7 +12996,18 @@
           <w:szCs w:val="16"/>
           <w:lang w:val="ru-RU"/>
         </w:rPr>
-        <w:t xml:space="preserve">Приговорена: ВК ВС СССР (заочно, по указанию ГКО от 6.09.1941, подписанному Сталиным) 8 сентября 1941 г., </w:t>
+        <w:t>распр-ие</w:t>
+      </w:r>
+      <w:proofErr w:type="spellEnd"/>
+      <w:r>
+        <w:rPr>
+          <w:rFonts w:ascii="Arial" w:hAnsi="Arial" w:cs="Arial"/>
+          <w:color w:val="000000"/>
+          <w:sz w:val="16"/>
+          <w:szCs w:val="16"/>
+          <w:lang w:val="ru-RU"/>
+        </w:rPr>
+        <w:t xml:space="preserve"> </w:t>
       </w:r>
       <w:proofErr w:type="spellStart"/>
       <w:r>
@@ -13126,86 +13018,9 @@
           <w:szCs w:val="16"/>
           <w:lang w:val="ru-RU"/>
         </w:rPr>
-        <w:t>обв</w:t>
+        <w:t>клеветнич.измышлений</w:t>
       </w:r>
       <w:proofErr w:type="spellEnd"/>
-      <w:r>
-        <w:rPr>
-          <w:rFonts w:ascii="Arial" w:hAnsi="Arial" w:cs="Arial"/>
-          <w:color w:val="000000"/>
-          <w:sz w:val="16"/>
-          <w:szCs w:val="16"/>
-          <w:lang w:val="ru-RU"/>
-        </w:rPr>
-        <w:t>.:</w:t>
-      </w:r>
-      <w:r>
-        <w:rPr>
-          <w:rFonts w:ascii="Arial" w:hAnsi="Arial" w:cs="Arial"/>
-          <w:color w:val="000000"/>
-          <w:sz w:val="16"/>
-          <w:szCs w:val="16"/>
-        </w:rPr>
-        <w:t> </w:t>
-      </w:r>
-      <w:proofErr w:type="gramStart"/>
-      <w:r>
-        <w:rPr>
-          <w:rFonts w:ascii="Arial" w:hAnsi="Arial" w:cs="Arial"/>
-          <w:color w:val="000000"/>
-          <w:sz w:val="16"/>
-          <w:szCs w:val="16"/>
-          <w:lang w:val="ru-RU"/>
-        </w:rPr>
-        <w:t>58-10</w:t>
-      </w:r>
-      <w:proofErr w:type="gramEnd"/>
-      <w:r>
-        <w:rPr>
-          <w:rFonts w:ascii="Arial" w:hAnsi="Arial" w:cs="Arial"/>
-          <w:color w:val="000000"/>
-          <w:sz w:val="16"/>
-          <w:szCs w:val="16"/>
-          <w:lang w:val="ru-RU"/>
-        </w:rPr>
-        <w:t xml:space="preserve">, ч.2 (антисоветская агитация, </w:t>
-      </w:r>
-      <w:proofErr w:type="spellStart"/>
-      <w:r>
-        <w:rPr>
-          <w:rFonts w:ascii="Arial" w:hAnsi="Arial" w:cs="Arial"/>
-          <w:color w:val="000000"/>
-          <w:sz w:val="16"/>
-          <w:szCs w:val="16"/>
-          <w:lang w:val="ru-RU"/>
-        </w:rPr>
-        <w:t>распр-ие</w:t>
-      </w:r>
-      <w:proofErr w:type="spellEnd"/>
-      <w:r>
-        <w:rPr>
-          <w:rFonts w:ascii="Arial" w:hAnsi="Arial" w:cs="Arial"/>
-          <w:color w:val="000000"/>
-          <w:sz w:val="16"/>
-          <w:szCs w:val="16"/>
-          <w:lang w:val="ru-RU"/>
-        </w:rPr>
-        <w:t xml:space="preserve"> </w:t>
-      </w:r>
-      <w:proofErr w:type="spellStart"/>
-      <w:proofErr w:type="gramStart"/>
-      <w:r>
-        <w:rPr>
-          <w:rFonts w:ascii="Arial" w:hAnsi="Arial" w:cs="Arial"/>
-          <w:color w:val="000000"/>
-          <w:sz w:val="16"/>
-          <w:szCs w:val="16"/>
-          <w:lang w:val="ru-RU"/>
-        </w:rPr>
-        <w:t>клеветнич.измышлений</w:t>
-      </w:r>
-      <w:proofErr w:type="spellEnd"/>
-      <w:proofErr w:type="gramEnd"/>
       <w:r>
         <w:rPr>
           <w:rFonts w:ascii="Arial" w:hAnsi="Arial" w:cs="Arial"/>
@@ -15036,110 +14851,110 @@
           <w:szCs w:val="16"/>
           <w:lang w:val="ru-RU"/>
         </w:rPr>
+        <w:t xml:space="preserve">Арестована 25 февраля 1950 г.  Приговорена: ВТ в/ч 48240 18 августа 1950 г., </w:t>
+      </w:r>
+      <w:proofErr w:type="spellStart"/>
+      <w:r>
+        <w:rPr>
+          <w:rFonts w:ascii="Arial" w:hAnsi="Arial" w:cs="Arial"/>
+          <w:color w:val="000000"/>
+          <w:sz w:val="16"/>
+          <w:szCs w:val="16"/>
+          <w:lang w:val="ru-RU"/>
+        </w:rPr>
+        <w:t>обв</w:t>
+      </w:r>
+      <w:proofErr w:type="spellEnd"/>
+      <w:r>
+        <w:rPr>
+          <w:rFonts w:ascii="Arial" w:hAnsi="Arial" w:cs="Arial"/>
+          <w:color w:val="000000"/>
+          <w:sz w:val="16"/>
+          <w:szCs w:val="16"/>
+          <w:lang w:val="ru-RU"/>
+        </w:rPr>
+        <w:t>.:</w:t>
+      </w:r>
+      <w:r>
+        <w:rPr>
+          <w:rFonts w:ascii="Arial" w:hAnsi="Arial" w:cs="Arial"/>
+          <w:color w:val="000000"/>
+          <w:sz w:val="16"/>
+          <w:szCs w:val="16"/>
+        </w:rPr>
+        <w:t> </w:t>
+      </w:r>
+      <w:r>
+        <w:rPr>
+          <w:rFonts w:ascii="Arial" w:hAnsi="Arial" w:cs="Arial"/>
+          <w:color w:val="000000"/>
+          <w:sz w:val="16"/>
+          <w:szCs w:val="16"/>
+          <w:lang w:val="ru-RU"/>
+        </w:rPr>
+        <w:t xml:space="preserve">сотрудничестве с английской </w:t>
+      </w:r>
+      <w:proofErr w:type="gramStart"/>
+      <w:r>
+        <w:rPr>
+          <w:rFonts w:ascii="Arial" w:hAnsi="Arial" w:cs="Arial"/>
+          <w:color w:val="000000"/>
+          <w:sz w:val="16"/>
+          <w:szCs w:val="16"/>
+          <w:lang w:val="ru-RU"/>
+        </w:rPr>
+        <w:t>разведкой..</w:t>
+      </w:r>
+      <w:proofErr w:type="gramEnd"/>
+      <w:r>
+        <w:rPr>
+          <w:rFonts w:ascii="Arial" w:hAnsi="Arial" w:cs="Arial"/>
+          <w:color w:val="000000"/>
+          <w:sz w:val="16"/>
+          <w:szCs w:val="16"/>
+          <w:lang w:val="ru-RU"/>
+        </w:rPr>
+        <w:t xml:space="preserve">  Расстреляна 9 ноября 1950 г. Место захоронения – Москва</w:t>
+      </w:r>
+    </w:p>
+    <w:p>
+      <w:pPr>
+        <w:spacing w:after="0" w:line="240" w:lineRule="auto"/>
+        <w:rPr>
+          <w:rFonts w:ascii="Arial" w:hAnsi="Arial" w:cs="Arial"/>
+          <w:sz w:val="16"/>
+          <w:szCs w:val="16"/>
+          <w:lang w:val="ru-RU"/>
+        </w:rPr>
+      </w:pPr>
+      <w:r>
+        <w:rPr>
+          <w:rFonts w:ascii="Arial" w:hAnsi="Arial" w:cs="Arial"/>
+          <w:sz w:val="16"/>
+          <w:szCs w:val="16"/>
+          <w:lang w:val="ru-RU"/>
+        </w:rPr>
+        <w:t>--------------------------------------------------------------</w:t>
+      </w:r>
+    </w:p>
+    <w:p>
+      <w:pPr>
+        <w:spacing w:after="0" w:line="240" w:lineRule="auto"/>
+        <w:rPr>
+          <w:rFonts w:ascii="Arial" w:hAnsi="Arial" w:cs="Arial"/>
+          <w:sz w:val="16"/>
+          <w:szCs w:val="16"/>
+          <w:lang w:val="ru-RU"/>
+        </w:rPr>
+      </w:pPr>
+      <w:r>
+        <w:rPr>
+          <w:rFonts w:ascii="Arial" w:hAnsi="Arial" w:cs="Arial"/>
+          <w:sz w:val="16"/>
+          <w:szCs w:val="16"/>
+          <w:lang w:val="ru-RU"/>
+        </w:rPr>
         <w:lastRenderedPageBreak/>
-        <w:t xml:space="preserve">Арестована 25 февраля 1950 г.  Приговорена: ВТ в/ч 48240 18 августа 1950 г., </w:t>
-      </w:r>
-      <w:proofErr w:type="spellStart"/>
-      <w:r>
-        <w:rPr>
-          <w:rFonts w:ascii="Arial" w:hAnsi="Arial" w:cs="Arial"/>
-          <w:color w:val="000000"/>
-          <w:sz w:val="16"/>
-          <w:szCs w:val="16"/>
-          <w:lang w:val="ru-RU"/>
-        </w:rPr>
-        <w:t>обв</w:t>
-      </w:r>
-      <w:proofErr w:type="spellEnd"/>
-      <w:r>
-        <w:rPr>
-          <w:rFonts w:ascii="Arial" w:hAnsi="Arial" w:cs="Arial"/>
-          <w:color w:val="000000"/>
-          <w:sz w:val="16"/>
-          <w:szCs w:val="16"/>
-          <w:lang w:val="ru-RU"/>
-        </w:rPr>
-        <w:t>.:</w:t>
-      </w:r>
-      <w:r>
-        <w:rPr>
-          <w:rFonts w:ascii="Arial" w:hAnsi="Arial" w:cs="Arial"/>
-          <w:color w:val="000000"/>
-          <w:sz w:val="16"/>
-          <w:szCs w:val="16"/>
-        </w:rPr>
-        <w:t> </w:t>
-      </w:r>
-      <w:r>
-        <w:rPr>
-          <w:rFonts w:ascii="Arial" w:hAnsi="Arial" w:cs="Arial"/>
-          <w:color w:val="000000"/>
-          <w:sz w:val="16"/>
-          <w:szCs w:val="16"/>
-          <w:lang w:val="ru-RU"/>
-        </w:rPr>
-        <w:t xml:space="preserve">сотрудничестве с английской </w:t>
-      </w:r>
-      <w:proofErr w:type="gramStart"/>
-      <w:r>
-        <w:rPr>
-          <w:rFonts w:ascii="Arial" w:hAnsi="Arial" w:cs="Arial"/>
-          <w:color w:val="000000"/>
-          <w:sz w:val="16"/>
-          <w:szCs w:val="16"/>
-          <w:lang w:val="ru-RU"/>
-        </w:rPr>
-        <w:t>разведкой..</w:t>
-      </w:r>
-      <w:proofErr w:type="gramEnd"/>
-      <w:r>
-        <w:rPr>
-          <w:rFonts w:ascii="Arial" w:hAnsi="Arial" w:cs="Arial"/>
-          <w:color w:val="000000"/>
-          <w:sz w:val="16"/>
-          <w:szCs w:val="16"/>
-          <w:lang w:val="ru-RU"/>
-        </w:rPr>
-        <w:t xml:space="preserve">  Расстреляна 9 ноября 1950 г. Место захоронения – Москва</w:t>
-      </w:r>
-    </w:p>
-    <w:p>
-      <w:pPr>
-        <w:spacing w:after="0" w:line="240" w:lineRule="auto"/>
-        <w:rPr>
-          <w:rFonts w:ascii="Arial" w:hAnsi="Arial" w:cs="Arial"/>
-          <w:sz w:val="16"/>
-          <w:szCs w:val="16"/>
-          <w:lang w:val="ru-RU"/>
-        </w:rPr>
-      </w:pPr>
-      <w:r>
-        <w:rPr>
-          <w:rFonts w:ascii="Arial" w:hAnsi="Arial" w:cs="Arial"/>
-          <w:sz w:val="16"/>
-          <w:szCs w:val="16"/>
-          <w:lang w:val="ru-RU"/>
-        </w:rPr>
-        <w:t>--------------------------------------------------------------</w:t>
-      </w:r>
-    </w:p>
-    <w:p>
-      <w:pPr>
-        <w:spacing w:after="0" w:line="240" w:lineRule="auto"/>
-        <w:rPr>
-          <w:rFonts w:ascii="Arial" w:hAnsi="Arial" w:cs="Arial"/>
-          <w:sz w:val="16"/>
-          <w:szCs w:val="16"/>
-          <w:lang w:val="ru-RU"/>
-        </w:rPr>
-      </w:pPr>
-      <w:r>
-        <w:rPr>
-          <w:rFonts w:ascii="Arial" w:hAnsi="Arial" w:cs="Arial"/>
-          <w:sz w:val="16"/>
-          <w:szCs w:val="16"/>
-          <w:lang w:val="ru-RU"/>
-        </w:rPr>
         <w:t xml:space="preserve">Арестована 12 февраля 1951 г. Приговорена: ВТ в/ч 48240 13 сентября 1951 г., </w:t>
       </w:r>
       <w:proofErr w:type="spellStart"/>
